--- a/scopus/Scopus_Tester_Manual.docx
+++ b/scopus/Scopus_Tester_Manual.docx
@@ -15,12 +15,12 @@
         <w:rPr>
           <w:b/>
         </w:rPr>
-        <w:t>End-to-end manual test: camera detects people → modem sends the event → your PC receives it.</w:t>
+        <w:t>End-to-end acceptance test: the camera sees people → the modem sends the event → this PC receives it.</w:t>
       </w:r>
     </w:p>
     <w:p>
       <w:r>
-        <w:t>Generated 2026-08-05 from scopus/make_tester_manual.py. Every step below was executed against the bench hardware; the expected output is what the devices actually produced.</w:t>
+        <w:t>Generated 2026-08-06 from scopus/make_tester_manual.py. Every command below was run, in this order, on the bench PC this document is written for, and each “Expected” block is the output that came back. The one exception is Step 9, which needs a person standing in front of the camera; its example is a real live detection recorded on the same bench.</w:t>
       </w:r>
     </w:p>
     <w:p>
@@ -28,12 +28,177 @@
         <w:pStyle w:val="Heading1"/>
       </w:pPr>
       <w:r>
-        <w:t>1. What this test proves</w:t>
+        <w:t>1. How to use this document</w:t>
       </w:r>
     </w:p>
     <w:p>
       <w:r>
-        <w:t>The Scopus system is two devices: an N6Cam (camera + neural network) and a WP76 modem, joined by an internal UART. Each half can look perfectly healthy while the product does nothing, because nothing joins them. This procedure follows one real event all the way out:</w:t>
+        <w:t>Work through it from top to bottom. Each step gives you one command to type and shows what should come back. If what you see does not match, stop and look up the symptom in section 14 — carrying on after a failed step produces confusing results later.</w:t>
+      </w:r>
+    </w:p>
+    <w:p>
+      <w:pPr>
+        <w:pStyle w:val="ListBullet"/>
+      </w:pPr>
+      <w:r>
+        <w:t>Lines in bold blue are what you type. Copy the whole line, including the part before &amp;&amp;.</w:t>
+      </w:r>
+    </w:p>
+    <w:p>
+      <w:pPr>
+        <w:pStyle w:val="ListBullet"/>
+      </w:pPr>
+      <w:r>
+        <w:t>Everything else in the boxes is what the computer prints back. It will not match character for character — times, counters and the picture change — but the shape and the key values must match.</w:t>
+      </w:r>
+    </w:p>
+    <w:p>
+      <w:pPr>
+        <w:pStyle w:val="ListBullet"/>
+      </w:pPr>
+      <w:r>
+        <w:t>You need two Terminal windows. Open one with Ctrl+Alt+T, and a second the same way. This document calls them Window A and Window B.</w:t>
+      </w:r>
+    </w:p>
+    <w:p>
+      <w:pPr>
+        <w:pStyle w:val="ListBullet"/>
+      </w:pPr>
+      <w:r>
+        <w:t>Nothing here needs a password, and nothing here changes the product's software.</w:t>
+      </w:r>
+    </w:p>
+    <w:p/>
+    <w:p>
+      <w:r>
+        <w:t>What the two windows are for:</w:t>
+      </w:r>
+    </w:p>
+    <w:tbl>
+      <w:tblPr>
+        <w:tblStyle w:val="LightGrid-Accent1"/>
+        <w:tblW w:type="auto" w:w="0"/>
+        <w:tblLook w:firstColumn="1" w:firstRow="1" w:lastColumn="0" w:lastRow="0" w:noHBand="0" w:noVBand="1" w:val="04A0"/>
+      </w:tblPr>
+      <w:tblGrid>
+        <w:gridCol w:w="2880"/>
+        <w:gridCol w:w="2880"/>
+        <w:gridCol w:w="2880"/>
+      </w:tblGrid>
+      <w:tr>
+        <w:tc>
+          <w:tcPr>
+            <w:tcW w:type="dxa" w:w="2880"/>
+          </w:tcPr>
+          <w:p>
+            <w:r>
+              <w:t>Window</w:t>
+            </w:r>
+          </w:p>
+        </w:tc>
+        <w:tc>
+          <w:tcPr>
+            <w:tcW w:type="dxa" w:w="2880"/>
+          </w:tcPr>
+          <w:p>
+            <w:r>
+              <w:t>What it does</w:t>
+            </w:r>
+          </w:p>
+        </w:tc>
+        <w:tc>
+          <w:tcPr>
+            <w:tcW w:type="dxa" w:w="2880"/>
+          </w:tcPr>
+          <w:p>
+            <w:r>
+              <w:t>When</w:t>
+            </w:r>
+          </w:p>
+        </w:tc>
+      </w:tr>
+      <w:tr>
+        <w:tc>
+          <w:tcPr>
+            <w:tcW w:type="dxa" w:w="2880"/>
+          </w:tcPr>
+          <w:p>
+            <w:r>
+              <w:t>A</w:t>
+            </w:r>
+          </w:p>
+        </w:tc>
+        <w:tc>
+          <w:tcPr>
+            <w:tcW w:type="dxa" w:w="2880"/>
+          </w:tcPr>
+          <w:p>
+            <w:r>
+              <w:t>Runs the receiving server — this is 'the customer's server' that the product sends events and photos to. It prints everything that arrives.</w:t>
+            </w:r>
+          </w:p>
+        </w:tc>
+        <w:tc>
+          <w:tcPr>
+            <w:tcW w:type="dxa" w:w="2880"/>
+          </w:tcPr>
+          <w:p>
+            <w:r>
+              <w:t>Started in Step 3, then left alone until the end</w:t>
+            </w:r>
+          </w:p>
+        </w:tc>
+      </w:tr>
+      <w:tr>
+        <w:tc>
+          <w:tcPr>
+            <w:tcW w:type="dxa" w:w="2880"/>
+          </w:tcPr>
+          <w:p>
+            <w:r>
+              <w:t>B</w:t>
+            </w:r>
+          </w:p>
+        </w:tc>
+        <w:tc>
+          <w:tcPr>
+            <w:tcW w:type="dxa" w:w="2880"/>
+          </w:tcPr>
+          <w:p>
+            <w:r>
+              <w:t>Everything else: the checks and the commands to the camera and the modem.</w:t>
+            </w:r>
+          </w:p>
+        </w:tc>
+        <w:tc>
+          <w:tcPr>
+            <w:tcW w:type="dxa" w:w="2880"/>
+          </w:tcPr>
+          <w:p>
+            <w:r>
+              <w:t>Used for every other step</w:t>
+            </w:r>
+          </w:p>
+        </w:tc>
+      </w:tr>
+    </w:tbl>
+    <w:p/>
+    <w:p>
+      <w:r>
+        <w:t>Roughly 20 minutes end to end, most of it waiting for the photo to cross the internal cable between the two boards.</w:t>
+      </w:r>
+    </w:p>
+    <w:p>
+      <w:pPr>
+        <w:pStyle w:val="Heading1"/>
+      </w:pPr>
+      <w:r>
+        <w:t>2. What this test proves</w:t>
+      </w:r>
+    </w:p>
+    <w:p>
+      <w:r>
+        <w:t>Scopus is two devices in one box: an N6Cam (camera + neural network) and a WP76 modem, joined by an internal serial cable. Each half can look perfectly healthy while the product does nothing, because nothing joins them. This procedure follows real events all the way out to this PC:</w:t>
       </w:r>
     </w:p>
     <w:p>
@@ -46,32 +211,142 @@
           <w:rFonts w:ascii="Consolas" w:hAnsi="Consolas"/>
           <w:sz w:val="18"/>
         </w:rPr>
-        <w:t xml:space="preserve">  inject an image with 3 people</w:t>
+        <w:t xml:space="preserve">  people in front of the camera</w:t>
         <w:br/>
-        <w:t xml:space="preserve">      -&gt; camera runs inference and detects them</w:t>
+        <w:t xml:space="preserve">      -&gt; camera's neural network detects them</w:t>
         <w:br/>
-        <w:t xml:space="preserve">          -&gt; camera notifies the modem over the internal UART</w:t>
+        <w:t xml:space="preserve">          -&gt; camera tells the modem over the internal cable</w:t>
         <w:br/>
-        <w:t xml:space="preserve">              -&gt; modem sends a UDP datagram to your PC</w:t>
+        <w:t xml:space="preserve">              -&gt; modem sends a UDP message to this PC</w:t>
+        <w:br/>
         <w:br/>
         <w:t xml:space="preserve">  photo capture</w:t>
         <w:br/>
         <w:t xml:space="preserve">      -&gt; camera sends the JPEG to the modem</w:t>
         <w:br/>
-        <w:t xml:space="preserve">          -&gt; modem uploads it to your PC over HTTP</w:t>
+        <w:t xml:space="preserve">          -&gt; modem uploads it to this PC over HTTP</w:t>
       </w:r>
     </w:p>
     <w:p>
       <w:r>
-        <w:t>You will end the test with a JSON event and a JPEG file on your PC that came off the device. That is the pass condition — not a device log line saying it sent them.</w:t>
+        <w:t>The test passes on what arrives on this PC — a JSON event and a JPEG file you can open. A log line on the device saying it sent them is not a pass; that only proves the device spoke, not that anything heard it.</w:t>
       </w:r>
     </w:p>
+    <w:p>
+      <w:r>
+        <w:t>The steps prove three separate things, which is why there are three of them:</w:t>
+      </w:r>
+    </w:p>
+    <w:tbl>
+      <w:tblPr>
+        <w:tblStyle w:val="LightGrid-Accent1"/>
+        <w:tblW w:type="auto" w:w="0"/>
+        <w:tblLook w:firstColumn="1" w:firstRow="1" w:lastColumn="0" w:lastRow="0" w:noHBand="0" w:noVBand="1" w:val="04A0"/>
+      </w:tblPr>
+      <w:tblGrid>
+        <w:gridCol w:w="4320"/>
+        <w:gridCol w:w="4320"/>
+      </w:tblGrid>
+      <w:tr>
+        <w:tc>
+          <w:tcPr>
+            <w:tcW w:type="dxa" w:w="4320"/>
+          </w:tcPr>
+          <w:p>
+            <w:r>
+              <w:t>Step</w:t>
+            </w:r>
+          </w:p>
+        </w:tc>
+        <w:tc>
+          <w:tcPr>
+            <w:tcW w:type="dxa" w:w="4320"/>
+          </w:tcPr>
+          <w:p>
+            <w:r>
+              <w:t>Proves</w:t>
+            </w:r>
+          </w:p>
+        </w:tc>
+      </w:tr>
+      <w:tr>
+        <w:tc>
+          <w:tcPr>
+            <w:tcW w:type="dxa" w:w="4320"/>
+          </w:tcPr>
+          <w:p>
+            <w:r>
+              <w:t>7 — known picture</w:t>
+            </w:r>
+          </w:p>
+        </w:tc>
+        <w:tc>
+          <w:tcPr>
+            <w:tcW w:type="dxa" w:w="4320"/>
+          </w:tcPr>
+          <w:p>
+            <w:r>
+              <w:t>the neural network counts people correctly (the picture has a known number in it, so the answer is checkable)</w:t>
+            </w:r>
+          </w:p>
+        </w:tc>
+      </w:tr>
+      <w:tr>
+        <w:tc>
+          <w:tcPr>
+            <w:tcW w:type="dxa" w:w="4320"/>
+          </w:tcPr>
+          <w:p>
+            <w:r>
+              <w:t>8 — test event</w:t>
+            </w:r>
+          </w:p>
+        </w:tc>
+        <w:tc>
+          <w:tcPr>
+            <w:tcW w:type="dxa" w:w="4320"/>
+          </w:tcPr>
+          <w:p>
+            <w:r>
+              <w:t>an event gets from the camera, through the modem, onto this PC, and arrives as valid data</w:t>
+            </w:r>
+          </w:p>
+        </w:tc>
+      </w:tr>
+      <w:tr>
+        <w:tc>
+          <w:tcPr>
+            <w:tcW w:type="dxa" w:w="4320"/>
+          </w:tcPr>
+          <w:p>
+            <w:r>
+              <w:t>9 — real people</w:t>
+            </w:r>
+          </w:p>
+        </w:tc>
+        <w:tc>
+          <w:tcPr>
+            <w:tcW w:type="dxa" w:w="4320"/>
+          </w:tcPr>
+          <w:p>
+            <w:r>
+              <w:t>the two above working together on a real detection: the product doing its actual job</w:t>
+            </w:r>
+          </w:p>
+        </w:tc>
+      </w:tr>
+    </w:tbl>
     <w:p>
       <w:pPr>
         <w:pStyle w:val="Heading1"/>
       </w:pPr>
       <w:r>
-        <w:t>2. What you need</w:t>
+        <w:t>3. What is already set up</w:t>
+      </w:r>
+    </w:p>
+    <w:p>
+      <w:r>
+        <w:t>This is all in place on the bench PC. You do not have to do anything with it; it is here so you can recognise the parts by name when a step mentions them.</w:t>
       </w:r>
     </w:p>
     <w:tbl>
@@ -113,7 +388,7 @@
           </w:tcPr>
           <w:p>
             <w:r>
-              <w:t>PC</w:t>
+              <w:t>This PC</w:t>
             </w:r>
           </w:p>
         </w:tc>
@@ -123,7 +398,7 @@
           </w:tcPr>
           <w:p>
             <w:r>
-              <w:t>Linux, on the same Ethernet subnet as the modem (the bench PC is 192.168.2.3)</w:t>
+              <w:t>The bench PC. It plays the part of the customer's server. Its address on the modem's network is 192.168.2.3</w:t>
             </w:r>
           </w:p>
         </w:tc>
@@ -145,7 +420,7 @@
           </w:tcPr>
           <w:p>
             <w:r>
-              <w:t>USB to the PC. Shell appears as the '-if02' CDC port</w:t>
+              <w:t>The camera board. Connected to this PC by USB</w:t>
             </w:r>
           </w:p>
         </w:tc>
@@ -167,7 +442,7 @@
           </w:tcPr>
           <w:p>
             <w:r>
-              <w:t>USB (AT on /dev/ttyUSB0) + Ethernet to the PC (192.168.2.2)</w:t>
+              <w:t>The modem board. Connected to this PC by USB (for commands) and Ethernet (192.168.2.2, for the data it sends)</w:t>
             </w:r>
           </w:p>
         </w:tc>
@@ -179,7 +454,7 @@
           </w:tcPr>
           <w:p>
             <w:r>
-              <w:t>Internal link</w:t>
+              <w:t>Internal cable</w:t>
             </w:r>
           </w:p>
         </w:tc>
@@ -189,7 +464,7 @@
           </w:tcPr>
           <w:p>
             <w:r>
-              <w:t>N6Cam UART wired to the modem — this is the link under test</w:t>
+              <w:t>Camera to modem. This is the link the product depends on and the one this test exercises</w:t>
             </w:r>
           </w:p>
         </w:tc>
@@ -201,7 +476,7 @@
           </w:tcPr>
           <w:p>
             <w:r>
-              <w:t>Repo</w:t>
+              <w:t>Software</w:t>
             </w:r>
           </w:p>
         </w:tc>
@@ -211,16 +486,106 @@
           </w:tcPr>
           <w:p>
             <w:r>
-              <w:t>edgeai checked out; run everything from its root</w:t>
+              <w:t>Already installed at ~/work/itpnovex/edgeai</w:t>
             </w:r>
           </w:p>
         </w:tc>
       </w:tr>
     </w:tbl>
-    <w:p/>
+    <w:p>
+      <w:pPr>
+        <w:pStyle w:val="Heading1"/>
+      </w:pPr>
+      <w:r>
+        <w:t>Step 1 — Close anything else using the devices</w:t>
+      </w:r>
+    </w:p>
     <w:p>
       <w:r>
-        <w:t>Find the camera's port — it changes after a reflash, so always resolve the by-id link rather than assuming /dev/ttyACM1:</w:t>
+        <w:t>If another program has the camera's or the modem's serial port open, it takes the replies this test is waiting for, and every step below fails with “no answer” while the hardware is perfectly healthy. This has cost real time on this bench.</w:t>
+      </w:r>
+    </w:p>
+    <w:p>
+      <w:r>
+        <w:t>Close, if any of them are open:</w:t>
+      </w:r>
+    </w:p>
+    <w:p>
+      <w:pPr>
+        <w:pStyle w:val="ListBullet"/>
+      </w:pPr>
+      <w:r>
+        <w:t>The Serial Monitor panel in VS Code (this is the usual culprit — closing the panel is enough, but closing VS Code is surer)</w:t>
+      </w:r>
+    </w:p>
+    <w:p>
+      <w:pPr>
+        <w:pStyle w:val="ListBullet"/>
+      </w:pPr>
+      <w:r>
+        <w:t>Any terminal window running picocom, minicom, tio or screen</w:t>
+      </w:r>
+    </w:p>
+    <w:p>
+      <w:pPr>
+        <w:pStyle w:val="ListBullet"/>
+      </w:pPr>
+      <w:r>
+        <w:t>A test server left running from an earlier test</w:t>
+      </w:r>
+    </w:p>
+    <w:p>
+      <w:pPr>
+        <w:ind w:left="432"/>
+      </w:pPr>
+      <w:r>
+        <w:rPr>
+          <w:i/>
+          <w:color w:val="444444"/>
+          <w:sz w:val="18"/>
+        </w:rPr>
+        <w:t>Step 2 checks this for you and names the program if it finds one, so you do not have to guess.</w:t>
+      </w:r>
+    </w:p>
+    <w:p>
+      <w:pPr>
+        <w:pStyle w:val="Heading1"/>
+      </w:pPr>
+      <w:r>
+        <w:t>Step 2 — Check the bench is ready</w:t>
+      </w:r>
+    </w:p>
+    <w:p>
+      <w:r>
+        <w:t>In Window B:</w:t>
+      </w:r>
+    </w:p>
+    <w:p>
+      <w:pPr>
+        <w:spacing w:after="80"/>
+        <w:ind w:left="432"/>
+      </w:pPr>
+      <w:r>
+        <w:rPr>
+          <w:rFonts w:ascii="Consolas" w:hAnsi="Consolas"/>
+          <w:b/>
+          <w:color w:val="1F3D7A"/>
+          <w:sz w:val="18"/>
+        </w:rPr>
+        <w:t>cd ~/work/itpnovex/edgeai &amp;&amp; python3 scopus/preflight.py</w:t>
+      </w:r>
+    </w:p>
+    <w:p>
+      <w:pPr>
+        <w:spacing w:after="40"/>
+      </w:pPr>
+      <w:r>
+        <w:rPr>
+          <w:b/>
+          <w:color w:val="1E6B2E"/>
+          <w:sz w:val="20"/>
+        </w:rPr>
+        <w:t>Expected:</w:t>
       </w:r>
     </w:p>
     <w:p>
@@ -233,9 +598,79 @@
           <w:rFonts w:ascii="Consolas" w:hAnsi="Consolas"/>
           <w:sz w:val="18"/>
         </w:rPr>
-        <w:t>$ readlink -f /dev/serial/by-id/usb-STMicroelectronics_N6Cam_DEADBEEF-if02</w:t>
+        <w:t>Scopus bench pre-flight</w:t>
         <w:br/>
-        <w:t>/dev/ttyACM2</w:t>
+        <w:br/>
+        <w:t xml:space="preserve">  [PASS] N6Cam shell port  —  /dev/ttyACM2</w:t>
+        <w:br/>
+        <w:t xml:space="preserve">  [PASS] Modem AT port  —  /dev/ttyUSB0</w:t>
+        <w:br/>
+        <w:t xml:space="preserve">  [PASS] N6Cam port is free  —  nobody else has it open</w:t>
+        <w:br/>
+        <w:t xml:space="preserve">  [PASS] Modem port is free  —  nobody else has it open</w:t>
+        <w:br/>
+        <w:t xml:space="preserve">  [PASS] This PC is on the modem's network  —  this PC is 192.168.2.3</w:t>
+        <w:br/>
+        <w:t xml:space="preserve">  [PASS] Modem answers on the network  —  192.168.2.2</w:t>
+        <w:br/>
+        <w:t xml:space="preserve">  [PASS] Server ports are free  —  TCP 8080, UDP 9999</w:t>
+        <w:br/>
+        <w:t xml:space="preserve">  [PASS] Modem SDVR app answers  —  version 1.7.1</w:t>
+        <w:br/>
+        <w:t xml:space="preserve">  [PASS] Modem firmware is new enough  —  1.7.1 &gt;= 1.7.0</w:t>
+        <w:br/>
+        <w:t xml:space="preserve">  [PASS] Camera shell answers  —  uptime replied</w:t>
+        <w:br/>
+        <w:t xml:space="preserve">  [PASS] Camera can reach the modem  —  internal cable carries commands</w:t>
+        <w:br/>
+        <w:t xml:space="preserve">  [PASS] Test image present  —  /home/user/work/itpnovex/edgeai/images/3_people.jpg</w:t>
+        <w:br/>
+        <w:br/>
+        <w:t>READY — the bench is fit to test on. Go to Step 3 of the manual.</w:t>
+      </w:r>
+    </w:p>
+    <w:p>
+      <w:pPr>
+        <w:ind w:left="432"/>
+      </w:pPr>
+      <w:r>
+        <w:rPr>
+          <w:i/>
+          <w:color w:val="B00000"/>
+          <w:sz w:val="18"/>
+        </w:rPr>
+        <w:t>Every line must say PASS. If one says FAIL, the yellow text underneath it says what to do; do that and run the command again. Do not start the test with a FAIL showing — the step that fails later will look like a product fault and will not be one.</w:t>
+      </w:r>
+    </w:p>
+    <w:p>
+      <w:pPr>
+        <w:ind w:left="432"/>
+      </w:pPr>
+      <w:r>
+        <w:rPr>
+          <w:i/>
+          <w:color w:val="444444"/>
+          <w:sz w:val="18"/>
+        </w:rPr>
+        <w:t>'/dev/ttyACM2' may read ttyACM1 on your run. That is normal — the camera moves between the two — and nothing in this document depends on which one it is.</w:t>
+      </w:r>
+    </w:p>
+    <w:p>
+      <w:pPr>
+        <w:pStyle w:val="Heading1"/>
+      </w:pPr>
+      <w:r>
+        <w:t>Step 3 — Start the receiving server (Window A)</w:t>
+      </w:r>
+    </w:p>
+    <w:p>
+      <w:r>
+        <w:t>This is the server the product uploads to. It listens for both things the device sends — events (UDP) and photos (HTTP) — and saves everything it receives so you can look at it afterwards.</w:t>
+      </w:r>
+    </w:p>
+    <w:p>
+      <w:r>
+        <w:t>In Window A:</w:t>
       </w:r>
     </w:p>
     <w:p>
@@ -246,43 +681,23 @@
       <w:r>
         <w:rPr>
           <w:rFonts w:ascii="Consolas" w:hAnsi="Consolas"/>
+          <w:b/>
+          <w:color w:val="1F3D7A"/>
           <w:sz w:val="18"/>
         </w:rPr>
-        <w:t>$ export CAM=$(readlink -f /dev/serial/by-id/usb-STMicroelectronics_N6Cam_DEADBEEF-if02)</w:t>
+        <w:t>cd ~/work/itpnovex/edgeai &amp;&amp; python3 scopus/test_server.py --http-port 8080 --udp-port 9999 --dir ~/scopus-received --from-modem 192.168.2.2 --fresh</w:t>
       </w:r>
     </w:p>
     <w:p>
       <w:pPr>
-        <w:pStyle w:val="Heading1"/>
-      </w:pPr>
-      <w:r>
-        <w:t>Step 1 — Start the server on your PC</w:t>
-      </w:r>
-    </w:p>
-    <w:p>
-      <w:r>
-        <w:t>This is the 'server' the product uploads to. It listens for both things the device sends: notifications (UDP) and photos (HTTP). Leave it running in its own terminal for the whole test.</w:t>
-      </w:r>
-    </w:p>
-    <w:p>
-      <w:pPr>
-        <w:spacing w:after="80"/>
-        <w:ind w:left="432"/>
+        <w:spacing w:after="40"/>
       </w:pPr>
       <w:r>
         <w:rPr>
-          <w:rFonts w:ascii="Consolas" w:hAnsi="Consolas"/>
-          <w:sz w:val="18"/>
+          <w:b/>
+          <w:color w:val="1E6B2E"/>
+          <w:sz w:val="20"/>
         </w:rPr>
-        <w:t>$ python3 scopus/test_server.py \</w:t>
-        <w:br/>
-        <w:t xml:space="preserve">      --http-port 8080 --udp-port 9999 \</w:t>
-        <w:br/>
-        <w:t xml:space="preserve">      --dir ~/scopus-received --from-modem 192.168.2.2</w:t>
-      </w:r>
-    </w:p>
-    <w:p>
-      <w:r>
         <w:t>Expected:</w:t>
       </w:r>
     </w:p>
@@ -300,35 +715,211 @@
         <w:br/>
         <w:t xml:space="preserve">  receiving into /home/user/scopus-received</w:t>
         <w:br/>
-        <w:t>[17:39:05] listening      UDP  0.0.0.0:9999  (notifications)</w:t>
+        <w:t xml:space="preserve">  (an earlier run's files were moved to /home/user/scopus-received-old-20260806-151456)</w:t>
         <w:br/>
-        <w:t>[17:39:05] listening      HTTP 0.0.0.0:8080 (photo uploads)</w:t>
+        <w:t>[15:14:56] listening      UDP  0.0.0.0:9999  (notifications)</w:t>
+        <w:br/>
+        <w:t>[15:14:56] listening      HTTP 0.0.0.0:8080 (photo uploads)</w:t>
+        <w:br/>
+        <w:t xml:space="preserve">  Ctrl-C to stop. Point the modem here with:</w:t>
+        <w:br/>
+        <w:t xml:space="preserve">    AT+SDVRNTFHOST="&lt;this PC ip&gt;"   AT+SDVRNTFPORT=9999</w:t>
+        <w:br/>
+        <w:t xml:space="preserve">    AT+SDVRHOSTIP="&lt;this PC ip&gt;"    AT+SDVRPORT=8080   AT+SDVRSRVRPATH="/upload"</w:t>
       </w:r>
     </w:p>
     <w:p>
-      <w:pPr>
-        <w:ind w:left="432"/>
-      </w:pPr>
       <w:r>
-        <w:rPr>
-          <w:i/>
-          <w:color w:val="444444"/>
-          <w:sz w:val="18"/>
-        </w:rPr>
-        <w:t>--from-modem makes the server ignore anything not from the modem. Unrelated traffic on the notification port has been mistaken for a passing test before.</w:t>
+        <w:t>Leave this window running and visible for the rest of the test — several steps are judged by what appears here. Do not type in it. You will stop it with Ctrl-C at the very end.</w:t>
       </w:r>
     </w:p>
+    <w:p>
+      <w:r>
+        <w:t>What the options mean:</w:t>
+      </w:r>
+    </w:p>
+    <w:tbl>
+      <w:tblPr>
+        <w:tblStyle w:val="LightGrid-Accent1"/>
+        <w:tblW w:type="auto" w:w="0"/>
+        <w:tblLook w:firstColumn="1" w:firstRow="1" w:lastColumn="0" w:lastRow="0" w:noHBand="0" w:noVBand="1" w:val="04A0"/>
+      </w:tblPr>
+      <w:tblGrid>
+        <w:gridCol w:w="4320"/>
+        <w:gridCol w:w="4320"/>
+      </w:tblGrid>
+      <w:tr>
+        <w:tc>
+          <w:tcPr>
+            <w:tcW w:type="dxa" w:w="4320"/>
+          </w:tcPr>
+          <w:p>
+            <w:r>
+              <w:t>Option</w:t>
+            </w:r>
+          </w:p>
+        </w:tc>
+        <w:tc>
+          <w:tcPr>
+            <w:tcW w:type="dxa" w:w="4320"/>
+          </w:tcPr>
+          <w:p>
+            <w:r>
+              <w:t>Meaning</w:t>
+            </w:r>
+          </w:p>
+        </w:tc>
+      </w:tr>
+      <w:tr>
+        <w:tc>
+          <w:tcPr>
+            <w:tcW w:type="dxa" w:w="4320"/>
+          </w:tcPr>
+          <w:p>
+            <w:r>
+              <w:t>--http-port 8080</w:t>
+            </w:r>
+          </w:p>
+        </w:tc>
+        <w:tc>
+          <w:tcPr>
+            <w:tcW w:type="dxa" w:w="4320"/>
+          </w:tcPr>
+          <w:p>
+            <w:r>
+              <w:t>port the photos are uploaded to</w:t>
+            </w:r>
+          </w:p>
+        </w:tc>
+      </w:tr>
+      <w:tr>
+        <w:tc>
+          <w:tcPr>
+            <w:tcW w:type="dxa" w:w="4320"/>
+          </w:tcPr>
+          <w:p>
+            <w:r>
+              <w:t>--udp-port 9999</w:t>
+            </w:r>
+          </w:p>
+        </w:tc>
+        <w:tc>
+          <w:tcPr>
+            <w:tcW w:type="dxa" w:w="4320"/>
+          </w:tcPr>
+          <w:p>
+            <w:r>
+              <w:t>port the events arrive on</w:t>
+            </w:r>
+          </w:p>
+        </w:tc>
+      </w:tr>
+      <w:tr>
+        <w:tc>
+          <w:tcPr>
+            <w:tcW w:type="dxa" w:w="4320"/>
+          </w:tcPr>
+          <w:p>
+            <w:r>
+              <w:t>--dir ~/scopus-received</w:t>
+            </w:r>
+          </w:p>
+        </w:tc>
+        <w:tc>
+          <w:tcPr>
+            <w:tcW w:type="dxa" w:w="4320"/>
+          </w:tcPr>
+          <w:p>
+            <w:r>
+              <w:t>folder everything received is saved in</w:t>
+            </w:r>
+          </w:p>
+        </w:tc>
+      </w:tr>
+      <w:tr>
+        <w:tc>
+          <w:tcPr>
+            <w:tcW w:type="dxa" w:w="4320"/>
+          </w:tcPr>
+          <w:p>
+            <w:r>
+              <w:t>--from-modem 192.168.2.2</w:t>
+            </w:r>
+          </w:p>
+        </w:tc>
+        <w:tc>
+          <w:tcPr>
+            <w:tcW w:type="dxa" w:w="4320"/>
+          </w:tcPr>
+          <w:p>
+            <w:r>
+              <w:t>ignore anything that did not come from the modem. Unrelated traffic on this port has been mistaken for a passing test before</w:t>
+            </w:r>
+          </w:p>
+        </w:tc>
+      </w:tr>
+      <w:tr>
+        <w:tc>
+          <w:tcPr>
+            <w:tcW w:type="dxa" w:w="4320"/>
+          </w:tcPr>
+          <w:p>
+            <w:r>
+              <w:t>--fresh</w:t>
+            </w:r>
+          </w:p>
+        </w:tc>
+        <w:tc>
+          <w:tcPr>
+            <w:tcW w:type="dxa" w:w="4320"/>
+          </w:tcPr>
+          <w:p>
+            <w:r>
+              <w:t>start with an empty folder, so what is in it at the end is this test's evidence and nothing else. An earlier run's files are moved aside, not deleted</w:t>
+            </w:r>
+          </w:p>
+        </w:tc>
+      </w:tr>
+    </w:tbl>
     <w:p>
       <w:pPr>
         <w:pStyle w:val="Heading1"/>
       </w:pPr>
       <w:r>
-        <w:t>Step 2 — Point the modem at your PC</w:t>
+        <w:t>Step 4 — Point the modem at this PC (Window B)</w:t>
       </w:r>
     </w:p>
     <w:p>
       <w:r>
-        <w:t>Connect to the modem's AT channel (FTDI host UART, /dev/ttyUSB0 at 115200 8N1). Any terminal will do; the commands matter, not the tool.</w:t>
+        <w:t>The modem has to be told where to send things. This one command works out this PC's address on the modem's network, sets the five settings that need to agree with each other, and reads them back.</w:t>
+      </w:r>
+    </w:p>
+    <w:p>
+      <w:pPr>
+        <w:spacing w:after="80"/>
+        <w:ind w:left="432"/>
+      </w:pPr>
+      <w:r>
+        <w:rPr>
+          <w:rFonts w:ascii="Consolas" w:hAnsi="Consolas"/>
+          <w:b/>
+          <w:color w:val="1F3D7A"/>
+          <w:sz w:val="18"/>
+        </w:rPr>
+        <w:t>cd ~/work/itpnovex/edgeai &amp;&amp; python3 scopus/at.py --point-here</w:t>
+      </w:r>
+    </w:p>
+    <w:p>
+      <w:pPr>
+        <w:spacing w:after="40"/>
+      </w:pPr>
+      <w:r>
+        <w:rPr>
+          <w:b/>
+          <w:color w:val="1E6B2E"/>
+          <w:sz w:val="20"/>
+        </w:rPr>
+        <w:t>Expected:</w:t>
       </w:r>
     </w:p>
     <w:p>
@@ -341,34 +932,323 @@
           <w:rFonts w:ascii="Consolas" w:hAnsi="Consolas"/>
           <w:sz w:val="18"/>
         </w:rPr>
-        <w:t>$ python3 -c "</w:t>
+        <w:t>[modem /dev/ttyUSB0]</w:t>
         <w:br/>
-        <w:t>import sys; sys.path.insert(0,'scopus/lib')</w:t>
+        <w:t>Pointing the modem at this PC (192.168.2.3)</w:t>
         <w:br/>
-        <w:t>from devices import ModemAt</w:t>
         <w:br/>
-        <w:t>at = ModemAt(); at.prime()</w:t>
+        <w:t xml:space="preserve">  AT+SDVRNTFHOST="192.168.2.3"</w:t>
         <w:br/>
-        <w:t>for c in ['AT+SDVRNTFHOST=\"192.168.2.3\"',</w:t>
+        <w:t xml:space="preserve">      OK</w:t>
         <w:br/>
-        <w:t xml:space="preserve">          'AT+SDVRNTFPORT=9999',</w:t>
+        <w:t xml:space="preserve">  AT+SDVRNTFPORT=9999</w:t>
         <w:br/>
-        <w:t xml:space="preserve">          'AT+SDVRHOSTIP=\"192.168.2.3\"',</w:t>
+        <w:t xml:space="preserve">      OK</w:t>
         <w:br/>
-        <w:t xml:space="preserve">          'AT+SDVRPORT=8080',</w:t>
+        <w:t xml:space="preserve">  AT+SDVRHOSTIP="192.168.2.3"</w:t>
         <w:br/>
-        <w:t xml:space="preserve">          'AT+SDVRSRVRPATH=\"/upload\"']:</w:t>
+        <w:t xml:space="preserve">      OK</w:t>
         <w:br/>
-        <w:t xml:space="preserve">    print(c, '-&gt;', at.send(c, 4.0).strip())</w:t>
+        <w:t xml:space="preserve">  AT+SDVRPORT=8080</w:t>
         <w:br/>
-        <w:t>print(at.send('AT+SDVRSRVGET', 4.0))"</w:t>
+        <w:t xml:space="preserve">      OK</w:t>
+        <w:br/>
+        <w:t xml:space="preserve">  AT+SDVRSRVRPATH="/upload"</w:t>
+        <w:br/>
+        <w:t xml:space="preserve">      OK</w:t>
+        <w:br/>
+        <w:br/>
+        <w:t>Read back what the modem now has:</w:t>
+        <w:br/>
+        <w:t xml:space="preserve">  AT+SDVRNTFHOST?</w:t>
+        <w:br/>
+        <w:t xml:space="preserve">      +SDVRNTFHOST:"192.168.2.3"</w:t>
+        <w:br/>
+        <w:t xml:space="preserve">      OK</w:t>
+        <w:br/>
+        <w:t xml:space="preserve">  AT+SDVRNTFPORT?</w:t>
+        <w:br/>
+        <w:t xml:space="preserve">      +SDVRNTFPORT:9999</w:t>
+        <w:br/>
+        <w:t xml:space="preserve">      OK</w:t>
+        <w:br/>
+        <w:t xml:space="preserve">  AT+SDVRSRVGET</w:t>
+        <w:br/>
+        <w:t xml:space="preserve">      +SDVRSRVGET:"192.168.2.3","",8080,"/upload",http</w:t>
+        <w:br/>
+        <w:t xml:space="preserve">      OK</w:t>
+        <w:br/>
+        <w:br/>
+        <w:t>OK — notifications to 192.168.2.3:9999, photos to http://192.168.2.3:8080/upload</w:t>
       </w:r>
     </w:p>
     <w:p>
       <w:r>
-        <w:t>What each one sets:</w:t>
+        <w:t>The five settings, in case you need to recognise them:</w:t>
       </w:r>
     </w:p>
+    <w:tbl>
+      <w:tblPr>
+        <w:tblStyle w:val="LightGrid-Accent1"/>
+        <w:tblW w:type="auto" w:w="0"/>
+        <w:tblLook w:firstColumn="1" w:firstRow="1" w:lastColumn="0" w:lastRow="0" w:noHBand="0" w:noVBand="1" w:val="04A0"/>
+      </w:tblPr>
+      <w:tblGrid>
+        <w:gridCol w:w="4320"/>
+        <w:gridCol w:w="4320"/>
+      </w:tblGrid>
+      <w:tr>
+        <w:tc>
+          <w:tcPr>
+            <w:tcW w:type="dxa" w:w="4320"/>
+          </w:tcPr>
+          <w:p>
+            <w:r>
+              <w:t>Setting</w:t>
+            </w:r>
+          </w:p>
+        </w:tc>
+        <w:tc>
+          <w:tcPr>
+            <w:tcW w:type="dxa" w:w="4320"/>
+          </w:tcPr>
+          <w:p>
+            <w:r>
+              <w:t>Meaning</w:t>
+            </w:r>
+          </w:p>
+        </w:tc>
+      </w:tr>
+      <w:tr>
+        <w:tc>
+          <w:tcPr>
+            <w:tcW w:type="dxa" w:w="4320"/>
+          </w:tcPr>
+          <w:p>
+            <w:r>
+              <w:t>AT+SDVRNTFHOST="192.168.2.3"</w:t>
+            </w:r>
+          </w:p>
+        </w:tc>
+        <w:tc>
+          <w:tcPr>
+            <w:tcW w:type="dxa" w:w="4320"/>
+          </w:tcPr>
+          <w:p>
+            <w:r>
+              <w:t>where events go (this PC)</w:t>
+            </w:r>
+          </w:p>
+        </w:tc>
+      </w:tr>
+      <w:tr>
+        <w:tc>
+          <w:tcPr>
+            <w:tcW w:type="dxa" w:w="4320"/>
+          </w:tcPr>
+          <w:p>
+            <w:r>
+              <w:t>AT+SDVRNTFPORT=9999</w:t>
+            </w:r>
+          </w:p>
+        </w:tc>
+        <w:tc>
+          <w:tcPr>
+            <w:tcW w:type="dxa" w:w="4320"/>
+          </w:tcPr>
+          <w:p>
+            <w:r>
+              <w:t>port events go to</w:t>
+            </w:r>
+          </w:p>
+        </w:tc>
+      </w:tr>
+      <w:tr>
+        <w:tc>
+          <w:tcPr>
+            <w:tcW w:type="dxa" w:w="4320"/>
+          </w:tcPr>
+          <w:p>
+            <w:r>
+              <w:t>AT+SDVRHOSTIP="192.168.2.3"</w:t>
+            </w:r>
+          </w:p>
+        </w:tc>
+        <w:tc>
+          <w:tcPr>
+            <w:tcW w:type="dxa" w:w="4320"/>
+          </w:tcPr>
+          <w:p>
+            <w:r>
+              <w:t>where photos go (this PC)</w:t>
+            </w:r>
+          </w:p>
+        </w:tc>
+      </w:tr>
+      <w:tr>
+        <w:tc>
+          <w:tcPr>
+            <w:tcW w:type="dxa" w:w="4320"/>
+          </w:tcPr>
+          <w:p>
+            <w:r>
+              <w:t>AT+SDVRPORT=8080</w:t>
+            </w:r>
+          </w:p>
+        </w:tc>
+        <w:tc>
+          <w:tcPr>
+            <w:tcW w:type="dxa" w:w="4320"/>
+          </w:tcPr>
+          <w:p>
+            <w:r>
+              <w:t>port photos go to</w:t>
+            </w:r>
+          </w:p>
+        </w:tc>
+      </w:tr>
+      <w:tr>
+        <w:tc>
+          <w:tcPr>
+            <w:tcW w:type="dxa" w:w="4320"/>
+          </w:tcPr>
+          <w:p>
+            <w:r>
+              <w:t>AT+SDVRSRVRPATH="/upload"</w:t>
+            </w:r>
+          </w:p>
+        </w:tc>
+        <w:tc>
+          <w:tcPr>
+            <w:tcW w:type="dxa" w:w="4320"/>
+          </w:tcPr>
+          <w:p>
+            <w:r>
+              <w:t>the address on the server the photo is posted to</w:t>
+            </w:r>
+          </w:p>
+        </w:tc>
+      </w:tr>
+    </w:tbl>
+    <w:p/>
+    <w:p>
+      <w:pPr>
+        <w:ind w:left="432"/>
+      </w:pPr>
+      <w:r>
+        <w:rPr>
+          <w:i/>
+          <w:color w:val="444444"/>
+          <w:sz w:val="18"/>
+        </w:rPr>
+        <w:t>The last line must say OK. The command judges itself on the read-back rather than on the five OKs, because a setting that answers OK and stores nothing is exactly the fault this step exists to catch.</w:t>
+      </w:r>
+    </w:p>
+    <w:p>
+      <w:pPr>
+        <w:pStyle w:val="Heading1"/>
+      </w:pPr>
+      <w:r>
+        <w:t>Step 5 — Tell the camera to look for people</w:t>
+      </w:r>
+    </w:p>
+    <w:p>
+      <w:r>
+        <w:t>Two commands, in Window B:</w:t>
+      </w:r>
+    </w:p>
+    <w:p>
+      <w:pPr>
+        <w:spacing w:after="80"/>
+        <w:ind w:left="432"/>
+      </w:pPr>
+      <w:r>
+        <w:rPr>
+          <w:rFonts w:ascii="Consolas" w:hAnsi="Consolas"/>
+          <w:b/>
+          <w:color w:val="1F3D7A"/>
+          <w:sz w:val="18"/>
+        </w:rPr>
+        <w:t>cd ~/work/itpnovex/edgeai &amp;&amp; python3 scopus/cam.py "detect profile 0x01 0x03"</w:t>
+      </w:r>
+    </w:p>
+    <w:p>
+      <w:pPr>
+        <w:spacing w:after="40"/>
+      </w:pPr>
+      <w:r>
+        <w:rPr>
+          <w:b/>
+          <w:color w:val="1E6B2E"/>
+          <w:sz w:val="20"/>
+        </w:rPr>
+        <w:t>Expected:</w:t>
+      </w:r>
+    </w:p>
+    <w:p>
+      <w:pPr>
+        <w:spacing w:after="80"/>
+        <w:ind w:left="432"/>
+      </w:pPr>
+      <w:r>
+        <w:rPr>
+          <w:rFonts w:ascii="Consolas" w:hAnsi="Consolas"/>
+          <w:sz w:val="18"/>
+        </w:rPr>
+        <w:t>[camera /dev/ttyACM2] &gt; detect profile 0x01 0x03</w:t>
+        <w:br/>
+        <w:t>detect profile: det_msk=0x01 action_msk=0x03</w:t>
+        <w:br/>
+        <w:t>detect profile ok</w:t>
+      </w:r>
+    </w:p>
+    <w:p/>
+    <w:p>
+      <w:pPr>
+        <w:spacing w:after="80"/>
+        <w:ind w:left="432"/>
+      </w:pPr>
+      <w:r>
+        <w:rPr>
+          <w:rFonts w:ascii="Consolas" w:hAnsi="Consolas"/>
+          <w:b/>
+          <w:color w:val="1F3D7A"/>
+          <w:sz w:val="18"/>
+        </w:rPr>
+        <w:t>cd ~/work/itpnovex/edgeai &amp;&amp; python3 scopus/cam.py "notify enable 0xff"</w:t>
+      </w:r>
+    </w:p>
+    <w:p>
+      <w:pPr>
+        <w:spacing w:after="40"/>
+      </w:pPr>
+      <w:r>
+        <w:rPr>
+          <w:b/>
+          <w:color w:val="1E6B2E"/>
+          <w:sz w:val="20"/>
+        </w:rPr>
+        <w:t>Expected:</w:t>
+      </w:r>
+    </w:p>
+    <w:p>
+      <w:pPr>
+        <w:spacing w:after="80"/>
+        <w:ind w:left="432"/>
+      </w:pPr>
+      <w:r>
+        <w:rPr>
+          <w:rFonts w:ascii="Consolas" w:hAnsi="Consolas"/>
+          <w:sz w:val="18"/>
+        </w:rPr>
+        <w:t>[camera /dev/ttyACM2] &gt; notify enable 0xff</w:t>
+        <w:br/>
+        <w:t>notify enable: 0x000000ff</w:t>
+        <w:br/>
+        <w:t>notify enable ok</w:t>
+      </w:r>
+    </w:p>
+    <w:p/>
     <w:tbl>
       <w:tblPr>
         <w:tblStyle w:val="LightGrid-Accent1"/>
@@ -408,238 +1288,6 @@
           </w:tcPr>
           <w:p>
             <w:r>
-              <w:t>AT+SDVRNTFHOST="192.168.2.3"</w:t>
-            </w:r>
-          </w:p>
-        </w:tc>
-        <w:tc>
-          <w:tcPr>
-            <w:tcW w:type="dxa" w:w="4320"/>
-          </w:tcPr>
-          <w:p>
-            <w:r>
-              <w:t>where notifications go (your PC)</w:t>
-            </w:r>
-          </w:p>
-        </w:tc>
-      </w:tr>
-      <w:tr>
-        <w:tc>
-          <w:tcPr>
-            <w:tcW w:type="dxa" w:w="4320"/>
-          </w:tcPr>
-          <w:p>
-            <w:r>
-              <w:t>AT+SDVRNTFPORT=9999</w:t>
-            </w:r>
-          </w:p>
-        </w:tc>
-        <w:tc>
-          <w:tcPr>
-            <w:tcW w:type="dxa" w:w="4320"/>
-          </w:tcPr>
-          <w:p>
-            <w:r>
-              <w:t>notification UDP port</w:t>
-            </w:r>
-          </w:p>
-        </w:tc>
-      </w:tr>
-      <w:tr>
-        <w:tc>
-          <w:tcPr>
-            <w:tcW w:type="dxa" w:w="4320"/>
-          </w:tcPr>
-          <w:p>
-            <w:r>
-              <w:t>AT+SDVRHOSTIP="192.168.2.3"</w:t>
-            </w:r>
-          </w:p>
-        </w:tc>
-        <w:tc>
-          <w:tcPr>
-            <w:tcW w:type="dxa" w:w="4320"/>
-          </w:tcPr>
-          <w:p>
-            <w:r>
-              <w:t>where photos go (your PC)</w:t>
-            </w:r>
-          </w:p>
-        </w:tc>
-      </w:tr>
-      <w:tr>
-        <w:tc>
-          <w:tcPr>
-            <w:tcW w:type="dxa" w:w="4320"/>
-          </w:tcPr>
-          <w:p>
-            <w:r>
-              <w:t>AT+SDVRPORT=8080</w:t>
-            </w:r>
-          </w:p>
-        </w:tc>
-        <w:tc>
-          <w:tcPr>
-            <w:tcW w:type="dxa" w:w="4320"/>
-          </w:tcPr>
-          <w:p>
-            <w:r>
-              <w:t>photo upload HTTP port</w:t>
-            </w:r>
-          </w:p>
-        </w:tc>
-      </w:tr>
-      <w:tr>
-        <w:tc>
-          <w:tcPr>
-            <w:tcW w:type="dxa" w:w="4320"/>
-          </w:tcPr>
-          <w:p>
-            <w:r>
-              <w:t>AT+SDVRSRVRPATH="/upload"</w:t>
-            </w:r>
-          </w:p>
-        </w:tc>
-        <w:tc>
-          <w:tcPr>
-            <w:tcW w:type="dxa" w:w="4320"/>
-          </w:tcPr>
-          <w:p>
-            <w:r>
-              <w:t>URL path for the upload POST</w:t>
-            </w:r>
-          </w:p>
-        </w:tc>
-      </w:tr>
-    </w:tbl>
-    <w:p/>
-    <w:p>
-      <w:r>
-        <w:t>Expected — every command answers OK, and the read-back shows what you set:</w:t>
-      </w:r>
-    </w:p>
-    <w:p>
-      <w:pPr>
-        <w:spacing w:after="80"/>
-        <w:ind w:left="432"/>
-      </w:pPr>
-      <w:r>
-        <w:rPr>
-          <w:rFonts w:ascii="Consolas" w:hAnsi="Consolas"/>
-          <w:sz w:val="18"/>
-        </w:rPr>
-        <w:t>+SDVRSRVGET:"192.168.2.3","",8080,"/upload",http</w:t>
-        <w:br/>
-        <w:br/>
-        <w:t>OK</w:t>
-      </w:r>
-    </w:p>
-    <w:p>
-      <w:pPr>
-        <w:ind w:left="432"/>
-      </w:pPr>
-      <w:r>
-        <w:rPr>
-          <w:i/>
-          <w:color w:val="B00000"/>
-          <w:sz w:val="18"/>
-        </w:rPr>
-        <w:t>Quote the IP. The modem's AT parser rejects a bare dotted address: AT+SDVRHOSTIP=192.168.2.3 fails, AT+SDVRHOSTIP="192.168.2.3" works.</w:t>
-      </w:r>
-    </w:p>
-    <w:p>
-      <w:pPr>
-        <w:pStyle w:val="Heading1"/>
-      </w:pPr>
-      <w:r>
-        <w:t>Step 3 — Configure the camera to detect people</w:t>
-      </w:r>
-    </w:p>
-    <w:p>
-      <w:r>
-        <w:t>Open the camera shell on $CAM and send:</w:t>
-      </w:r>
-    </w:p>
-    <w:p>
-      <w:pPr>
-        <w:spacing w:after="80"/>
-        <w:ind w:left="432"/>
-      </w:pPr>
-      <w:r>
-        <w:rPr>
-          <w:rFonts w:ascii="Consolas" w:hAnsi="Consolas"/>
-          <w:sz w:val="18"/>
-        </w:rPr>
-        <w:t>mdm AT</w:t>
-        <w:br/>
-        <w:t>detect profile 0x01 0x03</w:t>
-        <w:br/>
-        <w:t>notify enable 0xff</w:t>
-        <w:br/>
-        <w:t>detect start</w:t>
-      </w:r>
-    </w:p>
-    <w:tbl>
-      <w:tblPr>
-        <w:tblStyle w:val="LightGrid-Accent1"/>
-        <w:tblW w:type="auto" w:w="0"/>
-        <w:tblLook w:firstColumn="1" w:firstRow="1" w:lastColumn="0" w:lastRow="0" w:noHBand="0" w:noVBand="1" w:val="04A0"/>
-      </w:tblPr>
-      <w:tblGrid>
-        <w:gridCol w:w="4320"/>
-        <w:gridCol w:w="4320"/>
-      </w:tblGrid>
-      <w:tr>
-        <w:tc>
-          <w:tcPr>
-            <w:tcW w:type="dxa" w:w="4320"/>
-          </w:tcPr>
-          <w:p>
-            <w:r>
-              <w:t>Command</w:t>
-            </w:r>
-          </w:p>
-        </w:tc>
-        <w:tc>
-          <w:tcPr>
-            <w:tcW w:type="dxa" w:w="4320"/>
-          </w:tcPr>
-          <w:p>
-            <w:r>
-              <w:t>Meaning</w:t>
-            </w:r>
-          </w:p>
-        </w:tc>
-      </w:tr>
-      <w:tr>
-        <w:tc>
-          <w:tcPr>
-            <w:tcW w:type="dxa" w:w="4320"/>
-          </w:tcPr>
-          <w:p>
-            <w:r>
-              <w:t>mdm AT</w:t>
-            </w:r>
-          </w:p>
-        </w:tc>
-        <w:tc>
-          <w:tcPr>
-            <w:tcW w:type="dxa" w:w="4320"/>
-          </w:tcPr>
-          <w:p>
-            <w:r>
-              <w:t>wakes and proves the camera→modem link before you rely on it</w:t>
-            </w:r>
-          </w:p>
-        </w:tc>
-      </w:tr>
-      <w:tr>
-        <w:tc>
-          <w:tcPr>
-            <w:tcW w:type="dxa" w:w="4320"/>
-          </w:tcPr>
-          <w:p>
-            <w:r>
               <w:t>detect profile 0x01 0x03</w:t>
             </w:r>
           </w:p>
@@ -650,7 +1298,7 @@
           </w:tcPr>
           <w:p>
             <w:r>
-              <w:t>detect people (0x01); on detection both save to SD and report (0x03). Bit 1 is what makes it notify.</w:t>
+              <w:t>look for people (0x01); when you find some, both save a picture to the SD card and report it (0x03). The 'report' half is what makes an event reach this PC — with it off the camera detects silently</w:t>
             </w:r>
           </w:p>
         </w:tc>
@@ -672,29 +1320,7 @@
           </w:tcPr>
           <w:p>
             <w:r>
-              <w:t>enable all notification reasons</w:t>
-            </w:r>
-          </w:p>
-        </w:tc>
-      </w:tr>
-      <w:tr>
-        <w:tc>
-          <w:tcPr>
-            <w:tcW w:type="dxa" w:w="4320"/>
-          </w:tcPr>
-          <w:p>
-            <w:r>
-              <w:t>detect start</w:t>
-            </w:r>
-          </w:p>
-        </w:tc>
-        <w:tc>
-          <w:tcPr>
-            <w:tcW w:type="dxa" w:w="4320"/>
-          </w:tcPr>
-          <w:p>
-            <w:r>
-              <w:t>start inference</w:t>
+              <w:t>allow every kind of event to be reported</w:t>
             </w:r>
           </w:p>
         </w:tc>
@@ -702,7 +1328,56 @@
     </w:tbl>
     <w:p/>
     <w:p>
+      <w:pPr>
+        <w:ind w:left="432"/>
+      </w:pPr>
       <w:r>
+        <w:rPr>
+          <w:i/>
+          <w:color w:val="444444"/>
+          <w:sz w:val="18"/>
+        </w:rPr>
+        <w:t>These two settings go back to their defaults if the camera restarts. If a later step stops producing events, come back and run these two again — see section 15.</w:t>
+      </w:r>
+    </w:p>
+    <w:p>
+      <w:pPr>
+        <w:pStyle w:val="Heading1"/>
+      </w:pPr>
+      <w:r>
+        <w:t>Step 6 — Check the two boards are talking</w:t>
+      </w:r>
+    </w:p>
+    <w:p>
+      <w:r>
+        <w:t>This sends a command from the camera, across the internal cable, to the modem, and brings the modem's answer back. Everything after this depends on that cable.</w:t>
+      </w:r>
+    </w:p>
+    <w:p>
+      <w:pPr>
+        <w:spacing w:after="80"/>
+        <w:ind w:left="432"/>
+      </w:pPr>
+      <w:r>
+        <w:rPr>
+          <w:rFonts w:ascii="Consolas" w:hAnsi="Consolas"/>
+          <w:b/>
+          <w:color w:val="1F3D7A"/>
+          <w:sz w:val="18"/>
+        </w:rPr>
+        <w:t>cd ~/work/itpnovex/edgeai &amp;&amp; python3 scopus/cam.py "mdm AT"</w:t>
+      </w:r>
+    </w:p>
+    <w:p>
+      <w:pPr>
+        <w:spacing w:after="40"/>
+      </w:pPr>
+      <w:r>
+        <w:rPr>
+          <w:b/>
+          <w:color w:val="1E6B2E"/>
+          <w:sz w:val="20"/>
+        </w:rPr>
         <w:t>Expected:</w:t>
       </w:r>
     </w:p>
@@ -716,18 +1391,11 @@
           <w:rFonts w:ascii="Consolas" w:hAnsi="Consolas"/>
           <w:sz w:val="18"/>
         </w:rPr>
-        <w:t>mdm AT</w:t>
+        <w:t>[camera /dev/ttyACM2] &gt; mdm AT</w:t>
         <w:br/>
         <w:t>OK</w:t>
         <w:br/>
         <w:t>mdm AT ok</w:t>
-        <w:br/>
-        <w:br/>
-        <w:t>detect profile: det_msk=0x01 action_msk=0x03</w:t>
-        <w:br/>
-        <w:t>notify enable: 0x000000ff</w:t>
-        <w:br/>
-        <w:t>detect: started</w:t>
       </w:r>
     </w:p>
     <w:p>
@@ -740,7 +1408,7 @@
           <w:color w:val="B00000"/>
           <w:sz w:val="18"/>
         </w:rPr>
-        <w:t>If 'mdm AT' does not answer OK, stop here — the camera cannot reach the modem and nothing downstream can work. Check the internal UART wiring before continuing.</w:t>
+        <w:t>If this does not answer OK, stop here. The camera cannot reach the modem, and no step after this one can pass. Report it — and see section 14, which has the one thing worth trying first.</w:t>
       </w:r>
     </w:p>
     <w:p>
@@ -748,12 +1416,12 @@
         <w:pStyle w:val="Heading1"/>
       </w:pPr>
       <w:r>
-        <w:t>Step 4 — Inject a picture of people</w:t>
+        <w:t>Step 7 — Check the neural network counts correctly</w:t>
       </w:r>
     </w:p>
     <w:p>
       <w:r>
-        <w:t>Rather than pointing the lens at real people, push a known image into the camera's inference buffer. The neural network cannot tell the difference, and the people count is known in advance, so the result is checkable.</w:t>
+        <w:t>Rather than pointing the lens at real people — where nobody knows what the right answer was — this pushes a picture with a known number of people in it into the camera's neural network, and checks the number that comes back. It takes about a minute.</w:t>
       </w:r>
     </w:p>
     <w:p>
@@ -764,13 +1432,23 @@
       <w:r>
         <w:rPr>
           <w:rFonts w:ascii="Consolas" w:hAnsi="Consolas"/>
+          <w:b/>
+          <w:color w:val="1F3D7A"/>
           <w:sz w:val="18"/>
         </w:rPr>
-        <w:t>$ python3 n6cam-inject-frame.py images/3_people.jpg $CAM</w:t>
+        <w:t>cd ~/work/itpnovex/edgeai &amp;&amp; python3 scopus/inference_test.py</w:t>
       </w:r>
     </w:p>
     <w:p>
+      <w:pPr>
+        <w:spacing w:after="40"/>
+      </w:pPr>
       <w:r>
+        <w:rPr>
+          <w:b/>
+          <w:color w:val="1E6B2E"/>
+          <w:sz w:val="20"/>
+        </w:rPr>
         <w:t>Expected:</w:t>
       </w:r>
     </w:p>
@@ -784,11 +1462,122 @@
           <w:rFonts w:ascii="Consolas" w:hAnsi="Consolas"/>
           <w:sz w:val="18"/>
         </w:rPr>
-        <w:t>Frame: 256x256 RGB888 (196608 bytes, CRC32 0x13a92fb1)</w:t>
+        <w:t>Camera on /dev/ttyACM2 — expecting 3 people in 3_people.jpg</w:t>
         <w:br/>
-        <w:t>frame upload: ok (196608 bytes, CRC 0x13a92fb1)</w:t>
         <w:br/>
-        <w:t>Uploaded. Next:  &gt; frame run</w:t>
+        <w:t>Attempt 1 of 4:</w:t>
+        <w:br/>
+        <w:t xml:space="preserve">  [1/4] stopping live detection</w:t>
+        <w:br/>
+        <w:t xml:space="preserve">  [2/4] injecting images/3_people.jpg</w:t>
+        <w:br/>
+        <w:t xml:space="preserve">        Camera port: /dev/ttyACM2</w:t>
+        <w:br/>
+        <w:t xml:space="preserve">        Frame: 256x256 RGB888 (196608 bytes, CRC32 0x13a92fb1)</w:t>
+        <w:br/>
+        <w:t xml:space="preserve">        frame upload: ok (196608 bytes, CRC 0x13a92fb1) frame upload ok</w:t>
+        <w:br/>
+        <w:t xml:space="preserve">        Uploaded. Next:  &gt; frame run    (over the same CDC port)</w:t>
+        <w:br/>
+        <w:t xml:space="preserve">  [3/4] starting detection</w:t>
+        <w:br/>
+        <w:t xml:space="preserve">  [4/4] running inference on it</w:t>
+        <w:br/>
+        <w:t xml:space="preserve">        frame run: 3 detection(s), NN 89.1ms</w:t>
+        <w:br/>
+        <w:t xml:space="preserve">        [0] class=0 conf=0.78 bbox=(0.73,0.71,0.18,0.44)</w:t>
+        <w:br/>
+        <w:t xml:space="preserve">        [1] class=0 conf=0.71 bbox=(0.51,0.64,0.15,0.60)</w:t>
+        <w:br/>
+        <w:t xml:space="preserve">        [2] class=0 conf=0.84 bbox=(0.36,0.73,0.14,0.41)</w:t>
+        <w:br/>
+        <w:t xml:space="preserve">        frame run ok</w:t>
+        <w:br/>
+        <w:br/>
+        <w:t>PASSED — 3 people detected in 89.1 ms, which matches the picture.</w:t>
+      </w:r>
+    </w:p>
+    <w:p>
+      <w:r>
+        <w:t>What to check:</w:t>
+      </w:r>
+    </w:p>
+    <w:p>
+      <w:pPr>
+        <w:pStyle w:val="ListBullet"/>
+      </w:pPr>
+      <w:r>
+        <w:t>The last line says PASSED.</w:t>
+      </w:r>
+    </w:p>
+    <w:p>
+      <w:pPr>
+        <w:pStyle w:val="ListBullet"/>
+      </w:pPr>
+      <w:r>
+        <w:t>Three detections, one per person in the picture.</w:t>
+      </w:r>
+    </w:p>
+    <w:p>
+      <w:pPr>
+        <w:pStyle w:val="ListBullet"/>
+      </w:pPr>
+      <w:r>
+        <w:t>class=0 on every line — class 0 is 'person'. A different class number means it found something, but not a person.</w:t>
+      </w:r>
+    </w:p>
+    <w:p>
+      <w:pPr>
+        <w:pStyle w:val="ListBullet"/>
+      </w:pPr>
+      <w:r>
+        <w:t>NN 89.1ms — how long the network took. Anything in the 80–100 ms range is normal.</w:t>
+      </w:r>
+    </w:p>
+    <w:p>
+      <w:pPr>
+        <w:ind w:left="432"/>
+      </w:pPr>
+      <w:r>
+        <w:rPr>
+          <w:i/>
+          <w:color w:val="444444"/>
+          <w:sz w:val="18"/>
+        </w:rPr>
+        <w:t>“Attempt 2 of 4” appearing is not a failure. The camera drops its console reply if it happens to be sending an event at that moment, so the test simply does it again. Only the final PASSED / FAILED line decides the step.</w:t>
+      </w:r>
+    </w:p>
+    <w:p>
+      <w:r>
+        <w:t>There are other pictures to try, if you want more than one data point:</w:t>
+      </w:r>
+    </w:p>
+    <w:p>
+      <w:pPr>
+        <w:spacing w:after="80"/>
+        <w:ind w:left="432"/>
+      </w:pPr>
+      <w:r>
+        <w:rPr>
+          <w:rFonts w:ascii="Consolas" w:hAnsi="Consolas"/>
+          <w:b/>
+          <w:color w:val="1F3D7A"/>
+          <w:sz w:val="18"/>
+        </w:rPr>
+        <w:t>cd ~/work/itpnovex/edgeai &amp;&amp; python3 scopus/inference_test.py --image images/7_people.jpg --expect 7</w:t>
+      </w:r>
+    </w:p>
+    <w:p>
+      <w:pPr>
+        <w:ind w:left="432"/>
+      </w:pPr>
+      <w:r>
+        <w:rPr>
+          <w:i/>
+          <w:color w:val="444444"/>
+          <w:sz w:val="18"/>
+        </w:rPr>
+        <w:t>images/ has 1_person, 2_people, 3_people, 5_people, 7_people and some crowd scenes. The count on a crowd is approximate by nature — use the small ones for a pass/fail judgement.</w:t>
       </w:r>
     </w:p>
     <w:p>
@@ -796,12 +1585,45 @@
         <w:pStyle w:val="Heading1"/>
       </w:pPr>
       <w:r>
-        <w:t>Step 5 — Run inference and watch the event leave</w:t>
+        <w:t>Step 8 — Check an event reaches this PC</w:t>
       </w:r>
     </w:p>
     <w:p>
       <w:r>
-        <w:t>In the camera shell:</w:t>
+        <w:t>Step 7 proved the camera can count. This proves an event travels the whole way: camera → internal cable → modem → network → this PC. It asks the camera to report a detection of 3 people directly, so the expected numbers are known.</w:t>
+      </w:r>
+    </w:p>
+    <w:p>
+      <w:r>
+        <w:t>In Window B:</w:t>
+      </w:r>
+    </w:p>
+    <w:p>
+      <w:pPr>
+        <w:spacing w:after="80"/>
+        <w:ind w:left="432"/>
+      </w:pPr>
+      <w:r>
+        <w:rPr>
+          <w:rFonts w:ascii="Consolas" w:hAnsi="Consolas"/>
+          <w:b/>
+          <w:color w:val="1F3D7A"/>
+          <w:sz w:val="18"/>
+        </w:rPr>
+        <w:t>cd ~/work/itpnovex/edgeai &amp;&amp; python3 scopus/cam.py "detect simulate 3"</w:t>
+      </w:r>
+    </w:p>
+    <w:p>
+      <w:pPr>
+        <w:spacing w:after="40"/>
+      </w:pPr>
+      <w:r>
+        <w:rPr>
+          <w:b/>
+          <w:color w:val="1E6B2E"/>
+          <w:sz w:val="20"/>
+        </w:rPr>
+        <w:t>Expected in Window B:</w:t>
       </w:r>
     </w:p>
     <w:p>
@@ -814,12 +1636,30 @@
           <w:rFonts w:ascii="Consolas" w:hAnsi="Consolas"/>
           <w:sz w:val="18"/>
         </w:rPr>
-        <w:t>frame run</w:t>
+        <w:t>[camera /dev/ttyACM2] &gt; detect simulate 3</w:t>
+        <w:br/>
+        <w:t>detect simulate: 3 object(s)</w:t>
+        <w:br/>
+        <w:t>+SDVRNTF: {"ser":4194336,"num":4,"rsn":16,"rsd":3,"tim":"20000101002639","mtn":0,</w:t>
+        <w:br/>
+        <w:t xml:space="preserve">           "mod":"","bat":0.0,"vol":0.0}</w:t>
+        <w:br/>
+        <w:t>detect simulate ok</w:t>
+        <w:br/>
+        <w:t>+SDVRNTF: END,4</w:t>
       </w:r>
     </w:p>
     <w:p>
+      <w:pPr>
+        <w:spacing w:after="40"/>
+      </w:pPr>
       <w:r>
-        <w:t>Expected on the camera — three people, and the notification it raised:</w:t>
+        <w:rPr>
+          <w:b/>
+          <w:color w:val="1E6B2E"/>
+          <w:sz w:val="20"/>
+        </w:rPr>
+        <w:t>Expected in Window A, within a few seconds:</w:t>
       </w:r>
     </w:p>
     <w:p>
@@ -832,20 +1672,123 @@
           <w:rFonts w:ascii="Consolas" w:hAnsi="Consolas"/>
           <w:sz w:val="18"/>
         </w:rPr>
-        <w:t>frame run: 3 detection(s), NN 89.1ms</w:t>
+        <w:t>[15:15:57] NOTIFICATION   from 192.168.2.2  ser=4194336 num=4 rsn=16 rsd=3</w:t>
         <w:br/>
-        <w:t xml:space="preserve">  [0] class=0 conf=0.78 bbox=(0.73,0.71,0.18,0.44)</w:t>
+        <w:t>[15:15:57]                  valid JSON, 9 fields: {"ser":4194336,"num":4,"rsn":16,</w:t>
         <w:br/>
-        <w:t xml:space="preserve">  [1] class=0 conf=0.71 bbox=(0.51,0.64,0.15,0.60)</w:t>
+        <w:t xml:space="preserve">                             "rsd":3,"tim":"20000101002639","mtn":0,"mod":"","bat":0.0,</w:t>
         <w:br/>
-        <w:t xml:space="preserve">  [2] class=0 conf=0.84 bbox=(0.36,0.73,0.14,0.41)</w:t>
-        <w:br/>
-        <w:t>+SDVRNTF: {"ser":4194336,"num":1,"rsn":16,"rsd":3,...}</w:t>
+        <w:t xml:space="preserve">                             "vol":0.0}</w:t>
       </w:r>
     </w:p>
     <w:p>
       <w:r>
-        <w:t>Expected in the server terminal, within a second or two:</w:t>
+        <w:t>Check three things in Window A, in this order:</w:t>
+      </w:r>
+    </w:p>
+    <w:p>
+      <w:pPr>
+        <w:pStyle w:val="ListBullet"/>
+      </w:pPr>
+      <w:r>
+        <w:t>rsn=16 — the reason: 'people detected'.</w:t>
+      </w:r>
+    </w:p>
+    <w:p>
+      <w:pPr>
+        <w:pStyle w:val="ListBullet"/>
+      </w:pPr>
+      <w:r>
+        <w:t>rsd=3 — how many: three, which is what you asked for.</w:t>
+      </w:r>
+    </w:p>
+    <w:p>
+      <w:pPr>
+        <w:pStyle w:val="ListBullet"/>
+      </w:pPr>
+      <w:r>
+        <w:t>'valid JSON' — the message arrived intact. This is not cosmetic. The event is JSON, JSON does not survive the modem's command channel unaided, and a broken transport shows up exactly here: a message that arrives but will not read.</w:t>
+      </w:r>
+    </w:p>
+    <w:p>
+      <w:pPr>
+        <w:ind w:left="432"/>
+      </w:pPr>
+      <w:r>
+        <w:rPr>
+          <w:i/>
+          <w:color w:val="444444"/>
+          <w:sz w:val="18"/>
+        </w:rPr>
+        <w:t>The PASS for this step is in Window A. The camera printing +SDVRNTF in Window B is not enough — that only proves the camera spoke, not that anything heard it.</w:t>
+      </w:r>
+    </w:p>
+    <w:p>
+      <w:pPr>
+        <w:ind w:left="432"/>
+      </w:pPr>
+      <w:r>
+        <w:rPr>
+          <w:i/>
+          <w:color w:val="444444"/>
+          <w:sz w:val="18"/>
+        </w:rPr>
+        <w:t>tim="20000101..." means the camera's clock is at its factory default, which happens after it restarts. It does not affect this test; the event is still real.</w:t>
+      </w:r>
+    </w:p>
+    <w:p>
+      <w:pPr>
+        <w:pStyle w:val="Heading1"/>
+      </w:pPr>
+      <w:r>
+        <w:t>Step 9 — The real thing: detect actual people</w:t>
+      </w:r>
+    </w:p>
+    <w:p>
+      <w:r>
+        <w:t>This is the product doing its job, with nothing injected or simulated. Detection is already running from Step 7.</w:t>
+      </w:r>
+    </w:p>
+    <w:p>
+      <w:r>
+        <w:t>Do this:</w:t>
+      </w:r>
+    </w:p>
+    <w:p>
+      <w:pPr>
+        <w:pStyle w:val="ListNumber"/>
+      </w:pPr>
+      <w:r>
+        <w:t>Make sure nobody is in front of the camera, and wait about ten seconds. The camera reports the moment people appear where there were none, so it has to see an empty scene first.</w:t>
+      </w:r>
+    </w:p>
+    <w:p>
+      <w:pPr>
+        <w:pStyle w:val="ListNumber"/>
+      </w:pPr>
+      <w:r>
+        <w:t>Walk into the camera's view and stay there for a few seconds.</w:t>
+      </w:r>
+    </w:p>
+    <w:p>
+      <w:pPr>
+        <w:pStyle w:val="ListNumber"/>
+      </w:pPr>
+      <w:r>
+        <w:t>Watch Window A.</w:t>
+      </w:r>
+    </w:p>
+    <w:p>
+      <w:pPr>
+        <w:spacing w:after="40"/>
+      </w:pPr>
+      <w:r>
+        <w:rPr>
+          <w:b/>
+          <w:color w:val="1E6B2E"/>
+          <w:sz w:val="20"/>
+        </w:rPr>
+        <w:t>Expected in Window A, within a second or two of stepping in (this is a real live detection from this bench — three people in view):</w:t>
       </w:r>
     </w:p>
     <w:p>
@@ -858,40 +1801,18 @@
           <w:rFonts w:ascii="Consolas" w:hAnsi="Consolas"/>
           <w:sz w:val="18"/>
         </w:rPr>
-        <w:t>[17:44:06] NOTIFICATION   from 192.168.2.2  ser=4194336 num=1 rsn=16 rsd=3</w:t>
+        <w:t>[14:53:06] NOTIFICATION   from 192.168.2.2  ser=4194336 num=0 rsn=16 rsd=3</w:t>
         <w:br/>
-        <w:t>[17:44:06]                  valid JSON, 9 fields: {"ser":4194336,"num":1,"rsn":16,</w:t>
+        <w:t>[14:53:06]                  valid JSON, 9 fields: {"ser":4194336,"num":0,"rsn":16,</w:t>
         <w:br/>
-        <w:t xml:space="preserve">                             "rsd":3,"tim":"20000101000116","mtn":0,"mod":"","bat":0.0,"vol":0.0}</w:t>
+        <w:t xml:space="preserve">                             "rsd":3,"tim":"20000101000348","mtn":0,"mod":"","bat":0.0,</w:t>
+        <w:br/>
+        <w:t xml:space="preserve">                             "vol":0.0}</w:t>
       </w:r>
     </w:p>
     <w:p>
       <w:r>
-        <w:t>Check three things, in this order:</w:t>
-      </w:r>
-    </w:p>
-    <w:p>
-      <w:pPr>
-        <w:pStyle w:val="ListBullet"/>
-      </w:pPr>
-      <w:r>
-        <w:t>rsn=16 — reason 'people detected'.</w:t>
-      </w:r>
-    </w:p>
-    <w:p>
-      <w:pPr>
-        <w:pStyle w:val="ListBullet"/>
-      </w:pPr>
-      <w:r>
-        <w:t>rsd=3 — three of them, matching the image and the camera's own count.</w:t>
-      </w:r>
-    </w:p>
-    <w:p>
-      <w:pPr>
-        <w:pStyle w:val="ListBullet"/>
-      </w:pPr>
-      <w:r>
-        <w:t>'valid JSON' — the payload parsed. This is not cosmetic: the notification body is JSON, and JSON does not survive an AT command line unaided, so a broken transport shows up here as a datagram that arrives but will not parse.</w:t>
+        <w:t>rsd is the number of people the camera actually sees — 1 for you alone, 2 if a colleague joins you, 3 in the example above. rsn is 16 again: people detected. Write down how many people were in view and what rsd said; that comparison is the result of this step.</w:t>
       </w:r>
     </w:p>
     <w:p>
@@ -904,7 +1825,20 @@
           <w:color w:val="444444"/>
           <w:sz w:val="18"/>
         </w:rPr>
-        <w:t>PASS for this step = a datagram on the PC with rsn=16, rsd=3, and valid JSON. The camera printing +SDVRNTF is NOT enough — that only proves the camera spoke, not that anything heard it.</w:t>
+        <w:t>Only the arrival of people is reported, not their continued presence — standing there does not produce a message every second, by design. To get another one, step out of view, wait for the scene to be empty for a few seconds, and step back in.</w:t>
+      </w:r>
+    </w:p>
+    <w:p>
+      <w:pPr>
+        <w:ind w:left="432"/>
+      </w:pPr>
+      <w:r>
+        <w:rPr>
+          <w:i/>
+          <w:color w:val="444444"/>
+          <w:sz w:val="18"/>
+        </w:rPr>
+        <w:t>If nothing arrives: the camera has to see an empty scene before it can see people arrive. If the room already had people in view when Step 7 finished, step everyone out of view, wait ten seconds, then walk back in.</w:t>
       </w:r>
     </w:p>
     <w:p>
@@ -912,12 +1846,40 @@
         <w:pStyle w:val="Heading1"/>
       </w:pPr>
       <w:r>
-        <w:t>Step 6 — Capture a photo and upload it</w:t>
+        <w:t>Step 10 — Capture a photo and upload it</w:t>
       </w:r>
     </w:p>
     <w:p>
       <w:r>
-        <w:t>In the camera shell:</w:t>
+        <w:t>This exercises the other half of the product: a real JPEG from the lens, across the internal cable, through the modem, onto this PC.</w:t>
+      </w:r>
+    </w:p>
+    <w:p>
+      <w:pPr>
+        <w:spacing w:after="80"/>
+        <w:ind w:left="432"/>
+      </w:pPr>
+      <w:r>
+        <w:rPr>
+          <w:rFonts w:ascii="Consolas" w:hAnsi="Consolas"/>
+          <w:b/>
+          <w:color w:val="1F3D7A"/>
+          <w:sz w:val="18"/>
+        </w:rPr>
+        <w:t>cd ~/work/itpnovex/edgeai &amp;&amp; python3 scopus/cam.py "photo upload"</w:t>
+      </w:r>
+    </w:p>
+    <w:p>
+      <w:pPr>
+        <w:spacing w:after="40"/>
+      </w:pPr>
+      <w:r>
+        <w:rPr>
+          <w:b/>
+          <w:color w:val="1E6B2E"/>
+          <w:sz w:val="20"/>
+        </w:rPr>
+        <w:t>Expected in Window B:</w:t>
       </w:r>
     </w:p>
     <w:p>
@@ -930,12 +1892,37 @@
           <w:rFonts w:ascii="Consolas" w:hAnsi="Consolas"/>
           <w:sz w:val="18"/>
         </w:rPr>
-        <w:t>photo upload</w:t>
+        <w:t>[camera /dev/ttyACM2] &gt; photo upload</w:t>
+        <w:br/>
+        <w:t>photo upload: capturing -&gt; SDVR+SENDBIN ref=2 name=4194336_01012000_002844.rdy</w:t>
+        <w:br/>
+        <w:t>+SDVRNTF: {"ser":4194336,"num":5,"rsn":64,"rsd":2,"tim":"20000101002844","mtn":0,</w:t>
+        <w:br/>
+        <w:t xml:space="preserve">           "mod":"","bat":0.0,"vol":0.0}</w:t>
+        <w:br/>
+        <w:t>photo upload ok</w:t>
+        <w:br/>
+        <w:t>+SDVRNTF: END,5</w:t>
+        <w:br/>
+        <w:t>+SDVRSRVR: OK</w:t>
       </w:r>
     </w:p>
     <w:p>
       <w:r>
-        <w:t>Expected on the camera:</w:t>
+        <w:t>The photo is about 95 KB and crosses the internal cable at 115200 baud, so give it about 10 seconds, and a second or two more for the upload itself.</w:t>
+      </w:r>
+    </w:p>
+    <w:p>
+      <w:pPr>
+        <w:spacing w:after="40"/>
+      </w:pPr>
+      <w:r>
+        <w:rPr>
+          <w:b/>
+          <w:color w:val="1E6B2E"/>
+          <w:sz w:val="20"/>
+        </w:rPr>
+        <w:t>Expected in Window A:</w:t>
       </w:r>
     </w:p>
     <w:p>
@@ -948,19 +1935,88 @@
           <w:rFonts w:ascii="Consolas" w:hAnsi="Consolas"/>
           <w:sz w:val="18"/>
         </w:rPr>
-        <w:t>photo upload: capturing -&gt; SDVR+SENDBIN ref=2 name=4194336_01012000_000123.rdy</w:t>
+        <w:t>[15:18:02] NOTIFICATION   from 192.168.2.2  ser=4194336 num=5 rsn=64 rsd=2</w:t>
         <w:br/>
-        <w:t>+SDVRNTF: {"ser":4194336,"num":2,"rsn":64,"rsd":2,...}</w:t>
+        <w:t>[15:18:02]                  valid JSON, 9 fields: {...}</w:t>
+        <w:br/>
+        <w:t>[15:18:13] UPLOAD         from 192.168.2.2  93305 bytes  -&gt; 151813_photo</w:t>
+        <w:br/>
+        <w:t>[15:18:13]                  JPEG, complete   path=/upload</w:t>
+        <w:br/>
+        <w:t>[15:18:13]                  X-Filename: photo</w:t>
+        <w:br/>
+        <w:t>[15:18:13]                  X-Filesize: 93305</w:t>
+        <w:br/>
+        <w:t>[15:18:13]                  X-Timestamp: 01012000002844</w:t>
+        <w:br/>
+        <w:t>[15:18:13]                  X-Ref: 2</w:t>
+      </w:r>
+    </w:p>
+    <w:p>
+      <w:pPr>
+        <w:ind w:left="432"/>
+      </w:pPr>
+      <w:r>
+        <w:rPr>
+          <w:i/>
+          <w:color w:val="444444"/>
+          <w:sz w:val="18"/>
+        </w:rPr>
+        <w:t>'JPEG, complete' is the part that matters. It means the file begins with the JPEG start marker and contains the end marker — the whole picture arrived. A transfer cut short still uploads happily and would say TRUNCATED here.</w:t>
+      </w:r>
+    </w:p>
+    <w:p>
+      <w:pPr>
+        <w:ind w:left="432"/>
+      </w:pPr>
+      <w:r>
+        <w:rPr>
+          <w:i/>
+          <w:color w:val="444444"/>
+          <w:sz w:val="18"/>
+        </w:rPr>
+        <w:t>The rsn=64 event just above is the camera reporting the capture itself; it is a different reason code from the rsn=16 'people detected' events.</w:t>
+      </w:r>
+    </w:p>
+    <w:p>
+      <w:pPr>
+        <w:pStyle w:val="Heading1"/>
+      </w:pPr>
+      <w:r>
+        <w:t>Step 11 — Look at what actually landed on this PC</w:t>
       </w:r>
     </w:p>
     <w:p>
       <w:r>
-        <w:t>The JPEG is ~95 KB and crosses the internal UART at 115200 baud, so allow about 10 seconds, then another second or two for the upload.</w:t>
+        <w:t>In Window B:</w:t>
       </w:r>
     </w:p>
     <w:p>
+      <w:pPr>
+        <w:spacing w:after="80"/>
+        <w:ind w:left="432"/>
+      </w:pPr>
       <w:r>
-        <w:t>Expected in the server terminal:</w:t>
+        <w:rPr>
+          <w:rFonts w:ascii="Consolas" w:hAnsi="Consolas"/>
+          <w:b/>
+          <w:color w:val="1F3D7A"/>
+          <w:sz w:val="18"/>
+        </w:rPr>
+        <w:t>ls -la ~/scopus-received/</w:t>
+      </w:r>
+    </w:p>
+    <w:p>
+      <w:pPr>
+        <w:spacing w:after="40"/>
+      </w:pPr>
+      <w:r>
+        <w:rPr>
+          <w:b/>
+          <w:color w:val="1E6B2E"/>
+          <w:sz w:val="20"/>
+        </w:rPr>
+        <w:t>Expected:</w:t>
       </w:r>
     </w:p>
     <w:p>
@@ -973,17 +2029,101 @@
           <w:rFonts w:ascii="Consolas" w:hAnsi="Consolas"/>
           <w:sz w:val="18"/>
         </w:rPr>
-        <w:t>[17:44:27] UPLOAD         from 192.168.2.2  94831 bytes  -&gt; 174427_photo</w:t>
+        <w:t>total 104</w:t>
         <w:br/>
-        <w:t>[17:44:27]                  JPEG, complete   path=/upload</w:t>
+        <w:t>-rw-rw-r-- 1 user user 93305 Aug  6 15:18 151813_photo</w:t>
         <w:br/>
-        <w:t>[17:44:27]                  X-Filename: photo</w:t>
+        <w:t>-rw-rw-r-- 1 user user   248 Aug  6 15:18 notifications.log</w:t>
+      </w:r>
+    </w:p>
+    <w:p/>
+    <w:p>
+      <w:pPr>
+        <w:spacing w:after="80"/>
+        <w:ind w:left="432"/>
+      </w:pPr>
+      <w:r>
+        <w:rPr>
+          <w:rFonts w:ascii="Consolas" w:hAnsi="Consolas"/>
+          <w:b/>
+          <w:color w:val="1F3D7A"/>
+          <w:sz w:val="18"/>
+        </w:rPr>
+        <w:t>file ~/scopus-received/*_photo</w:t>
+      </w:r>
+    </w:p>
+    <w:p>
+      <w:pPr>
+        <w:spacing w:after="40"/>
+      </w:pPr>
+      <w:r>
+        <w:rPr>
+          <w:b/>
+          <w:color w:val="1E6B2E"/>
+          <w:sz w:val="20"/>
+        </w:rPr>
+        <w:t>Expected:</w:t>
+      </w:r>
+    </w:p>
+    <w:p>
+      <w:pPr>
+        <w:spacing w:after="80"/>
+        <w:ind w:left="432"/>
+      </w:pPr>
+      <w:r>
+        <w:rPr>
+          <w:rFonts w:ascii="Consolas" w:hAnsi="Consolas"/>
+          <w:sz w:val="18"/>
+        </w:rPr>
+        <w:t>/home/user/scopus-received/151813_photo: JPEG image data, baseline, precision 8, 800x600, components 3</w:t>
+      </w:r>
+    </w:p>
+    <w:p/>
+    <w:p>
+      <w:pPr>
+        <w:spacing w:after="80"/>
+        <w:ind w:left="432"/>
+      </w:pPr>
+      <w:r>
+        <w:rPr>
+          <w:rFonts w:ascii="Consolas" w:hAnsi="Consolas"/>
+          <w:b/>
+          <w:color w:val="1F3D7A"/>
+          <w:sz w:val="18"/>
+        </w:rPr>
+        <w:t>cat ~/scopus-received/notifications.log</w:t>
+      </w:r>
+    </w:p>
+    <w:p>
+      <w:pPr>
+        <w:spacing w:after="40"/>
+      </w:pPr>
+      <w:r>
+        <w:rPr>
+          <w:b/>
+          <w:color w:val="1E6B2E"/>
+          <w:sz w:val="20"/>
+        </w:rPr>
+        <w:t>Expected:</w:t>
+      </w:r>
+    </w:p>
+    <w:p>
+      <w:pPr>
+        <w:spacing w:after="80"/>
+        <w:ind w:left="432"/>
+      </w:pPr>
+      <w:r>
+        <w:rPr>
+          <w:rFonts w:ascii="Consolas" w:hAnsi="Consolas"/>
+          <w:sz w:val="18"/>
+        </w:rPr>
+        <w:t>[15:15:57] 192.168.2.2 {"ser":4194336,"num":4,"rsn":16,"rsd":3,"tim":"20000101002639",</w:t>
         <w:br/>
-        <w:t>[17:44:27]                  X-Filesize: 94831</w:t>
+        <w:t xml:space="preserve">                        "mtn":0,"mod":"","bat":0.0,"vol":0.0}</w:t>
         <w:br/>
-        <w:t>[17:44:27]                  X-Timestamp: 01012000000123</w:t>
+        <w:t>[15:18:02] 192.168.2.2 {"ser":4194336,"num":5,"rsn":64,"rsd":2,"tim":"20000101002844",</w:t>
         <w:br/>
-        <w:t>[17:44:27]                  X-Ref: 2</w:t>
+        <w:t xml:space="preserve">                        "mtn":0,"mod":"","bat":0.0,"vol":0.0}</w:t>
       </w:r>
     </w:p>
     <w:p>
@@ -996,15 +2136,67 @@
           <w:color w:val="444444"/>
           <w:sz w:val="18"/>
         </w:rPr>
-        <w:t>'JPEG, complete' means the file starts with the JPEG start-of-image marker and contains the end-of-image marker — i.e. the whole picture arrived, not a truncated transfer that still POSTed happily.</w:t>
+        <w:t>One line per event: the rsn=16 one is Step 8's people detection, the rsn=64 one is Step 10's photo capture. Any events from Step 9 appear here too.</w:t>
+      </w:r>
+    </w:p>
+    <w:p/>
+    <w:p>
+      <w:r>
+        <w:t>Now open the photo and look at it:</w:t>
       </w:r>
     </w:p>
     <w:p>
       <w:pPr>
-        <w:pStyle w:val="Heading1"/>
+        <w:spacing w:after="80"/>
+        <w:ind w:left="432"/>
       </w:pPr>
       <w:r>
-        <w:t>Step 7 — Verify what landed on the PC</w:t>
+        <w:rPr>
+          <w:rFonts w:ascii="Consolas" w:hAnsi="Consolas"/>
+          <w:b/>
+          <w:color w:val="1F3D7A"/>
+          <w:sz w:val="18"/>
+        </w:rPr>
+        <w:t>xdg-open ~/scopus-received/*_photo</w:t>
+      </w:r>
+    </w:p>
+    <w:p>
+      <w:r>
+        <w:t>It is the scene the camera is pointing at — the real view through the lens. It is not the test picture from Step 7; that one only drives the neural network and never becomes a photo.</w:t>
+      </w:r>
+    </w:p>
+    <w:p/>
+    <w:p>
+      <w:r>
+        <w:t>Check every event arrived exactly once:</w:t>
+      </w:r>
+    </w:p>
+    <w:p>
+      <w:pPr>
+        <w:spacing w:after="80"/>
+        <w:ind w:left="432"/>
+      </w:pPr>
+      <w:r>
+        <w:rPr>
+          <w:rFonts w:ascii="Consolas" w:hAnsi="Consolas"/>
+          <w:b/>
+          <w:color w:val="1F3D7A"/>
+          <w:sz w:val="18"/>
+        </w:rPr>
+        <w:t>cut -d' ' -f3- ~/scopus-received/notifications.log | sort | uniq -d</w:t>
+      </w:r>
+    </w:p>
+    <w:p>
+      <w:pPr>
+        <w:spacing w:after="40"/>
+      </w:pPr>
+      <w:r>
+        <w:rPr>
+          <w:b/>
+          <w:color w:val="1E6B2E"/>
+          <w:sz w:val="20"/>
+        </w:rPr>
+        <w:t>Expected:</w:t>
       </w:r>
     </w:p>
     <w:p>
@@ -1017,24 +2209,20 @@
           <w:rFonts w:ascii="Consolas" w:hAnsi="Consolas"/>
           <w:sz w:val="18"/>
         </w:rPr>
-        <w:t>$ ls -la ~/scopus-received/</w:t>
-        <w:br/>
-        <w:t>-rw-rw-r-- 1 user user 94831 174427_photo</w:t>
-        <w:br/>
-        <w:t>-rw-rw-r-- 1 user user   372 notifications.log</w:t>
-        <w:br/>
-        <w:br/>
-        <w:t>$ file ~/scopus-received/174427_photo</w:t>
-        <w:br/>
-        <w:t>JPEG image data, baseline, precision 8, 800x600, components 3</w:t>
-        <w:br/>
-        <w:br/>
-        <w:t>$ cat ~/scopus-received/notifications.log</w:t>
+        <w:t>(no output at all)</w:t>
       </w:r>
     </w:p>
     <w:p>
+      <w:pPr>
+        <w:ind w:left="432"/>
+      </w:pPr>
       <w:r>
-        <w:t>Open the JPEG in an image viewer. It is the scene the camera is pointing at — the real lens image, not the injected test frame, which only drives inference.</w:t>
+        <w:rPr>
+          <w:i/>
+          <w:color w:val="444444"/>
+          <w:sz w:val="18"/>
+        </w:rPr>
+        <w:t>Any line printed here is the same event delivered twice, which is a fault worth reporting. Nothing printed is the pass.</w:t>
       </w:r>
     </w:p>
     <w:p>
@@ -1042,7 +2230,62 @@
         <w:pStyle w:val="Heading1"/>
       </w:pPr>
       <w:r>
-        <w:t>8. Pass criteria</w:t>
+        <w:t>Step 12 — Finish</w:t>
+      </w:r>
+    </w:p>
+    <w:p>
+      <w:r>
+        <w:t>Go to Window A and press Ctrl-C.</w:t>
+      </w:r>
+    </w:p>
+    <w:p>
+      <w:pPr>
+        <w:spacing w:after="40"/>
+      </w:pPr>
+      <w:r>
+        <w:rPr>
+          <w:b/>
+          <w:color w:val="1E6B2E"/>
+          <w:sz w:val="20"/>
+        </w:rPr>
+        <w:t>Expected:</w:t>
+      </w:r>
+    </w:p>
+    <w:p>
+      <w:pPr>
+        <w:spacing w:after="80"/>
+        <w:ind w:left="432"/>
+      </w:pPr>
+      <w:r>
+        <w:rPr>
+          <w:rFonts w:ascii="Consolas" w:hAnsi="Consolas"/>
+          <w:sz w:val="18"/>
+        </w:rPr>
+        <w:t>Summary</w:t>
+        <w:br/>
+        <w:t xml:space="preserve">  notifications: 2 received, 2 valid JSON</w:t>
+        <w:br/>
+        <w:t xml:space="preserve">  uploads:       1 received, 1 complete JPEGs</w:t>
+        <w:br/>
+        <w:t xml:space="preserve">  files in /home/user/scopus-received</w:t>
+      </w:r>
+    </w:p>
+    <w:p>
+      <w:r>
+        <w:t>The two counts on each line must match: every event that arrived was readable, and every photo that arrived was complete. Record these numbers, and keep the ~/scopus-received folder — it is the evidence for this run.</w:t>
+      </w:r>
+    </w:p>
+    <w:p>
+      <w:pPr>
+        <w:pStyle w:val="Heading1"/>
+      </w:pPr>
+      <w:r>
+        <w:t>13. Pass criteria</w:t>
+      </w:r>
+    </w:p>
+    <w:p>
+      <w:r>
+        <w:t>The test passes only if all of these are true:</w:t>
       </w:r>
     </w:p>
     <w:tbl>
@@ -1083,7 +2326,7 @@
           </w:tcPr>
           <w:p>
             <w:r>
-              <w:t>Where you see it</w:t>
+              <w:t>Where you saw it</w:t>
             </w:r>
           </w:p>
         </w:tc>
@@ -1105,7 +2348,7 @@
           </w:tcPr>
           <w:p>
             <w:r>
-              <w:t>Modem answers AT+SDVRSRVGET with the endpoints you set</w:t>
+              <w:t>Every pre-flight check says PASS</w:t>
             </w:r>
           </w:p>
         </w:tc>
@@ -1115,7 +2358,7 @@
           </w:tcPr>
           <w:p>
             <w:r>
-              <w:t>modem AT channel</w:t>
+              <w:t>Step 2</w:t>
             </w:r>
           </w:p>
         </w:tc>
@@ -1137,7 +2380,7 @@
           </w:tcPr>
           <w:p>
             <w:r>
-              <w:t>'mdm AT' returns OK</w:t>
+              <w:t>The modem reads back the endpoints it was given</w:t>
             </w:r>
           </w:p>
         </w:tc>
@@ -1147,7 +2390,7 @@
           </w:tcPr>
           <w:p>
             <w:r>
-              <w:t>camera shell</w:t>
+              <w:t>Step 4</w:t>
             </w:r>
           </w:p>
         </w:tc>
@@ -1169,7 +2412,7 @@
           </w:tcPr>
           <w:p>
             <w:r>
-              <w:t>Inference reports 3 detections on 3_people.jpg</w:t>
+              <w:t>'mdm AT' answers OK — the two boards talk</w:t>
             </w:r>
           </w:p>
         </w:tc>
@@ -1179,7 +2422,7 @@
           </w:tcPr>
           <w:p>
             <w:r>
-              <w:t>camera shell</w:t>
+              <w:t>Step 6</w:t>
             </w:r>
           </w:p>
         </w:tc>
@@ -1201,7 +2444,7 @@
           </w:tcPr>
           <w:p>
             <w:r>
-              <w:t>A datagram arrives with rsn=16 and rsd=3</w:t>
+              <w:t>The neural network counts 3 people in the 3-person picture</w:t>
             </w:r>
           </w:p>
         </w:tc>
@@ -1211,7 +2454,7 @@
           </w:tcPr>
           <w:p>
             <w:r>
-              <w:t>server terminal</w:t>
+              <w:t>Step 7</w:t>
             </w:r>
           </w:p>
         </w:tc>
@@ -1233,7 +2476,7 @@
           </w:tcPr>
           <w:p>
             <w:r>
-              <w:t>That datagram is valid JSON with all 9 SoW §6 fields</w:t>
+              <w:t>An event arrives on this PC with rsn=16 and rsd=3</w:t>
             </w:r>
           </w:p>
         </w:tc>
@@ -1243,7 +2486,7 @@
           </w:tcPr>
           <w:p>
             <w:r>
-              <w:t>server terminal</w:t>
+              <w:t>Step 8, Window A</w:t>
             </w:r>
           </w:p>
         </w:tc>
@@ -1265,7 +2508,7 @@
           </w:tcPr>
           <w:p>
             <w:r>
-              <w:t>Each event arrives EXACTLY ONCE — no duplicates</w:t>
+              <w:t>That event is reported 'valid JSON, 9 fields'</w:t>
             </w:r>
           </w:p>
         </w:tc>
@@ -1275,7 +2518,7 @@
           </w:tcPr>
           <w:p>
             <w:r>
-              <w:t>notifications.log</w:t>
+              <w:t>Step 8, Window A</w:t>
             </w:r>
           </w:p>
         </w:tc>
@@ -1297,7 +2540,7 @@
           </w:tcPr>
           <w:p>
             <w:r>
-              <w:t>A photo arrives and is reported 'JPEG, complete'</w:t>
+              <w:t>Real people walking into view produce an event with the right count</w:t>
             </w:r>
           </w:p>
         </w:tc>
@@ -1307,7 +2550,7 @@
           </w:tcPr>
           <w:p>
             <w:r>
-              <w:t>server terminal</w:t>
+              <w:t>Step 9, Window A</w:t>
             </w:r>
           </w:p>
         </w:tc>
@@ -1329,7 +2572,7 @@
           </w:tcPr>
           <w:p>
             <w:r>
-              <w:t>The saved file opens as a JPEG</w:t>
+              <w:t>A photo arrives and is reported 'JPEG, complete'</w:t>
             </w:r>
           </w:p>
         </w:tc>
@@ -1339,41 +2582,114 @@
           </w:tcPr>
           <w:p>
             <w:r>
-              <w:t>file / image viewer</w:t>
+              <w:t>Step 10, Window A</w:t>
+            </w:r>
+          </w:p>
+        </w:tc>
+      </w:tr>
+      <w:tr>
+        <w:tc>
+          <w:tcPr>
+            <w:tcW w:type="dxa" w:w="2880"/>
+          </w:tcPr>
+          <w:p>
+            <w:r>
+              <w:t>9</w:t>
+            </w:r>
+          </w:p>
+        </w:tc>
+        <w:tc>
+          <w:tcPr>
+            <w:tcW w:type="dxa" w:w="2880"/>
+          </w:tcPr>
+          <w:p>
+            <w:r>
+              <w:t>The saved file opens as a picture of the room</w:t>
+            </w:r>
+          </w:p>
+        </w:tc>
+        <w:tc>
+          <w:tcPr>
+            <w:tcW w:type="dxa" w:w="2880"/>
+          </w:tcPr>
+          <w:p>
+            <w:r>
+              <w:t>Step 11</w:t>
+            </w:r>
+          </w:p>
+        </w:tc>
+      </w:tr>
+      <w:tr>
+        <w:tc>
+          <w:tcPr>
+            <w:tcW w:type="dxa" w:w="2880"/>
+          </w:tcPr>
+          <w:p>
+            <w:r>
+              <w:t>10</w:t>
+            </w:r>
+          </w:p>
+        </w:tc>
+        <w:tc>
+          <w:tcPr>
+            <w:tcW w:type="dxa" w:w="2880"/>
+          </w:tcPr>
+          <w:p>
+            <w:r>
+              <w:t>No event was delivered twice</w:t>
+            </w:r>
+          </w:p>
+        </w:tc>
+        <w:tc>
+          <w:tcPr>
+            <w:tcW w:type="dxa" w:w="2880"/>
+          </w:tcPr>
+          <w:p>
+            <w:r>
+              <w:t>Step 11</w:t>
+            </w:r>
+          </w:p>
+        </w:tc>
+      </w:tr>
+      <w:tr>
+        <w:tc>
+          <w:tcPr>
+            <w:tcW w:type="dxa" w:w="2880"/>
+          </w:tcPr>
+          <w:p>
+            <w:r>
+              <w:t>11</w:t>
+            </w:r>
+          </w:p>
+        </w:tc>
+        <w:tc>
+          <w:tcPr>
+            <w:tcW w:type="dxa" w:w="2880"/>
+          </w:tcPr>
+          <w:p>
+            <w:r>
+              <w:t>The closing summary shows all events valid and all uploads complete</w:t>
+            </w:r>
+          </w:p>
+        </w:tc>
+        <w:tc>
+          <w:tcPr>
+            <w:tcW w:type="dxa" w:w="2880"/>
+          </w:tcPr>
+          <w:p>
+            <w:r>
+              <w:t>Step 12</w:t>
             </w:r>
           </w:p>
         </w:tc>
       </w:tr>
     </w:tbl>
-    <w:p/>
-    <w:p>
-      <w:r>
-        <w:t>On Ctrl-C the server prints a summary:</w:t>
-      </w:r>
-    </w:p>
-    <w:p>
-      <w:pPr>
-        <w:spacing w:after="80"/>
-        <w:ind w:left="432"/>
-      </w:pPr>
-      <w:r>
-        <w:rPr>
-          <w:rFonts w:ascii="Consolas" w:hAnsi="Consolas"/>
-          <w:sz w:val="18"/>
-        </w:rPr>
-        <w:t>Summary</w:t>
-        <w:br/>
-        <w:t xml:space="preserve">  notifications: 3 received, 3 valid JSON</w:t>
-        <w:br/>
-        <w:t xml:space="preserve">  uploads:       2 received, 2 complete JPEGs</w:t>
-      </w:r>
-    </w:p>
     <w:p>
       <w:pPr>
         <w:pStyle w:val="Heading1"/>
       </w:pPr>
       <w:r>
-        <w:t>9. If something fails</w:t>
+        <w:t>14. If something fails</w:t>
       </w:r>
     </w:p>
     <w:tbl>
@@ -1393,7 +2709,7 @@
           </w:tcPr>
           <w:p>
             <w:r>
-              <w:t>Symptom</w:t>
+              <w:t>What you see</w:t>
             </w:r>
           </w:p>
         </w:tc>
@@ -1403,7 +2719,7 @@
           </w:tcPr>
           <w:p>
             <w:r>
-              <w:t>Meaning / what to do</w:t>
+              <w:t>What it means and what to do</w:t>
             </w:r>
           </w:p>
         </w:tc>
@@ -1415,7 +2731,7 @@
           </w:tcPr>
           <w:p>
             <w:r>
-              <w:t>stty: /dev/ttyACMx: No such file or directory</w:t>
+              <w:t>Any command says 'no answer'</w:t>
             </w:r>
           </w:p>
         </w:tc>
@@ -1425,7 +2741,7 @@
           </w:tcPr>
           <w:p>
             <w:r>
-              <w:t>The camera re-enumerated (it does this after a firmware update). Wait ~30 s and re-resolve $CAM from the by-id link.</w:t>
+              <w:t>The camera drops its console reply if it is sending an event at that moment. Run the same command again — it is the reply that was lost, not the command. If three tries in a row say this, treat it as a real failure and report it.</w:t>
             </w:r>
           </w:p>
         </w:tc>
@@ -1437,7 +2753,7 @@
           </w:tcPr>
           <w:p>
             <w:r>
-              <w:t>'mdm AT' does not answer</w:t>
+              <w:t>'ERROR: the modem's AT port was not found', or the modem answers nothing at all</w:t>
             </w:r>
           </w:p>
         </w:tc>
@@ -1447,7 +2763,7 @@
           </w:tcPr>
           <w:p>
             <w:r>
-              <w:t>The camera→modem UART is down. Everything downstream depends on it; fix this first. 'mdm stats' shows whether bytes are reaching the camera at all.</w:t>
+              <w:t>Almost always another program holding the port — the VS Code Serial Monitor is the usual one. Close it and run scopus/preflight.py, which names the program if it is still there.</w:t>
             </w:r>
           </w:p>
         </w:tc>
@@ -1459,7 +2775,7 @@
           </w:tcPr>
           <w:p>
             <w:r>
-              <w:t>No upload banner from kit</w:t>
+              <w:t>A step worked earlier and now produces no events</w:t>
             </w:r>
           </w:p>
         </w:tc>
@@ -1469,7 +2785,7 @@
           </w:tcPr>
           <w:p>
             <w:r>
-              <w:t>Something wrote to the camera shell between the command and its reply. Send 'frame clear', wait a moment, retry.</w:t>
+              <w:t>The camera has probably restarted, which puts its settings back to their defaults. Run Step 5's two commands again, then carry on. Section 15 explains how to tell.</w:t>
             </w:r>
           </w:p>
         </w:tc>
@@ -1481,7 +2797,7 @@
           </w:tcPr>
           <w:p>
             <w:r>
-              <w:t>Notification arrives but is NOT valid JSON</w:t>
+              <w:t>'mdm AT' does not answer OK</w:t>
             </w:r>
           </w:p>
         </w:tc>
@@ -1491,7 +2807,7 @@
           </w:tcPr>
           <w:p>
             <w:r>
-              <w:t>The AT transport is mangling the payload. Check the modem reports 1.6.0 or later (AT+SDVRVER) — earlier builds could not carry JSON.</w:t>
+              <w:t>The internal cable between camera and modem is not carrying traffic. Try it once more, and if it still fails run:  cd ~/work/itpnovex/edgeai &amp;&amp; python3 scopus/cam.py "mdm relink"  and then 'mdm AT' again. If that does not fix it, stop and report it — nothing downstream can work.</w:t>
             </w:r>
           </w:p>
         </w:tc>
@@ -1503,7 +2819,7 @@
           </w:tcPr>
           <w:p>
             <w:r>
-              <w:t>Nothing arrives at the server at all</w:t>
+              <w:t>Nothing arrives in Window A at all</w:t>
             </w:r>
           </w:p>
         </w:tc>
@@ -1513,7 +2829,29 @@
           </w:tcPr>
           <w:p>
             <w:r>
-              <w:t>Check the server is actually running and bound (ss -tlnp | grep 8080), and that AT+SDVRNTFHOST matches this PC's address on the modem subnet.</w:t>
+              <w:t>Check Window A is still running (it stops if you press Ctrl-C in it), and run Step 4 again — the modem has to be pointed at this PC.</w:t>
+            </w:r>
+          </w:p>
+        </w:tc>
+      </w:tr>
+      <w:tr>
+        <w:tc>
+          <w:tcPr>
+            <w:tcW w:type="dxa" w:w="4320"/>
+          </w:tcPr>
+          <w:p>
+            <w:r>
+              <w:t>An event arrives but is NOT valid JSON</w:t>
+            </w:r>
+          </w:p>
+        </w:tc>
+        <w:tc>
+          <w:tcPr>
+            <w:tcW w:type="dxa" w:w="4320"/>
+          </w:tcPr>
+          <w:p>
+            <w:r>
+              <w:t>The message was mangled in transport. Report it with the raw line Window A prints; this is a real fault.</w:t>
             </w:r>
           </w:p>
         </w:tc>
@@ -1535,7 +2873,7 @@
           </w:tcPr>
           <w:p>
             <w:r>
-              <w:t>A previous capture is still in flight. Wait ~15 s and retry.</w:t>
+              <w:t>A previous capture is still in flight. Wait about 15 seconds and run it again.</w:t>
             </w:r>
           </w:p>
         </w:tc>
@@ -1547,7 +2885,7 @@
           </w:tcPr>
           <w:p>
             <w:r>
-              <w:t>Photo arrives but is 'TRUNCATED'</w:t>
+              <w:t>A photo arrives but says TRUNCATED</w:t>
             </w:r>
           </w:p>
         </w:tc>
@@ -1557,7 +2895,7 @@
           </w:tcPr>
           <w:p>
             <w:r>
-              <w:t>The transfer was cut short. Check 'mdm stats' on the camera for badcrc/stray — a clean link reports zero for both.</w:t>
+              <w:t>The transfer was cut short. Report it, and include the output of:  cd ~/work/itpnovex/edgeai &amp;&amp; python3 scopus/cam.py "mdm stats"</w:t>
             </w:r>
           </w:p>
         </w:tc>
@@ -1569,7 +2907,7 @@
           </w:tcPr>
           <w:p>
             <w:r>
-              <w:t>Counter 'ntf: ... unconfirmed=N' is non-zero</w:t>
+              <w:t>The pre-flight says the camera port was not found</w:t>
             </w:r>
           </w:p>
         </w:tc>
@@ -1579,7 +2917,7 @@
           </w:tcPr>
           <w:p>
             <w:r>
-              <w:t>The modem did not acknowledge in time. It does NOT mean the event was lost — the acknowledgement path is lossy while the command itself usually arrives. Judge by what reached the server.</w:t>
+              <w:t>The camera re-enumerates after a restart and takes about 30 seconds to come back. Wait, then run the pre-flight again.</w:t>
             </w:r>
           </w:p>
         </w:tc>
@@ -1590,12 +2928,186 @@
         <w:pStyle w:val="Heading1"/>
       </w:pPr>
       <w:r>
-        <w:t>10. The automated equivalent</w:t>
+        <w:t>15. Known behaviour — not your fault</w:t>
       </w:r>
     </w:p>
     <w:p>
       <w:r>
-        <w:t>This manual walks the same chain the automated suite asserts. Run it to check everything at once, including cases that are tedious by hand:</w:t>
+        <w:t>These are known and under investigation. They are written down so you can recognise them rather than chase them, and so that seeing one is worth a note in your report rather than a stopped test.</w:t>
+      </w:r>
+    </w:p>
+    <w:tbl>
+      <w:tblPr>
+        <w:tblStyle w:val="LightGrid-Accent1"/>
+        <w:tblW w:type="auto" w:w="0"/>
+        <w:tblLook w:firstColumn="1" w:firstRow="1" w:lastColumn="0" w:lastRow="0" w:noHBand="0" w:noVBand="1" w:val="04A0"/>
+      </w:tblPr>
+      <w:tblGrid>
+        <w:gridCol w:w="2880"/>
+        <w:gridCol w:w="2880"/>
+        <w:gridCol w:w="2880"/>
+      </w:tblGrid>
+      <w:tr>
+        <w:tc>
+          <w:tcPr>
+            <w:tcW w:type="dxa" w:w="2880"/>
+          </w:tcPr>
+          <w:p>
+            <w:r>
+              <w:t>Behaviour</w:t>
+            </w:r>
+          </w:p>
+        </w:tc>
+        <w:tc>
+          <w:tcPr>
+            <w:tcW w:type="dxa" w:w="2880"/>
+          </w:tcPr>
+          <w:p>
+            <w:r>
+              <w:t>How to recognise it</w:t>
+            </w:r>
+          </w:p>
+        </w:tc>
+        <w:tc>
+          <w:tcPr>
+            <w:tcW w:type="dxa" w:w="2880"/>
+          </w:tcPr>
+          <w:p>
+            <w:r>
+              <w:t>What to do</w:t>
+            </w:r>
+          </w:p>
+        </w:tc>
+      </w:tr>
+      <w:tr>
+        <w:tc>
+          <w:tcPr>
+            <w:tcW w:type="dxa" w:w="2880"/>
+          </w:tcPr>
+          <w:p>
+            <w:r>
+              <w:t>A command's reply goes missing</w:t>
+            </w:r>
+          </w:p>
+        </w:tc>
+        <w:tc>
+          <w:tcPr>
+            <w:tcW w:type="dxa" w:w="2880"/>
+          </w:tcPr>
+          <w:p>
+            <w:r>
+              <w:t>'no answer to this command', usually right after an event was sent. The command itself did run.</w:t>
+            </w:r>
+          </w:p>
+        </w:tc>
+        <w:tc>
+          <w:tcPr>
+            <w:tcW w:type="dxa" w:w="2880"/>
+          </w:tcPr>
+          <w:p>
+            <w:r>
+              <w:t>Run it again. Note how often it happens.</w:t>
+            </w:r>
+          </w:p>
+        </w:tc>
+      </w:tr>
+      <w:tr>
+        <w:tc>
+          <w:tcPr>
+            <w:tcW w:type="dxa" w:w="2880"/>
+          </w:tcPr>
+          <w:p>
+            <w:r>
+              <w:t>The camera restarts on its own</w:t>
+            </w:r>
+          </w:p>
+        </w:tc>
+        <w:tc>
+          <w:tcPr>
+            <w:tcW w:type="dxa" w:w="2880"/>
+          </w:tcPr>
+          <w:p>
+            <w:r>
+              <w:t>Commands stop answering for about 30 seconds; afterwards the camera's settings are back to their defaults. Confirm with:  cd ~/work/itpnovex/edgeai &amp;&amp; python3 scopus/cam.py uptime  — a number under a minute means it has just restarted.</w:t>
+            </w:r>
+          </w:p>
+        </w:tc>
+        <w:tc>
+          <w:tcPr>
+            <w:tcW w:type="dxa" w:w="2880"/>
+          </w:tcPr>
+          <w:p>
+            <w:r>
+              <w:t>Redo Step 5, then carry on from where you were. Note the time it happened; this one is worth reporting every time.</w:t>
+            </w:r>
+          </w:p>
+        </w:tc>
+      </w:tr>
+      <w:tr>
+        <w:tc>
+          <w:tcPr>
+            <w:tcW w:type="dxa" w:w="2880"/>
+          </w:tcPr>
+          <w:p>
+            <w:r>
+              <w:t>An event is slow to arrive</w:t>
+            </w:r>
+          </w:p>
+        </w:tc>
+        <w:tc>
+          <w:tcPr>
+            <w:tcW w:type="dxa" w:w="2880"/>
+          </w:tcPr>
+          <w:p>
+            <w:r>
+              <w:t>Up to about 10 seconds between the camera reporting and Window A showing it.</w:t>
+            </w:r>
+          </w:p>
+        </w:tc>
+        <w:tc>
+          <w:tcPr>
+            <w:tcW w:type="dxa" w:w="2880"/>
+          </w:tcPr>
+          <w:p>
+            <w:r>
+              <w:t>Normal. The camera retries if the modem does not acknowledge.</w:t>
+            </w:r>
+          </w:p>
+        </w:tc>
+      </w:tr>
+    </w:tbl>
+    <w:p/>
+    <w:p>
+      <w:r>
+        <w:t>If you want to record the state of the link for a report:</w:t>
+      </w:r>
+    </w:p>
+    <w:p>
+      <w:pPr>
+        <w:spacing w:after="80"/>
+        <w:ind w:left="432"/>
+      </w:pPr>
+      <w:r>
+        <w:rPr>
+          <w:rFonts w:ascii="Consolas" w:hAnsi="Consolas"/>
+          <w:b/>
+          <w:color w:val="1F3D7A"/>
+          <w:sz w:val="18"/>
+        </w:rPr>
+        <w:t>cd ~/work/itpnovex/edgeai &amp;&amp; python3 scopus/cam.py "mdm stats"</w:t>
+      </w:r>
+    </w:p>
+    <w:p>
+      <w:pPr>
+        <w:spacing w:after="40"/>
+      </w:pPr>
+      <w:r>
+        <w:rPr>
+          <w:b/>
+          <w:color w:val="1E6B2E"/>
+          <w:sz w:val="20"/>
+        </w:rPr>
+        <w:t>Expected:</w:t>
       </w:r>
     </w:p>
     <w:p>
@@ -1608,14 +3120,271 @@
           <w:rFonts w:ascii="Consolas" w:hAnsi="Consolas"/>
           <w:sz w:val="18"/>
         </w:rPr>
-        <w:t>$ python3 scopus/run_integration_tests.py</w:t>
+        <w:t>rx: bytes=158 frames=10 badcrc=0 stray=1 err=4 timeouts=861</w:t>
         <w:br/>
-        <w:t xml:space="preserve">  TOTAL: 47   PASS: 46   FAIL: 0   GAP: 0   SKIP: 1</w:t>
+        <w:t>tx: frames=102 err=0 retries=3   usart2 err(ORE/FE/NE)=4</w:t>
+        <w:br/>
+        <w:t>ntf: queued=3 sent=3 unconfirmed=0 dropped=0</w:t>
+        <w:br/>
+        <w:t>link: relinks=3 consec_timeouts=0</w:t>
+      </w:r>
+    </w:p>
+    <w:tbl>
+      <w:tblPr>
+        <w:tblStyle w:val="LightGrid-Accent1"/>
+        <w:tblW w:type="auto" w:w="0"/>
+        <w:tblLook w:firstColumn="1" w:firstRow="1" w:lastColumn="0" w:lastRow="0" w:noHBand="0" w:noVBand="1" w:val="04A0"/>
+      </w:tblPr>
+      <w:tblGrid>
+        <w:gridCol w:w="4320"/>
+        <w:gridCol w:w="4320"/>
+      </w:tblGrid>
+      <w:tr>
+        <w:tc>
+          <w:tcPr>
+            <w:tcW w:type="dxa" w:w="4320"/>
+          </w:tcPr>
+          <w:p>
+            <w:r>
+              <w:t>Counter</w:t>
+            </w:r>
+          </w:p>
+        </w:tc>
+        <w:tc>
+          <w:tcPr>
+            <w:tcW w:type="dxa" w:w="4320"/>
+          </w:tcPr>
+          <w:p>
+            <w:r>
+              <w:t>What it tells you</w:t>
+            </w:r>
+          </w:p>
+        </w:tc>
+      </w:tr>
+      <w:tr>
+        <w:tc>
+          <w:tcPr>
+            <w:tcW w:type="dxa" w:w="4320"/>
+          </w:tcPr>
+          <w:p>
+            <w:r>
+              <w:t>ntf: queued / sent</w:t>
+            </w:r>
+          </w:p>
+        </w:tc>
+        <w:tc>
+          <w:tcPr>
+            <w:tcW w:type="dxa" w:w="4320"/>
+          </w:tcPr>
+          <w:p>
+            <w:r>
+              <w:t>events the camera raised, and events it got to the modem. These should track each other.</w:t>
+            </w:r>
+          </w:p>
+        </w:tc>
+      </w:tr>
+      <w:tr>
+        <w:tc>
+          <w:tcPr>
+            <w:tcW w:type="dxa" w:w="4320"/>
+          </w:tcPr>
+          <w:p>
+            <w:r>
+              <w:t>ntf: dropped</w:t>
+            </w:r>
+          </w:p>
+        </w:tc>
+        <w:tc>
+          <w:tcPr>
+            <w:tcW w:type="dxa" w:w="4320"/>
+          </w:tcPr>
+          <w:p>
+            <w:r>
+              <w:t>events thrown away. Should be 0 — report it if not.</w:t>
+            </w:r>
+          </w:p>
+        </w:tc>
+      </w:tr>
+      <w:tr>
+        <w:tc>
+          <w:tcPr>
+            <w:tcW w:type="dxa" w:w="4320"/>
+          </w:tcPr>
+          <w:p>
+            <w:r>
+              <w:t>ntf: unconfirmed</w:t>
+            </w:r>
+          </w:p>
+        </w:tc>
+        <w:tc>
+          <w:tcPr>
+            <w:tcW w:type="dxa" w:w="4320"/>
+          </w:tcPr>
+          <w:p>
+            <w:r>
+              <w:t>the modem did not acknowledge in time. It does NOT mean the event was lost — judge by what reached Window A.</w:t>
+            </w:r>
+          </w:p>
+        </w:tc>
+      </w:tr>
+      <w:tr>
+        <w:tc>
+          <w:tcPr>
+            <w:tcW w:type="dxa" w:w="4320"/>
+          </w:tcPr>
+          <w:p>
+            <w:r>
+              <w:t>link: relinks</w:t>
+            </w:r>
+          </w:p>
+        </w:tc>
+        <w:tc>
+          <w:tcPr>
+            <w:tcW w:type="dxa" w:w="4320"/>
+          </w:tcPr>
+          <w:p>
+            <w:r>
+              <w:t>times the camera had to reset the internal cable. A number that climbs during a test is worth reporting.</w:t>
+            </w:r>
+          </w:p>
+        </w:tc>
+      </w:tr>
+      <w:tr>
+        <w:tc>
+          <w:tcPr>
+            <w:tcW w:type="dxa" w:w="4320"/>
+          </w:tcPr>
+          <w:p>
+            <w:r>
+              <w:t>rx: badcrc / stray</w:t>
+            </w:r>
+          </w:p>
+        </w:tc>
+        <w:tc>
+          <w:tcPr>
+            <w:tcW w:type="dxa" w:w="4320"/>
+          </w:tcPr>
+          <w:p>
+            <w:r>
+              <w:t>corruption on the internal cable. A clean link reports 0 badcrc.</w:t>
+            </w:r>
+          </w:p>
+        </w:tc>
+      </w:tr>
+    </w:tbl>
+    <w:p>
+      <w:pPr>
+        <w:pStyle w:val="Heading1"/>
+      </w:pPr>
+      <w:r>
+        <w:t>16. What to put in your report</w:t>
+      </w:r>
+    </w:p>
+    <w:p>
+      <w:pPr>
+        <w:pStyle w:val="ListBullet"/>
+      </w:pPr>
+      <w:r>
+        <w:t>Pass or fail for each of the eleven criteria in section 13.</w:t>
+      </w:r>
+    </w:p>
+    <w:p>
+      <w:pPr>
+        <w:pStyle w:val="ListBullet"/>
+      </w:pPr>
+      <w:r>
+        <w:t>The closing summary from Step 12 (the two counts).</w:t>
+      </w:r>
+    </w:p>
+    <w:p>
+      <w:pPr>
+        <w:pStyle w:val="ListBullet"/>
+      </w:pPr>
+      <w:r>
+        <w:t>For any failure: which step, the exact command you ran, and everything both windows printed. Copy the text — a description of it is rarely enough to work out what happened.</w:t>
+      </w:r>
+    </w:p>
+    <w:p>
+      <w:pPr>
+        <w:pStyle w:val="ListBullet"/>
+      </w:pPr>
+      <w:r>
+        <w:t>How many times you saw anything from section 15, and roughly when.</w:t>
+      </w:r>
+    </w:p>
+    <w:p>
+      <w:pPr>
+        <w:pStyle w:val="ListBullet"/>
+      </w:pPr>
+      <w:r>
+        <w:t>The output of the mdm stats command above, taken at the end of the run.</w:t>
+      </w:r>
+    </w:p>
+    <w:p>
+      <w:pPr>
+        <w:pStyle w:val="ListBullet"/>
+      </w:pPr>
+      <w:r>
+        <w:t>Keep the ~/scopus-received folder; it holds every event and photo the test received.</w:t>
+      </w:r>
+    </w:p>
+    <w:p>
+      <w:pPr>
+        <w:pStyle w:val="Heading1"/>
+      </w:pPr>
+      <w:r>
+        <w:t>17. The automated version</w:t>
       </w:r>
     </w:p>
     <w:p>
       <w:r>
-        <w:t>The one skip is the SD card slot being empty. Use the manual procedure when you want to see the product work with your own eyes, or when the suite fails and you need to find out which hop broke.</w:t>
+        <w:t>The same chain is checked automatically, in far more detail, by the integration suite. It is not a replacement for this manual — this one exists to see the product work with your own eyes, and to find out which hop broke when the suite goes red — but it is the faster way to check everything at once. Stop the server in Window A first, since the suite starts its own.</w:t>
+      </w:r>
+    </w:p>
+    <w:p>
+      <w:pPr>
+        <w:spacing w:after="80"/>
+        <w:ind w:left="432"/>
+      </w:pPr>
+      <w:r>
+        <w:rPr>
+          <w:rFonts w:ascii="Consolas" w:hAnsi="Consolas"/>
+          <w:b/>
+          <w:color w:val="1F3D7A"/>
+          <w:sz w:val="18"/>
+        </w:rPr>
+        <w:t>cd ~/work/itpnovex/edgeai &amp;&amp; python3 scopus/run_integration_tests.py</w:t>
+      </w:r>
+    </w:p>
+    <w:p>
+      <w:pPr>
+        <w:spacing w:after="40"/>
+      </w:pPr>
+      <w:r>
+        <w:rPr>
+          <w:b/>
+          <w:color w:val="1E6B2E"/>
+          <w:sz w:val="20"/>
+        </w:rPr>
+        <w:t>Expected:</w:t>
+      </w:r>
+    </w:p>
+    <w:p>
+      <w:pPr>
+        <w:spacing w:after="80"/>
+        <w:ind w:left="432"/>
+      </w:pPr>
+      <w:r>
+        <w:rPr>
+          <w:rFonts w:ascii="Consolas" w:hAnsi="Consolas"/>
+          <w:sz w:val="18"/>
+        </w:rPr>
+        <w:t xml:space="preserve">  TOTAL: 57   PASS: 56   FAIL: 0   GAP: 0   SKIP: 1</w:t>
+      </w:r>
+    </w:p>
+    <w:p>
+      <w:r>
+        <w:t>The one skip is the SD card slot being empty.</w:t>
       </w:r>
     </w:p>
     <w:sectPr>

--- a/scopus/Scopus_Tester_Manual.docx
+++ b/scopus/Scopus_Tester_Manual.docx
@@ -1544,7 +1544,7 @@
           <w:color w:val="444444"/>
           <w:sz w:val="18"/>
         </w:rPr>
-        <w:t>“Attempt 2 of 4” appearing is not a failure. The camera drops its console reply if it happens to be sending an event at that moment, so the test simply does it again. Only the final PASSED / FAILED line decides the step.</w:t>
+        <w:t>It should say Attempt 1 of 4 and stop there. A second attempt is not a failure in itself — only the final PASSED / FAILED line decides the step — but it used to be caused by a firmware fault fixed on 6 August 2026, so mention it in your report if you see one.</w:t>
       </w:r>
     </w:p>
     <w:p>
@@ -2741,7 +2741,7 @@
           </w:tcPr>
           <w:p>
             <w:r>
-              <w:t>The camera drops its console reply if it is sending an event at that moment. Run the same command again — it is the reply that was lost, not the command. If three tries in a row say this, treat it as a real failure and report it.</w:t>
+              <w:t>Run the same command again — if it was the reply that was lost rather than the command, the second one answers. This was a firmware fault fixed on 6 August 2026, so unlike the other rows here it is worth reporting even when the retry works.</w:t>
             </w:r>
           </w:p>
         </w:tc>
@@ -2785,7 +2785,7 @@
           </w:tcPr>
           <w:p>
             <w:r>
-              <w:t>The camera has probably restarted, which puts its settings back to their defaults. Run Step 5's two commands again, then carry on. Section 15 explains how to tell.</w:t>
+              <w:t>The camera has probably restarted, which puts its settings back to their defaults. Run Step 5's two commands again, then carry on — and report it. Section 15 explains how to tell, and why an unprompted restart is now a fault rather than a quirk.</w:t>
             </w:r>
           </w:p>
         </w:tc>
@@ -2933,7 +2933,7 @@
     </w:p>
     <w:p>
       <w:r>
-        <w:t>These are known and under investigation. They are written down so you can recognise them rather than chase them, and so that seeing one is worth a note in your report rather than a stopped test.</w:t>
+        <w:t>The first entry below is normal and needs no action. The other two were firmware faults, fixed on 6 August 2026 — they are listed because you may have been told to expect them, and because seeing either one now means something has regressed and should be reported rather than worked around.</w:t>
       </w:r>
     </w:p>
     <w:tbl>
@@ -2986,6 +2986,38 @@
           </w:tcPr>
           <w:p>
             <w:r>
+              <w:t>An event is slow to arrive</w:t>
+            </w:r>
+          </w:p>
+        </w:tc>
+        <w:tc>
+          <w:tcPr>
+            <w:tcW w:type="dxa" w:w="2880"/>
+          </w:tcPr>
+          <w:p>
+            <w:r>
+              <w:t>Up to about 10 seconds between the camera reporting and Window A showing it.</w:t>
+            </w:r>
+          </w:p>
+        </w:tc>
+        <w:tc>
+          <w:tcPr>
+            <w:tcW w:type="dxa" w:w="2880"/>
+          </w:tcPr>
+          <w:p>
+            <w:r>
+              <w:t>Normal — the camera retries if the modem does not acknowledge. No action.</w:t>
+            </w:r>
+          </w:p>
+        </w:tc>
+      </w:tr>
+      <w:tr>
+        <w:tc>
+          <w:tcPr>
+            <w:tcW w:type="dxa" w:w="2880"/>
+          </w:tcPr>
+          <w:p>
+            <w:r>
               <w:t>A command's reply goes missing</w:t>
             </w:r>
           </w:p>
@@ -3006,7 +3038,7 @@
           </w:tcPr>
           <w:p>
             <w:r>
-              <w:t>Run it again. Note how often it happens.</w:t>
+              <w:t>FIXED — the camera used to stall its own console whenever nothing was reading the port. Run the command again so you are not blocked, but report it: it should no longer happen.</w:t>
             </w:r>
           </w:p>
         </w:tc>
@@ -3038,39 +3070,7 @@
           </w:tcPr>
           <w:p>
             <w:r>
-              <w:t>Redo Step 5, then carry on from where you were. Note the time it happened; this one is worth reporting every time.</w:t>
-            </w:r>
-          </w:p>
-        </w:tc>
-      </w:tr>
-      <w:tr>
-        <w:tc>
-          <w:tcPr>
-            <w:tcW w:type="dxa" w:w="2880"/>
-          </w:tcPr>
-          <w:p>
-            <w:r>
-              <w:t>An event is slow to arrive</w:t>
-            </w:r>
-          </w:p>
-        </w:tc>
-        <w:tc>
-          <w:tcPr>
-            <w:tcW w:type="dxa" w:w="2880"/>
-          </w:tcPr>
-          <w:p>
-            <w:r>
-              <w:t>Up to about 10 seconds between the camera reporting and Window A showing it.</w:t>
-            </w:r>
-          </w:p>
-        </w:tc>
-        <w:tc>
-          <w:tcPr>
-            <w:tcW w:type="dxa" w:w="2880"/>
-          </w:tcPr>
-          <w:p>
-            <w:r>
-              <w:t>Normal. The camera retries if the modem does not acknowledge.</w:t>
+              <w:t>FIXED — the camera used to reset while recovering the internal cable. Redo Step 5 and carry on, and report it with the time it happened. This one matters.</w:t>
             </w:r>
           </w:p>
         </w:tc>

--- a/scopus/Scopus_Tester_Manual.docx
+++ b/scopus/Scopus_Tester_Manual.docx
@@ -20,7 +20,7 @@
     </w:p>
     <w:p>
       <w:r>
-        <w:t>Generated 2026-08-06 from scopus/make_tester_manual.py. Every command below was run, in this order, on the bench PC this document is written for, and each “Expected” block is the output that came back. The one exception is Step 9, which needs a person standing in front of the camera; its example is a real live detection recorded on the same bench.</w:t>
+        <w:t>Generated 2026-08-09 from scopus/make_tester_manual.py. Every command below was run, in this order, on the bench PC this document is written for, and each “Expected” block is the output that came back. The one exception is Step 9, which needs a person standing in front of the camera; its example is a real live detection recorded on the same bench.</w:t>
       </w:r>
     </w:p>
     <w:p>
@@ -1421,7 +1421,7 @@
     </w:p>
     <w:p>
       <w:r>
-        <w:t>Rather than pointing the lens at real people — where nobody knows what the right answer was — this pushes a picture with a known number of people in it into the camera's neural network, and checks the number that comes back. It takes about a minute.</w:t>
+        <w:t>Rather than pointing the lens at real people — where nobody knows what the right answer was — this pushes a picture with a known number of people in it into the camera's neural network, and checks the number that comes back. It then puts the camera back on its own lens, which is what Step 9 needs. It takes about a minute.</w:t>
       </w:r>
     </w:p>
     <w:p>
@@ -1467,23 +1467,23 @@
         <w:br/>
         <w:t>Attempt 1 of 4:</w:t>
         <w:br/>
-        <w:t xml:space="preserve">  [1/4] stopping live detection</w:t>
+        <w:t xml:space="preserve">  [1/5] stopping live detection</w:t>
         <w:br/>
-        <w:t xml:space="preserve">  [2/4] injecting images/3_people.jpg</w:t>
+        <w:t xml:space="preserve">  [2/5] injecting images/3_people.jpg</w:t>
         <w:br/>
         <w:t xml:space="preserve">        Camera port: /dev/ttyACM2</w:t>
         <w:br/>
         <w:t xml:space="preserve">        Frame: 256x256 RGB888 (196608 bytes, CRC32 0x13a92fb1)</w:t>
         <w:br/>
-        <w:t xml:space="preserve">        frame upload: ok (196608 bytes, CRC 0x13a92fb1) frame upload ok</w:t>
+        <w:t xml:space="preserve">        frame upload: ok (196608 bytes, CRC 0x13a92fb1) frame upload ok  &gt;</w:t>
         <w:br/>
         <w:t xml:space="preserve">        Uploaded. Next:  &gt; frame run    (over the same CDC port)</w:t>
         <w:br/>
-        <w:t xml:space="preserve">  [3/4] starting detection</w:t>
+        <w:t xml:space="preserve">  [3/5] starting detection</w:t>
         <w:br/>
-        <w:t xml:space="preserve">  [4/4] running inference on it</w:t>
+        <w:t xml:space="preserve">  [4/5] running inference on it</w:t>
         <w:br/>
-        <w:t xml:space="preserve">        frame run: 3 detection(s), NN 89.1ms</w:t>
+        <w:t xml:space="preserve">        frame run: 3 detection(s), NN 87.9ms</w:t>
         <w:br/>
         <w:t xml:space="preserve">        [0] class=0 conf=0.78 bbox=(0.73,0.71,0.18,0.44)</w:t>
         <w:br/>
@@ -1493,8 +1493,16 @@
         <w:br/>
         <w:t xml:space="preserve">        frame run ok</w:t>
         <w:br/>
+        <w:t xml:space="preserve">  [5/5] returning the camera to the live lens</w:t>
         <w:br/>
-        <w:t>PASSED — 3 people detected in 89.1 ms, which matches the picture.</w:t>
+        <w:t xml:space="preserve">        frame: cleared (NN back to live camera)</w:t>
+        <w:br/>
+        <w:t xml:space="preserve">        frame clear ok</w:t>
+        <w:br/>
+        <w:br/>
+        <w:t>PASSED — 3 people detected in 87.9 ms, which matches the picture. The camera is</w:t>
+        <w:br/>
+        <w:t>back on its live lens.</w:t>
       </w:r>
     </w:p>
     <w:p>
@@ -1531,7 +1539,73 @@
         <w:pStyle w:val="ListBullet"/>
       </w:pPr>
       <w:r>
-        <w:t>NN 89.1ms — how long the network took. Anything in the 80–100 ms range is normal.</w:t>
+        <w:t>NN 87.9ms — how long the network took. Anything in the 80–100 ms range is normal.</w:t>
+      </w:r>
+    </w:p>
+    <w:p>
+      <w:pPr>
+        <w:pStyle w:val="ListBullet"/>
+      </w:pPr>
+      <w:r>
+        <w:t>Step [5/5] is there and says 'frame: cleared (NN back to live camera)'. Do not skip this line: it is the one that gives the camera its own lens back.</w:t>
+      </w:r>
+    </w:p>
+    <w:p>
+      <w:pPr>
+        <w:ind w:left="432"/>
+      </w:pPr>
+      <w:r>
+        <w:rPr>
+          <w:i/>
+          <w:color w:val="B00000"/>
+          <w:sz w:val="18"/>
+        </w:rPr>
+        <w:t>Why that last line matters. The picture this step pushes in stays in the camera until it is explicitly cleared — it does not wear off, and restarting detection does not shift it. While it is loaded the camera keeps looking at that same still picture instead of through its lens, so Step 9 cannot pass, and the live view draws the picture's people on top of the real video, which looks like the detection has gone wrong. The step above clears it for you. If for any reason it did not say 'cleared', do it by hand before going on:</w:t>
+      </w:r>
+    </w:p>
+    <w:p>
+      <w:pPr>
+        <w:spacing w:after="80"/>
+        <w:ind w:left="432"/>
+      </w:pPr>
+      <w:r>
+        <w:rPr>
+          <w:rFonts w:ascii="Consolas" w:hAnsi="Consolas"/>
+          <w:b/>
+          <w:color w:val="1F3D7A"/>
+          <w:sz w:val="18"/>
+        </w:rPr>
+        <w:t>cd ~/work/itpnovex/edgeai &amp;&amp; python3 scopus/cam.py "frame clear"</w:t>
+      </w:r>
+    </w:p>
+    <w:p>
+      <w:pPr>
+        <w:spacing w:after="40"/>
+      </w:pPr>
+      <w:r>
+        <w:rPr>
+          <w:b/>
+          <w:color w:val="1E6B2E"/>
+          <w:sz w:val="20"/>
+        </w:rPr>
+        <w:t>Expected:</w:t>
+      </w:r>
+    </w:p>
+    <w:p>
+      <w:pPr>
+        <w:spacing w:after="80"/>
+        <w:ind w:left="432"/>
+      </w:pPr>
+      <w:r>
+        <w:rPr>
+          <w:rFonts w:ascii="Consolas" w:hAnsi="Consolas"/>
+          <w:sz w:val="18"/>
+        </w:rPr>
+        <w:t>[camera /dev/ttyACM2] &gt; frame clear</w:t>
+        <w:br/>
+        <w:t>frame: cleared (NN back to live camera)</w:t>
+        <w:br/>
+        <w:t>frame clear ok</w:t>
       </w:r>
     </w:p>
     <w:p>
@@ -1564,7 +1638,291 @@
           <w:color w:val="1F3D7A"/>
           <w:sz w:val="18"/>
         </w:rPr>
-        <w:t>cd ~/work/itpnovex/edgeai &amp;&amp; python3 scopus/inference_test.py --image images/7_people.jpg --expect 7</w:t>
+        <w:t>cd ~/work/itpnovex/edgeai &amp;&amp; python3 scopus/inference_test.py --image images/2_people.jpg --expect 2</w:t>
+      </w:r>
+    </w:p>
+    <w:p>
+      <w:r>
+        <w:t>Before you try the rest, read this table. It is what these pictures actually return on this build, measured on the bench — not what they ought to return. Two of them do not match their own name, for reasons that are understood, and a tester who runs them without knowing that will report a fault that is not there:</w:t>
+      </w:r>
+    </w:p>
+    <w:tbl>
+      <w:tblPr>
+        <w:tblStyle w:val="LightGrid-Accent1"/>
+        <w:tblW w:type="auto" w:w="0"/>
+        <w:tblLayout w:type="fixed"/>
+        <w:tblLook w:firstColumn="1" w:firstRow="1" w:lastColumn="0" w:lastRow="0" w:noHBand="0" w:noVBand="1" w:val="04A0"/>
+      </w:tblPr>
+      <w:tblGrid>
+        <w:gridCol w:w="1655"/>
+        <w:gridCol w:w="1224"/>
+        <w:gridCol w:w="1512"/>
+        <w:gridCol w:w="4536"/>
+      </w:tblGrid>
+      <w:tr>
+        <w:tc>
+          <w:tcPr>
+            <w:tcW w:type="dxa" w:w="1656"/>
+          </w:tcPr>
+          <w:p>
+            <w:r>
+              <w:t>Picture</w:t>
+            </w:r>
+          </w:p>
+        </w:tc>
+        <w:tc>
+          <w:tcPr>
+            <w:tcW w:type="dxa" w:w="1224"/>
+          </w:tcPr>
+          <w:p>
+            <w:r>
+              <w:t>People in it</w:t>
+            </w:r>
+          </w:p>
+        </w:tc>
+        <w:tc>
+          <w:tcPr>
+            <w:tcW w:type="dxa" w:w="1512"/>
+          </w:tcPr>
+          <w:p>
+            <w:r>
+              <w:t>Camera reports</w:t>
+            </w:r>
+          </w:p>
+        </w:tc>
+        <w:tc>
+          <w:tcPr>
+            <w:tcW w:type="dxa" w:w="4536"/>
+          </w:tcPr>
+          <w:p>
+            <w:r>
+              <w:t>Why</w:t>
+            </w:r>
+          </w:p>
+        </w:tc>
+      </w:tr>
+      <w:tr>
+        <w:tc>
+          <w:tcPr>
+            <w:tcW w:type="dxa" w:w="1656"/>
+          </w:tcPr>
+          <w:p>
+            <w:r>
+              <w:t>1_person.jpg</w:t>
+            </w:r>
+          </w:p>
+        </w:tc>
+        <w:tc>
+          <w:tcPr>
+            <w:tcW w:type="dxa" w:w="1224"/>
+          </w:tcPr>
+          <w:p>
+            <w:r>
+              <w:t>1</w:t>
+            </w:r>
+          </w:p>
+        </w:tc>
+        <w:tc>
+          <w:tcPr>
+            <w:tcW w:type="dxa" w:w="1512"/>
+          </w:tcPr>
+          <w:p>
+            <w:r>
+              <w:t>1</w:t>
+            </w:r>
+          </w:p>
+        </w:tc>
+        <w:tc>
+          <w:tcPr>
+            <w:tcW w:type="dxa" w:w="4536"/>
+          </w:tcPr>
+          <w:p>
+            <w:r>
+              <w:t>—</w:t>
+            </w:r>
+          </w:p>
+        </w:tc>
+      </w:tr>
+      <w:tr>
+        <w:tc>
+          <w:tcPr>
+            <w:tcW w:type="dxa" w:w="1656"/>
+          </w:tcPr>
+          <w:p>
+            <w:r>
+              <w:t>2_people.jpg</w:t>
+            </w:r>
+          </w:p>
+        </w:tc>
+        <w:tc>
+          <w:tcPr>
+            <w:tcW w:type="dxa" w:w="1224"/>
+          </w:tcPr>
+          <w:p>
+            <w:r>
+              <w:t>2</w:t>
+            </w:r>
+          </w:p>
+        </w:tc>
+        <w:tc>
+          <w:tcPr>
+            <w:tcW w:type="dxa" w:w="1512"/>
+          </w:tcPr>
+          <w:p>
+            <w:r>
+              <w:t>2</w:t>
+            </w:r>
+          </w:p>
+        </w:tc>
+        <w:tc>
+          <w:tcPr>
+            <w:tcW w:type="dxa" w:w="4536"/>
+          </w:tcPr>
+          <w:p>
+            <w:r>
+              <w:t>—</w:t>
+            </w:r>
+          </w:p>
+        </w:tc>
+      </w:tr>
+      <w:tr>
+        <w:tc>
+          <w:tcPr>
+            <w:tcW w:type="dxa" w:w="1656"/>
+          </w:tcPr>
+          <w:p>
+            <w:r>
+              <w:t>3_people.jpg</w:t>
+            </w:r>
+          </w:p>
+        </w:tc>
+        <w:tc>
+          <w:tcPr>
+            <w:tcW w:type="dxa" w:w="1224"/>
+          </w:tcPr>
+          <w:p>
+            <w:r>
+              <w:t>3</w:t>
+            </w:r>
+          </w:p>
+        </w:tc>
+        <w:tc>
+          <w:tcPr>
+            <w:tcW w:type="dxa" w:w="1512"/>
+          </w:tcPr>
+          <w:p>
+            <w:r>
+              <w:t>3</w:t>
+            </w:r>
+          </w:p>
+        </w:tc>
+        <w:tc>
+          <w:tcPr>
+            <w:tcW w:type="dxa" w:w="4536"/>
+          </w:tcPr>
+          <w:p>
+            <w:r>
+              <w:t>the picture this step uses; the pass/fail one</w:t>
+            </w:r>
+          </w:p>
+        </w:tc>
+      </w:tr>
+      <w:tr>
+        <w:tc>
+          <w:tcPr>
+            <w:tcW w:type="dxa" w:w="1656"/>
+          </w:tcPr>
+          <w:p>
+            <w:r>
+              <w:t>7_people.jpg</w:t>
+            </w:r>
+          </w:p>
+        </w:tc>
+        <w:tc>
+          <w:tcPr>
+            <w:tcW w:type="dxa" w:w="1224"/>
+          </w:tcPr>
+          <w:p>
+            <w:r>
+              <w:t>7</w:t>
+            </w:r>
+          </w:p>
+        </w:tc>
+        <w:tc>
+          <w:tcPr>
+            <w:tcW w:type="dxa" w:w="1512"/>
+          </w:tcPr>
+          <w:p>
+            <w:r>
+              <w:t>6 — every time</w:t>
+            </w:r>
+          </w:p>
+        </w:tc>
+        <w:tc>
+          <w:tcPr>
+            <w:tcW w:type="dxa" w:w="4536"/>
+          </w:tcPr>
+          <w:p>
+            <w:r>
+              <w:t>one of the seven stands behind the others and is mostly hidden. The network reports what it can see, and it cannot see a whole person there. Expected; not a fault.</w:t>
+            </w:r>
+          </w:p>
+        </w:tc>
+      </w:tr>
+      <w:tr>
+        <w:tc>
+          <w:tcPr>
+            <w:tcW w:type="dxa" w:w="1656"/>
+          </w:tcPr>
+          <w:p>
+            <w:r>
+              <w:t>5_people.jpg</w:t>
+            </w:r>
+          </w:p>
+        </w:tc>
+        <w:tc>
+          <w:tcPr>
+            <w:tcW w:type="dxa" w:w="1224"/>
+          </w:tcPr>
+          <w:p>
+            <w:r>
+              <w:t>5</w:t>
+            </w:r>
+          </w:p>
+        </w:tc>
+        <w:tc>
+          <w:tcPr>
+            <w:tcW w:type="dxa" w:w="1512"/>
+          </w:tcPr>
+          <w:p>
+            <w:r>
+              <w:t>1 — every time</w:t>
+            </w:r>
+          </w:p>
+        </w:tc>
+        <w:tc>
+          <w:tcPr>
+            <w:tcW w:type="dxa" w:w="4536"/>
+          </w:tcPr>
+          <w:p>
+            <w:r>
+              <w:t>a wide riverside view where the people are far away and only a few pixels tall. The network sees the whole scene shrunk to 256x256, and at that size they are not there to be found. A known limit on distant figures, not a fault in this build.</w:t>
+            </w:r>
+          </w:p>
+        </w:tc>
+      </w:tr>
+    </w:tbl>
+    <w:p>
+      <w:pPr>
+        <w:ind w:left="432"/>
+      </w:pPr>
+      <w:r>
+        <w:rPr>
+          <w:i/>
+          <w:color w:val="B00000"/>
+          <w:sz w:val="18"/>
+        </w:rPr>
+        <w:t>So do not judge the step on 7_people or 5_people. Step 7 passes or fails on the 3-person picture, which is what the command at the top of this step runs. The other two are here to show you the edges of what the camera can do, and their numbers are recorded above so that seeing them does not cost you a false fault report. If either one gives a different number from the table, that is worth reporting.</w:t>
       </w:r>
     </w:p>
     <w:p>
@@ -1577,7 +1935,20 @@
           <w:color w:val="444444"/>
           <w:sz w:val="18"/>
         </w:rPr>
-        <w:t>images/ has 1_person, 2_people, 3_people, 5_people, 7_people and some crowd scenes. The count on a crowd is approximate by nature — use the small ones for a pass/fail judgement.</w:t>
+        <w:t>images/ also has some crowd scenes. The count on a crowd is approximate by nature — nobody agrees on the true number either — so use them for a look, never for a judgement.</w:t>
+      </w:r>
+    </w:p>
+    <w:p>
+      <w:pPr>
+        <w:ind w:left="432"/>
+      </w:pPr>
+      <w:r>
+        <w:rPr>
+          <w:i/>
+          <w:color w:val="444444"/>
+          <w:sz w:val="18"/>
+        </w:rPr>
+        <w:t>Each extra picture you try loads itself into the camera and clears itself again the same way, so the last thing any of these runs does is hand the lens back. Whichever one you finish on, check its [5/5] line before moving on.</w:t>
       </w:r>
     </w:p>
     <w:p>
@@ -1751,7 +2122,91 @@
     </w:p>
     <w:p>
       <w:r>
-        <w:t>Do this:</w:t>
+        <w:t>First, one check. This step only works if the camera is looking through its own lens, and Step 7 is the one thing in this procedure that takes the lens away from it. Step 7 gives it back on its way out, so this should already be true — but it costs five seconds to be sure, and it is the difference between testing the product and testing a photograph. In Window B:</w:t>
+      </w:r>
+    </w:p>
+    <w:p>
+      <w:pPr>
+        <w:spacing w:after="80"/>
+        <w:ind w:left="432"/>
+      </w:pPr>
+      <w:r>
+        <w:rPr>
+          <w:rFonts w:ascii="Consolas" w:hAnsi="Consolas"/>
+          <w:b/>
+          <w:color w:val="1F3D7A"/>
+          <w:sz w:val="18"/>
+        </w:rPr>
+        <w:t>cd ~/work/itpnovex/edgeai &amp;&amp; python3 scopus/cam.py "frame query"</w:t>
+      </w:r>
+    </w:p>
+    <w:p>
+      <w:pPr>
+        <w:spacing w:after="40"/>
+      </w:pPr>
+      <w:r>
+        <w:rPr>
+          <w:b/>
+          <w:color w:val="1E6B2E"/>
+          <w:sz w:val="20"/>
+        </w:rPr>
+        <w:t>Expected:</w:t>
+      </w:r>
+    </w:p>
+    <w:p>
+      <w:pPr>
+        <w:spacing w:after="80"/>
+        <w:ind w:left="432"/>
+      </w:pPr>
+      <w:r>
+        <w:rPr>
+          <w:rFonts w:ascii="Consolas" w:hAnsi="Consolas"/>
+          <w:sz w:val="18"/>
+        </w:rPr>
+        <w:t>[camera /dev/ttyACM2] &gt; frame query</w:t>
+        <w:br/>
+        <w:t>frame: empty (NN running)</w:t>
+        <w:br/>
+        <w:t>frame query ok</w:t>
+      </w:r>
+    </w:p>
+    <w:p>
+      <w:r>
+        <w:t>'empty' is what you need — no picture loaded, so the camera is on its lens. 'NN running' means detection is on. If it says 'frame: loaded' instead, the Step 7 picture is still in there and no amount of walking about will produce an event. Clear it and check again:</w:t>
+      </w:r>
+    </w:p>
+    <w:p>
+      <w:pPr>
+        <w:spacing w:after="80"/>
+        <w:ind w:left="432"/>
+      </w:pPr>
+      <w:r>
+        <w:rPr>
+          <w:rFonts w:ascii="Consolas" w:hAnsi="Consolas"/>
+          <w:b/>
+          <w:color w:val="1F3D7A"/>
+          <w:sz w:val="18"/>
+        </w:rPr>
+        <w:t>cd ~/work/itpnovex/edgeai &amp;&amp; python3 scopus/cam.py "frame clear"</w:t>
+      </w:r>
+    </w:p>
+    <w:p>
+      <w:pPr>
+        <w:ind w:left="432"/>
+      </w:pPr>
+      <w:r>
+        <w:rPr>
+          <w:i/>
+          <w:color w:val="444444"/>
+          <w:sz w:val="18"/>
+        </w:rPr>
+        <w:t>If it says 'NN stopped' rather than 'NN running', detection is off: run  cd ~/work/itpnovex/edgeai &amp;&amp; python3 scopus/cam.py "detect start"  and then redo Step 5, which sets what the camera does when it detects something.</w:t>
+      </w:r>
+    </w:p>
+    <w:p/>
+    <w:p>
+      <w:r>
+        <w:t>Now the step itself. Do this:</w:t>
       </w:r>
     </w:p>
     <w:p>
@@ -1838,7 +2293,7 @@
           <w:color w:val="444444"/>
           <w:sz w:val="18"/>
         </w:rPr>
-        <w:t>If nothing arrives: the camera has to see an empty scene before it can see people arrive. If the room already had people in view when Step 7 finished, step everyone out of view, wait ten seconds, then walk back in.</w:t>
+        <w:t>If nothing arrives, work through these three in order. One: run 'frame query' again — if it says 'loaded', the Step 7 picture is back in the way and nothing else you try can work. Two: the camera has to see an empty scene before it can see people arrive, so if the room already had people in view, step everyone out, wait ten seconds, then walk back in. Three: if the live view keeps drawing boxes on an empty room — on a door frame or a plant, say — the camera believes people are already there and is waiting for them to leave. Report that with a photo of the screen; it is a real finding and not something you can work around.</w:t>
       </w:r>
     </w:p>
     <w:p>
@@ -2540,7 +2995,7 @@
           </w:tcPr>
           <w:p>
             <w:r>
-              <w:t>Real people walking into view produce an event with the right count</w:t>
+              <w:t>Real people walking into view produce an event with the right count — with 'frame query' saying 'empty', so the camera was on its lens and not on the Step 7 picture</w:t>
             </w:r>
           </w:p>
         </w:tc>
@@ -2720,6 +3175,50 @@
           <w:p>
             <w:r>
               <w:t>What it means and what to do</w:t>
+            </w:r>
+          </w:p>
+        </w:tc>
+      </w:tr>
+      <w:tr>
+        <w:tc>
+          <w:tcPr>
+            <w:tcW w:type="dxa" w:w="4320"/>
+          </w:tcPr>
+          <w:p>
+            <w:r>
+              <w:t>Step 9: people really are in front of the camera, the live view even draws boxes, but Window A stays silent</w:t>
+            </w:r>
+          </w:p>
+        </w:tc>
+        <w:tc>
+          <w:tcPr>
+            <w:tcW w:type="dxa" w:w="4320"/>
+          </w:tcPr>
+          <w:p>
+            <w:r>
+              <w:t>The Step 7 picture is almost certainly still loaded, so the camera is looking at that photograph and not through its lens — the boxes you see are the photograph's people painted over the live video, which is why they sit on doors and walls. Check with:  cd ~/work/itpnovex/edgeai &amp;&amp; python3 scopus/cam.py "frame query"  — if it says 'loaded', run:  cd ~/work/itpnovex/edgeai &amp;&amp; python3 scopus/cam.py "frame clear"  and redo Step 9. Step 7 clears it for you, so if you find it loaded here, say so in your report.</w:t>
+            </w:r>
+          </w:p>
+        </w:tc>
+      </w:tr>
+      <w:tr>
+        <w:tc>
+          <w:tcPr>
+            <w:tcW w:type="dxa" w:w="4320"/>
+          </w:tcPr>
+          <w:p>
+            <w:r>
+              <w:t>Step 7 says 'the picture did not load', on every attempt</w:t>
+            </w:r>
+          </w:p>
+        </w:tc>
+        <w:tc>
+          <w:tcPr>
+            <w:tcW w:type="dxa" w:w="4320"/>
+          </w:tcPr>
+          <w:p>
+            <w:r>
+              <w:t>The camera's console and the uploader are out of step — usually something else was talking to the camera at the same moment. Run the step once more; it re-syncs on its own. If all four attempts fail again, check the camera did not restart underneath you:  cd ~/work/itpnovex/edgeai &amp;&amp; python3 scopus/cam.py uptime  — a number under a minute means it did, and that is worth reporting.</w:t>
             </w:r>
           </w:p>
         </w:tc>
@@ -2933,7 +3432,7 @@
     </w:p>
     <w:p>
       <w:r>
-        <w:t>The first entry below is normal and needs no action. The other two were firmware faults, fixed on 6 August 2026 — they are listed because you may have been told to expect them, and because seeing either one now means something has regressed and should be reported rather than worked around.</w:t>
+        <w:t>The first entry below is normal and needs no action. The second was a firmware fault, fixed on 6 August 2026 — it is listed because you may have been told to expect it, and because seeing it now means something has regressed and should be reported rather than worked around. The third is still open, and is the one to watch.</w:t>
       </w:r>
     </w:p>
     <w:tbl>
@@ -3060,7 +3559,7 @@
           </w:tcPr>
           <w:p>
             <w:r>
-              <w:t>Commands stop answering for about 30 seconds; afterwards the camera's settings are back to their defaults. Confirm with:  cd ~/work/itpnovex/edgeai &amp;&amp; python3 scopus/cam.py uptime  — a number under a minute means it has just restarted.</w:t>
+              <w:t>Commands stop answering for about 30 seconds; afterwards detection is off and the camera's settings are back to their defaults. Confirm with:  cd ~/work/itpnovex/edgeai &amp;&amp; python3 scopus/cam.py uptime  — a number under a minute means it has just restarted.</w:t>
             </w:r>
           </w:p>
         </w:tc>
@@ -3070,12 +3569,26 @@
           </w:tcPr>
           <w:p>
             <w:r>
-              <w:t>FIXED — the camera used to reset while recovering the internal cable. Redo Step 5 and carry on, and report it with the time it happened. This one matters.</w:t>
+              <w:t>OPEN — the cause behind the internal cable was fixed, but one restart was seen on 9 August 2026 during a Step 7 injection and could not be reproduced afterwards. So this is not closed. Run 'uptime' the moment anything stops answering, redo Step 5 and carry on, and report it with the time to the second — that timestamp is what makes it findable. This one matters.</w:t>
             </w:r>
           </w:p>
         </w:tc>
       </w:tr>
     </w:tbl>
+    <w:p/>
+    <w:p>
+      <w:pPr>
+        <w:ind w:left="432"/>
+      </w:pPr>
+      <w:r>
+        <w:rPr>
+          <w:i/>
+          <w:color w:val="444444"/>
+          <w:sz w:val="18"/>
+        </w:rPr>
+        <w:t>If a restart does happen, the useful evidence is on the camera's own console at the moment it goes: it prints a line beginning FAILURE and naming the part that failed, then restarts about a third of a second later. Nothing captures that unless a window is watching the camera port at the time. If you are asked to chase a repeat of this, that is the recording to make.</w:t>
+      </w:r>
+    </w:p>
     <w:p/>
     <w:p>
       <w:r>

--- a/scopus/Scopus_Tester_Manual.docx
+++ b/scopus/Scopus_Tester_Manual.docx
@@ -1560,7 +1560,7 @@
           <w:color w:val="B00000"/>
           <w:sz w:val="18"/>
         </w:rPr>
-        <w:t>Why that last line matters. The picture this step pushes in stays in the camera until it is explicitly cleared — it does not wear off, and restarting detection does not shift it. While it is loaded the camera keeps looking at that same still picture instead of through its lens, so Step 9 cannot pass, and the live view draws the picture's people on top of the real video, which looks like the detection has gone wrong. The step above clears it for you. If for any reason it did not say 'cleared', do it by hand before going on:</w:t>
+        <w:t>Why that last line matters. While the picture is loaded the camera looks at it instead of through its lens, so Step 9 cannot pass, and the live view draws the picture's people on top of the real video, which looks like the detection has gone wrong. The step above clears it for you. If for any reason it did not say 'cleared', do it by hand before going on:</w:t>
       </w:r>
     </w:p>
     <w:p>
@@ -1606,6 +1606,19 @@
         <w:t>frame: cleared (NN back to live camera)</w:t>
         <w:br/>
         <w:t>frame clear ok</w:t>
+      </w:r>
+    </w:p>
+    <w:p>
+      <w:pPr>
+        <w:ind w:left="432"/>
+      </w:pPr>
+      <w:r>
+        <w:rPr>
+          <w:i/>
+          <w:color w:val="444444"/>
+          <w:sz w:val="18"/>
+        </w:rPr>
+        <w:t>The camera guards this itself as well, from the firmware of 9 August 2026 onwards. A loaded picture lapses on its own about two minutes after the last time it was used, and while it is loaded the live view says TEST PICTURE - NOT THE LENS with the seconds remaining, and the camera sends no detection events — a photograph is not allowed to be reported as people in the room. So the worst a forgotten picture can now cost you is a two-minute wait. Clear it anyway; knowing why the safety net is there is not a reason to land in it.</w:t>
       </w:r>
     </w:p>
     <w:p>
@@ -2172,7 +2185,7 @@
     </w:p>
     <w:p>
       <w:r>
-        <w:t>'empty' is what you need — no picture loaded, so the camera is on its lens. 'NN running' means detection is on. If it says 'frame: loaded' instead, the Step 7 picture is still in there and no amount of walking about will produce an event. Clear it and check again:</w:t>
+        <w:t>'empty' is what you need — no picture loaded, so the camera is on its lens. 'NN running' means detection is on. If it says 'frame: loaded' instead, the Step 7 picture is still in there and no amount of walking about will produce an event; the reply tells you how many seconds until it lapses by itself, and the live view will be showing TEST PICTURE - NOT THE LENS. Clear it and check again rather than waiting:</w:t>
       </w:r>
     </w:p>
     <w:p>

--- a/scopus/Scopus_Tester_Manual.docx
+++ b/scopus/Scopus_Tester_Manual.docx
@@ -20,7 +20,7 @@
     </w:p>
     <w:p>
       <w:r>
-        <w:t>Generated 2026-08-09 from scopus/make_tester_manual.py. Every command below was run, in this order, on the bench PC this document is written for, and each “Expected” block is the output that came back. The one exception is Step 9, which needs a person standing in front of the camera; its example is a real live detection recorded on the same bench.</w:t>
+        <w:t>Generated 2026-08-10 from scopus/make_tester_manual.py. Every command below was run, in this order, on the bench PC this document is written for, and each “Expected” block is the output that came back. The one exception is Step 9, which needs a person standing in front of the camera; its example is a real live detection recorded on the same bench.</w:t>
       </w:r>
     </w:p>
     <w:p>
@@ -4318,6 +4318,95 @@
     </w:p>
     <w:p>
       <w:r>
+        <w:t>First: which SIM is the modem actually using? This board has room for two — the plastic card you can see, and a second one soldered onto it — and the modem uses whichever it was last told to. Ask it:</w:t>
+      </w:r>
+    </w:p>
+    <w:p>
+      <w:pPr>
+        <w:spacing w:after="80"/>
+        <w:ind w:left="432"/>
+      </w:pPr>
+      <w:r>
+        <w:rPr>
+          <w:rFonts w:ascii="Consolas" w:hAnsi="Consolas"/>
+          <w:b/>
+          <w:color w:val="1F3D7A"/>
+          <w:sz w:val="18"/>
+        </w:rPr>
+        <w:t>cd ~/work/itpnovex/edgeai &amp;&amp; python3 scopus/at.py "AT+SDVRSIM?"</w:t>
+      </w:r>
+    </w:p>
+    <w:p>
+      <w:pPr>
+        <w:spacing w:after="40"/>
+      </w:pPr>
+      <w:r>
+        <w:rPr>
+          <w:b/>
+          <w:color w:val="1E6B2E"/>
+          <w:sz w:val="20"/>
+        </w:rPr>
+        <w:t>Expected:</w:t>
+      </w:r>
+    </w:p>
+    <w:p>
+      <w:pPr>
+        <w:spacing w:after="80"/>
+        <w:ind w:left="432"/>
+      </w:pPr>
+      <w:r>
+        <w:rPr>
+          <w:rFonts w:ascii="Consolas" w:hAnsi="Consolas"/>
+          <w:sz w:val="18"/>
+        </w:rPr>
+        <w:t xml:space="preserve">  AT+SDVRSIM?</w:t>
+        <w:br/>
+        <w:t xml:space="preserve">      +SDVRSIM:1,1,"&lt;ICCID&gt;","&lt;IMSI&gt;"</w:t>
+        <w:br/>
+        <w:t xml:space="preserve">      OK</w:t>
+      </w:r>
+    </w:p>
+    <w:p>
+      <w:r>
+        <w:t>The first two numbers must match: the first is the card the product is configured to use, the second is the one it is on. The ICCID is the long number printed on the SIM itself — check it is the card you put in.</w:t>
+      </w:r>
+    </w:p>
+    <w:p>
+      <w:pPr>
+        <w:ind w:left="432"/>
+      </w:pPr>
+      <w:r>
+        <w:rPr>
+          <w:i/>
+          <w:color w:val="B00000"/>
+          <w:sz w:val="18"/>
+        </w:rPr>
+        <w:t>Do not skip this. On the wrong card everything below still passes — the SIM reads, the modem registers, the link reports all four numbers as 1, an address is issued — and then nothing is ever delivered, because that card has no data service. It cost a full day of chasing the network before anyone looked at the ICCID. If the two numbers differ, set it and try again:</w:t>
+      </w:r>
+    </w:p>
+    <w:p>
+      <w:pPr>
+        <w:spacing w:after="80"/>
+        <w:ind w:left="432"/>
+      </w:pPr>
+      <w:r>
+        <w:rPr>
+          <w:rFonts w:ascii="Consolas" w:hAnsi="Consolas"/>
+          <w:b/>
+          <w:color w:val="1F3D7A"/>
+          <w:sz w:val="18"/>
+        </w:rPr>
+        <w:t>cd ~/work/itpnovex/edgeai &amp;&amp; python3 scopus/at.py "AT+SDVRSIM=1"</w:t>
+      </w:r>
+    </w:p>
+    <w:p>
+      <w:r>
+        <w:t>1 is the plastic holder, 2 the second holder, 0 the soldered one.</w:t>
+      </w:r>
+    </w:p>
+    <w:p/>
+    <w:p>
+      <w:r>
         <w:t>Is the SIM being read?</w:t>
       </w:r>
     </w:p>
@@ -4514,7 +4603,7 @@
           <w:color w:val="1F3D7A"/>
           <w:sz w:val="18"/>
         </w:rPr>
-        <w:t>cd ~/work/itpnovex/edgeai &amp;&amp; python3 scopus/at.py --point-cloud 165.22.181.245 --http-port 80 --udp-port 39999 --path /scopus/upload --apn m2m.jtglobal.com</w:t>
+        <w:t>cd ~/work/itpnovex/edgeai &amp;&amp; python3 scopus/at.py --point-cloud 165.22.181.245 --http-port 80 --udp-port 39999 --path /scopus/upload --apn internet</w:t>
       </w:r>
     </w:p>
     <w:p>
@@ -4527,7 +4616,7 @@
           <w:color w:val="444444"/>
           <w:sz w:val="18"/>
         </w:rPr>
-        <w:t>m2m.jtglobal.com is the APN for the SIM in this bench. A different SIM needs a different one, and the wrong APN looks exactly like a dead SIM — so if you were given one, use it here rather than assuming this line still applies.</w:t>
+        <w:t>internet is the APN for the SIM in this bench. A different SIM needs a different one, and the wrong APN looks exactly like a dead SIM — so if you were given one, use it here rather than assuming this line still applies.</w:t>
       </w:r>
     </w:p>
     <w:p>
@@ -4566,7 +4655,20 @@
         <w:t xml:space="preserve">      OK</w:t>
         <w:br/>
         <w:br/>
-        <w:t>OK — cellular link up. Notifications to 165.22.181.245:39999, photos to http://165.22.181.245:80/scopus/upload</w:t>
+        <w:t>OK — cellular link up. Notifications to http://165.22.181.245:80/scopus/notify, photos to http://165.22.181.245:80/scopus/upload</w:t>
+      </w:r>
+    </w:p>
+    <w:p>
+      <w:pPr>
+        <w:ind w:left="432"/>
+      </w:pPr>
+      <w:r>
+        <w:rPr>
+          <w:i/>
+          <w:color w:val="444444"/>
+          <w:sz w:val="18"/>
+        </w:rPr>
+        <w:t>Over cellular both the events and the photos travel as web traffic, on port 80 — the same port your browser uses. Over the cable (Steps 3 and 4) the events go a different way, as datagrams on port 39999. That is deliberate: a datagram gets no answer, so nothing can tell you whether it arrived, and out on a mobile network it is the part most likely to be discarded silently on the way. A web request is answered, so the modem records for every event whether it landed. The command above switches this for you; you do not have to set it.</w:t>
       </w:r>
     </w:p>
     <w:p>
@@ -4784,7 +4886,7 @@
           <w:color w:val="1F3D7A"/>
           <w:sz w:val="18"/>
         </w:rPr>
-        <w:t>cd ~/work/itpnovex/edgeai &amp;&amp; python3 scopus/relay_pull.py --relay http://165.22.181.245/scopus --key EQgIvDN1ZWx-432E7MpxUDoR --fresh</w:t>
+        <w:t>cd ~/work/itpnovex/edgeai &amp;&amp; python3 scopus/relay_pull.py --relay http://165.22.181.245/scopus --key &lt;ask-for-the-relay-key&gt; --fresh</w:t>
       </w:r>
     </w:p>
     <w:p>
@@ -4893,6 +4995,19 @@
           <w:sz w:val="18"/>
         </w:rPr>
         <w:t>cd ~/work/itpnovex/edgeai &amp;&amp; python3 scopus/at.py "AT+SDVRNET=0"</w:t>
+      </w:r>
+    </w:p>
+    <w:p>
+      <w:pPr>
+        <w:ind w:left="432"/>
+      </w:pPr>
+      <w:r>
+        <w:rPr>
+          <w:i/>
+          <w:color w:val="444444"/>
+          <w:sz w:val="18"/>
+        </w:rPr>
+        <w:t>--point-here also puts events back on the cable's datagram port, which is what the server in Step 3 listens on. If you skip it and go straight back to Step 3, the events have nowhere to land and Step 8 fails for a reason nothing on screen explains.</w:t>
       </w:r>
     </w:p>
     <w:p>
@@ -5053,7 +5168,29 @@
           </w:tcPr>
           <w:p>
             <w:r>
-              <w:t>These use different ports and different protocols — photos go over TCP 80, events over UDP 39999. Photos arriving proves the mobile connection works, so the difference is the UDP port. Report it; it is a firewall rule on the server, not anything on the bench.</w:t>
+              <w:t>On this procedure both travel the same way, over port 80, so one arriving and not the other is not a network problem. Check the modem is set to send events as web requests:  cd ~/work/itpnovex/edgeai &amp;&amp; python3 scopus/at.py "AT+SDVRNTFPROTO?"  — it should answer 1 and "/scopus/notify". If it answers 0 the modem is still sending datagrams, which the relay's host does not accept; re-run Step C1.</w:t>
+            </w:r>
+          </w:p>
+        </w:tc>
+      </w:tr>
+      <w:tr>
+        <w:tc>
+          <w:tcPr>
+            <w:tcW w:type="dxa" w:w="4320"/>
+          </w:tcPr>
+          <w:p>
+            <w:r>
+              <w:t>Everything passes but nothing is ever delivered</w:t>
+            </w:r>
+          </w:p>
+        </w:tc>
+        <w:tc>
+          <w:tcPr>
+            <w:tcW w:type="dxa" w:w="4320"/>
+          </w:tcPr>
+          <w:p>
+            <w:r>
+              <w:t>Check which SIM the modem is on — Step C0. On the wrong card every check in this section passes and no data crosses. That is the single most likely cause of this exact symptom.</w:t>
             </w:r>
           </w:p>
         </w:tc>

--- a/scopus/Scopus_Tester_Manual.docx
+++ b/scopus/Scopus_Tester_Manual.docx
@@ -4886,7 +4886,7 @@
           <w:color w:val="1F3D7A"/>
           <w:sz w:val="18"/>
         </w:rPr>
-        <w:t>cd ~/work/itpnovex/edgeai &amp;&amp; python3 scopus/relay_pull.py --relay http://165.22.181.245/scopus --key &lt;ask-for-the-relay-key&gt; --fresh</w:t>
+        <w:t>cd ~/work/itpnovex/edgeai &amp;&amp; python3 scopus/relay_pull.py --relay http://165.22.181.245/scopus --key EQgIvDN1ZWx-432E7MpxUDoR --fresh</w:t>
       </w:r>
     </w:p>
     <w:p>

--- a/scopus/Scopus_Tester_Manual.docx
+++ b/scopus/Scopus_Tester_Manual.docx
@@ -20,7 +20,7 @@
     </w:p>
     <w:p>
       <w:r>
-        <w:t>Generated 2026-08-10 from scopus/make_tester_manual.py. Every command below was run, in this order, on the bench PC this document is written for, and each “Expected” block is the output that came back. The one exception is Step 9, which needs a person standing in front of the camera; its example is a real live detection recorded on the same bench.</w:t>
+        <w:t>Generated 2026-08-16 from scopus/make_tester_manual.py. Every command below was run, in this order, on the bench PC this document is written for, and each “Expected” block is the output that came back. The one exception is Step 9, which needs a person standing in front of the camera; its example is a real live detection recorded on the same bench.</w:t>
       </w:r>
     </w:p>
     <w:p>
@@ -4886,7 +4886,7 @@
           <w:color w:val="1F3D7A"/>
           <w:sz w:val="18"/>
         </w:rPr>
-        <w:t>cd ~/work/itpnovex/edgeai &amp;&amp; python3 scopus/relay_pull.py --relay http://165.22.181.245/scopus --key EQgIvDN1ZWx-432E7MpxUDoR --fresh</w:t>
+        <w:t>cd ~/work/itpnovex/edgeai &amp;&amp; python3 scopus/relay_pull.py --relay http://165.22.181.245/scopus --key &lt;ask-for-the-relay-key&gt; --fresh</w:t>
       </w:r>
     </w:p>
     <w:p>
@@ -5191,6 +5191,1083 @@
           <w:p>
             <w:r>
               <w:t>Check which SIM the modem is on — Step C0. On the wrong card every check in this section passes and no data crosses. That is the single most likely cause of this exact symptom.</w:t>
+            </w:r>
+          </w:p>
+        </w:tc>
+      </w:tr>
+    </w:tbl>
+    <w:p>
+      <w:r>
+        <w:br w:type="page"/>
+      </w:r>
+    </w:p>
+    <w:p>
+      <w:pPr>
+        <w:pStyle w:val="Heading1"/>
+      </w:pPr>
+      <w:r>
+        <w:t>19. Driving the unit from the server (remote commands)</w:t>
+      </w:r>
+    </w:p>
+    <w:p>
+      <w:r>
+        <w:t>Everything up to here is the unit talking outwards: it sees something, it reports it, it uploads a photo. This section is the other direction — typing a command on the server and having the unit carry it out, over the mobile network, with no cable and nothing opened on the unit's side.</w:t>
+      </w:r>
+    </w:p>
+    <w:p>
+      <w:pPr>
+        <w:pStyle w:val="Heading2"/>
+      </w:pPr>
+      <w:r>
+        <w:t>Why it works this way</w:t>
+      </w:r>
+    </w:p>
+    <w:p>
+      <w:r>
+        <w:t>The unit has no address anyone can dial. On the mobile network it sits behind the operator's NAT, so the server cannot open a connection to it. The unit therefore opens one outwards to a broker and holds it open, and commands are pushed down that connection.</w:t>
+      </w:r>
+    </w:p>
+    <w:p>
+      <w:pPr>
+        <w:ind w:left="432"/>
+      </w:pPr>
+      <w:r>
+        <w:rPr>
+          <w:i/>
+          <w:color w:val="444444"/>
+          <w:sz w:val="18"/>
+        </w:rPr>
+        <w:t>This is why the notification channel could not be used for commands. A reply sent straight back to a report does reach the unit — measured at 0.2 seconds — but the operator's NAT closes that opening again in under 30 seconds. Probes sent 30, 60, 120 and 240 seconds after a report never arrived. So that path can only answer a report, never start a conversation.</w:t>
+      </w:r>
+    </w:p>
+    <w:p>
+      <w:r>
+        <w:t>The connection is encrypted and the unit proves who it is with a certificate. The broker will not accept a client that does not present one, so there is no password anywhere and no way to drive someone else's unit.</w:t>
+      </w:r>
+    </w:p>
+    <w:p>
+      <w:pPr>
+        <w:pStyle w:val="Heading2"/>
+      </w:pPr>
+      <w:r>
+        <w:t>What is already set up</w:t>
+      </w:r>
+    </w:p>
+    <w:tbl>
+      <w:tblPr>
+        <w:tblStyle w:val="LightGrid-Accent1"/>
+        <w:tblW w:type="auto" w:w="0"/>
+        <w:tblLook w:firstColumn="1" w:firstRow="1" w:lastColumn="0" w:lastRow="0" w:noHBand="0" w:noVBand="1" w:val="04A0"/>
+      </w:tblPr>
+      <w:tblGrid>
+        <w:gridCol w:w="2880"/>
+        <w:gridCol w:w="2880"/>
+        <w:gridCol w:w="2880"/>
+      </w:tblGrid>
+      <w:tr>
+        <w:tc>
+          <w:tcPr>
+            <w:tcW w:type="dxa" w:w="2880"/>
+          </w:tcPr>
+          <w:p>
+            <w:r>
+              <w:t>Piece</w:t>
+            </w:r>
+          </w:p>
+        </w:tc>
+        <w:tc>
+          <w:tcPr>
+            <w:tcW w:type="dxa" w:w="2880"/>
+          </w:tcPr>
+          <w:p>
+            <w:r>
+              <w:t>Where</w:t>
+            </w:r>
+          </w:p>
+        </w:tc>
+        <w:tc>
+          <w:tcPr>
+            <w:tcW w:type="dxa" w:w="2880"/>
+          </w:tcPr>
+          <w:p>
+            <w:r>
+              <w:t>What it is</w:t>
+            </w:r>
+          </w:p>
+        </w:tc>
+      </w:tr>
+      <w:tr>
+        <w:tc>
+          <w:tcPr>
+            <w:tcW w:type="dxa" w:w="2880"/>
+          </w:tcPr>
+          <w:p>
+            <w:r>
+              <w:t>Broker (mosquitto)</w:t>
+            </w:r>
+          </w:p>
+        </w:tc>
+        <w:tc>
+          <w:tcPr>
+            <w:tcW w:type="dxa" w:w="2880"/>
+          </w:tcPr>
+          <w:p>
+            <w:r>
+              <w:t>this PC, port 5912</w:t>
+            </w:r>
+          </w:p>
+        </w:tc>
+        <w:tc>
+          <w:tcPr>
+            <w:tcW w:type="dxa" w:w="2880"/>
+          </w:tcPr>
+          <w:p>
+            <w:r>
+              <w:t>Accepts the unit's connection over TLS and requires a client certificate signed by our CA.</w:t>
+            </w:r>
+          </w:p>
+        </w:tc>
+      </w:tr>
+      <w:tr>
+        <w:tc>
+          <w:tcPr>
+            <w:tcW w:type="dxa" w:w="2880"/>
+          </w:tcPr>
+          <w:p>
+            <w:r>
+              <w:t>Certificates</w:t>
+            </w:r>
+          </w:p>
+        </w:tc>
+        <w:tc>
+          <w:tcPr>
+            <w:tcW w:type="dxa" w:w="2880"/>
+          </w:tcPr>
+          <w:p>
+            <w:r>
+              <w:t>/opt/sdvr-server/certs</w:t>
+            </w:r>
+          </w:p>
+        </w:tc>
+        <w:tc>
+          <w:tcPr>
+            <w:tcW w:type="dxa" w:w="2880"/>
+          </w:tcPr>
+          <w:p>
+            <w:r>
+              <w:t>ca.crt, client.crt, client.key. The same three are already loaded on the modem under /data/sdvr/certs.</w:t>
+            </w:r>
+          </w:p>
+        </w:tc>
+      </w:tr>
+      <w:tr>
+        <w:tc>
+          <w:tcPr>
+            <w:tcW w:type="dxa" w:w="2880"/>
+          </w:tcPr>
+          <w:p>
+            <w:r>
+              <w:t>The unit's name</w:t>
+            </w:r>
+          </w:p>
+        </w:tc>
+        <w:tc>
+          <w:tcPr>
+            <w:tcW w:type="dxa" w:w="2880"/>
+          </w:tcPr>
+          <w:p>
+            <w:r>
+              <w:t>its IMEI</w:t>
+            </w:r>
+          </w:p>
+        </w:tc>
+        <w:tc>
+          <w:tcPr>
+            <w:tcW w:type="dxa" w:w="2880"/>
+          </w:tcPr>
+          <w:p>
+            <w:r>
+              <w:t>Used to build the topics below. Read it with the AT+SDVRMQTT? command in Step R1 if you do not know it.</w:t>
+            </w:r>
+          </w:p>
+        </w:tc>
+      </w:tr>
+    </w:tbl>
+    <w:p>
+      <w:pPr>
+        <w:pStyle w:val="Heading2"/>
+      </w:pPr>
+      <w:r>
+        <w:t>Step R1 — Check the unit is connected</w:t>
+      </w:r>
+    </w:p>
+    <w:p>
+      <w:pPr>
+        <w:spacing w:after="80"/>
+        <w:ind w:left="432"/>
+      </w:pPr>
+      <w:r>
+        <w:rPr>
+          <w:rFonts w:ascii="Consolas" w:hAnsi="Consolas"/>
+          <w:b/>
+          <w:color w:val="1F3D7A"/>
+          <w:sz w:val="18"/>
+        </w:rPr>
+        <w:t>cd ~/work/itpnovex/edgeai &amp;&amp; python3 scopus/at.py "AT+SDVRMQTT?"</w:t>
+      </w:r>
+    </w:p>
+    <w:p>
+      <w:pPr>
+        <w:spacing w:after="40"/>
+      </w:pPr>
+      <w:r>
+        <w:rPr>
+          <w:b/>
+          <w:color w:val="1E6B2E"/>
+          <w:sz w:val="20"/>
+        </w:rPr>
+        <w:t>Expected:</w:t>
+      </w:r>
+    </w:p>
+    <w:p>
+      <w:pPr>
+        <w:spacing w:after="80"/>
+        <w:ind w:left="432"/>
+      </w:pPr>
+      <w:r>
+        <w:rPr>
+          <w:rFonts w:ascii="Consolas" w:hAnsi="Consolas"/>
+          <w:sz w:val="18"/>
+        </w:rPr>
+        <w:t>+SDVRMQTT: 1,1,"213.8.185.180",5912,"&lt;IMEI&gt;",0,1,1</w:t>
+      </w:r>
+    </w:p>
+    <w:p>
+      <w:r>
+        <w:t>The first number is 1 when the channel is switched on, and the second is 1 when it is actually connected. The text in the middle is the unit's name — write it down, every command below needs it.</w:t>
+      </w:r>
+    </w:p>
+    <w:p>
+      <w:pPr>
+        <w:ind w:left="432"/>
+      </w:pPr>
+      <w:r>
+        <w:rPr>
+          <w:i/>
+          <w:color w:val="444444"/>
+          <w:sz w:val="18"/>
+        </w:rPr>
+        <w:t>If the second number is 0, the unit is not connected. Give it half a minute and look again: it retries on its own, waiting 5 seconds then 10, 20 and so on up to a minute between attempts. If it stays 0, run Step C0 first — with no mobile data there is nothing for it to connect over.</w:t>
+      </w:r>
+    </w:p>
+    <w:p>
+      <w:r>
+        <w:t>If it is switched off, switch it on with:</w:t>
+      </w:r>
+    </w:p>
+    <w:p>
+      <w:pPr>
+        <w:spacing w:after="80"/>
+        <w:ind w:left="432"/>
+      </w:pPr>
+      <w:r>
+        <w:rPr>
+          <w:rFonts w:ascii="Consolas" w:hAnsi="Consolas"/>
+          <w:b/>
+          <w:color w:val="1F3D7A"/>
+          <w:sz w:val="18"/>
+        </w:rPr>
+        <w:t>cd ~/work/itpnovex/edgeai &amp;&amp; python3 scopus/at.py "AT+SDVRMQTTSRV=\"213.8.185.180\",5912"</w:t>
+      </w:r>
+    </w:p>
+    <w:p>
+      <w:pPr>
+        <w:spacing w:after="80"/>
+        <w:ind w:left="432"/>
+      </w:pPr>
+      <w:r>
+        <w:rPr>
+          <w:rFonts w:ascii="Consolas" w:hAnsi="Consolas"/>
+          <w:b/>
+          <w:color w:val="1F3D7A"/>
+          <w:sz w:val="18"/>
+        </w:rPr>
+        <w:t>cd ~/work/itpnovex/edgeai &amp;&amp; python3 scopus/at.py "AT+SDVRMQTT=1"</w:t>
+      </w:r>
+    </w:p>
+    <w:p>
+      <w:pPr>
+        <w:pStyle w:val="Heading2"/>
+      </w:pPr>
+      <w:r>
+        <w:t>Step R2 — Watch what the unit says (Window A)</w:t>
+      </w:r>
+    </w:p>
+    <w:p>
+      <w:r>
+        <w:t>Open a terminal window and leave this running. It shows every command that goes out and every answer that comes back. Replace &lt;IMEI&gt; with the name from Step R1.</w:t>
+      </w:r>
+    </w:p>
+    <w:p>
+      <w:pPr>
+        <w:spacing w:after="80"/>
+        <w:ind w:left="432"/>
+      </w:pPr>
+      <w:r>
+        <w:rPr>
+          <w:rFonts w:ascii="Consolas" w:hAnsi="Consolas"/>
+          <w:b/>
+          <w:color w:val="1F3D7A"/>
+          <w:sz w:val="18"/>
+        </w:rPr>
+        <w:t>mosquitto_sub -h 213.8.185.180 -p 5912 \</w:t>
+        <w:br/>
+        <w:t xml:space="preserve">  --cafile /opt/sdvr-server/certs/ca.crt \</w:t>
+        <w:br/>
+        <w:t xml:space="preserve">  --cert /opt/sdvr-server/certs/client.crt --key /opt/sdvr-server/certs/client.key \</w:t>
+        <w:br/>
+        <w:t xml:space="preserve">  -t 'scopus/&lt;IMEI&gt;/#' -v</w:t>
+      </w:r>
+    </w:p>
+    <w:p>
+      <w:pPr>
+        <w:spacing w:after="40"/>
+      </w:pPr>
+      <w:r>
+        <w:rPr>
+          <w:b/>
+          <w:color w:val="1E6B2E"/>
+          <w:sz w:val="20"/>
+        </w:rPr>
+        <w:t>Straight away, one line:</w:t>
+      </w:r>
+    </w:p>
+    <w:p>
+      <w:pPr>
+        <w:spacing w:after="80"/>
+        <w:ind w:left="432"/>
+      </w:pPr>
+      <w:r>
+        <w:rPr>
+          <w:rFonts w:ascii="Consolas" w:hAnsi="Consolas"/>
+          <w:sz w:val="18"/>
+        </w:rPr>
+        <w:t>scopus/&lt;IMEI&gt;/status online</w:t>
+      </w:r>
+    </w:p>
+    <w:p>
+      <w:pPr>
+        <w:ind w:left="432"/>
+      </w:pPr>
+      <w:r>
+        <w:rPr>
+          <w:i/>
+          <w:color w:val="444444"/>
+          <w:sz w:val="18"/>
+        </w:rPr>
+        <w:t>That line is stored by the broker, so it appears the moment you subscribe rather than only when the unit next says something. If it says offline, the unit's connection has dropped — the broker announces that on the unit's behalf.</w:t>
+      </w:r>
+    </w:p>
+    <w:p>
+      <w:pPr>
+        <w:pStyle w:val="Heading2"/>
+      </w:pPr>
+      <w:r>
+        <w:t>Step R3 — Send a command (Window B)</w:t>
+      </w:r>
+    </w:p>
+    <w:p>
+      <w:r>
+        <w:t>In a second window:</w:t>
+      </w:r>
+    </w:p>
+    <w:p>
+      <w:pPr>
+        <w:spacing w:after="80"/>
+        <w:ind w:left="432"/>
+      </w:pPr>
+      <w:r>
+        <w:rPr>
+          <w:rFonts w:ascii="Consolas" w:hAnsi="Consolas"/>
+          <w:b/>
+          <w:color w:val="1F3D7A"/>
+          <w:sz w:val="18"/>
+        </w:rPr>
+        <w:t>mosquitto_pub -h 213.8.185.180 -p 5912 \</w:t>
+        <w:br/>
+        <w:t xml:space="preserve">  --cafile /opt/sdvr-server/certs/ca.crt \</w:t>
+        <w:br/>
+        <w:t xml:space="preserve">  --cert /opt/sdvr-server/certs/client.crt --key /opt/sdvr-server/certs/client.key \</w:t>
+        <w:br/>
+        <w:t xml:space="preserve">  -t 'scopus/&lt;IMEI&gt;/cmd' -q 1 -m 'version'</w:t>
+      </w:r>
+    </w:p>
+    <w:p>
+      <w:pPr>
+        <w:spacing w:after="40"/>
+      </w:pPr>
+      <w:r>
+        <w:rPr>
+          <w:b/>
+          <w:color w:val="1E6B2E"/>
+          <w:sz w:val="20"/>
+        </w:rPr>
+        <w:t>In Window A, within a few seconds, two lines:</w:t>
+      </w:r>
+    </w:p>
+    <w:p>
+      <w:pPr>
+        <w:spacing w:after="80"/>
+        <w:ind w:left="432"/>
+      </w:pPr>
+      <w:r>
+        <w:rPr>
+          <w:rFonts w:ascii="Consolas" w:hAnsi="Consolas"/>
+          <w:sz w:val="18"/>
+        </w:rPr>
+        <w:t>scopus/&lt;IMEI&gt;/cmd version</w:t>
+        <w:br/>
+        <w:t>scopus/&lt;IMEI&gt;/rsp Application: 01.08.2593089169 Build: Aug 16 2026 16:24:44 version ok</w:t>
+      </w:r>
+    </w:p>
+    <w:p>
+      <w:r>
+        <w:t>The first line is your own command coming back past you; the second is the unit's answer. Anything you can type at the camera console works here — try uptime, mdm stats, detect start.</w:t>
+      </w:r>
+    </w:p>
+    <w:p>
+      <w:pPr>
+        <w:pStyle w:val="Heading2"/>
+      </w:pPr>
+      <w:r>
+        <w:t>Step R4 — Ask the modem something</w:t>
+      </w:r>
+    </w:p>
+    <w:p>
+      <w:r>
+        <w:t>A command beginning with AT is answered by the modem instead of the camera. This is how a unit in the field gets diagnosed without anyone travelling to it.</w:t>
+      </w:r>
+    </w:p>
+    <w:p>
+      <w:pPr>
+        <w:spacing w:after="80"/>
+        <w:ind w:left="432"/>
+      </w:pPr>
+      <w:r>
+        <w:rPr>
+          <w:rFonts w:ascii="Consolas" w:hAnsi="Consolas"/>
+          <w:b/>
+          <w:color w:val="1F3D7A"/>
+          <w:sz w:val="18"/>
+        </w:rPr>
+        <w:t>mosquitto_pub -h 213.8.185.180 -p 5912 \</w:t>
+        <w:br/>
+        <w:t xml:space="preserve">  --cafile /opt/sdvr-server/certs/ca.crt \</w:t>
+        <w:br/>
+        <w:t xml:space="preserve">  --cert /opt/sdvr-server/certs/client.crt --key /opt/sdvr-server/certs/client.key \</w:t>
+        <w:br/>
+        <w:t xml:space="preserve">  -t 'scopus/&lt;IMEI&gt;/cmd' -q 1 -m 'AT+CSQ'</w:t>
+      </w:r>
+    </w:p>
+    <w:p>
+      <w:pPr>
+        <w:spacing w:after="40"/>
+      </w:pPr>
+      <w:r>
+        <w:rPr>
+          <w:b/>
+          <w:color w:val="1E6B2E"/>
+          <w:sz w:val="20"/>
+        </w:rPr>
+        <w:t>In Window A:</w:t>
+      </w:r>
+    </w:p>
+    <w:p>
+      <w:pPr>
+        <w:spacing w:after="80"/>
+        <w:ind w:left="432"/>
+      </w:pPr>
+      <w:r>
+        <w:rPr>
+          <w:rFonts w:ascii="Consolas" w:hAnsi="Consolas"/>
+          <w:sz w:val="18"/>
+        </w:rPr>
+        <w:t>scopus/&lt;IMEI&gt;/rsp AT+CSQ  +CSQ: 28,99  OK</w:t>
+      </w:r>
+    </w:p>
+    <w:p>
+      <w:r>
+        <w:t>Useful ones to know:</w:t>
+      </w:r>
+    </w:p>
+    <w:tbl>
+      <w:tblPr>
+        <w:tblStyle w:val="LightGrid-Accent1"/>
+        <w:tblW w:type="auto" w:w="0"/>
+        <w:tblLook w:firstColumn="1" w:firstRow="1" w:lastColumn="0" w:lastRow="0" w:noHBand="0" w:noVBand="1" w:val="04A0"/>
+      </w:tblPr>
+      <w:tblGrid>
+        <w:gridCol w:w="4320"/>
+        <w:gridCol w:w="4320"/>
+      </w:tblGrid>
+      <w:tr>
+        <w:tc>
+          <w:tcPr>
+            <w:tcW w:type="dxa" w:w="4320"/>
+          </w:tcPr>
+          <w:p>
+            <w:r>
+              <w:t>Command</w:t>
+            </w:r>
+          </w:p>
+        </w:tc>
+        <w:tc>
+          <w:tcPr>
+            <w:tcW w:type="dxa" w:w="4320"/>
+          </w:tcPr>
+          <w:p>
+            <w:r>
+              <w:t>What it tells you</w:t>
+            </w:r>
+          </w:p>
+        </w:tc>
+      </w:tr>
+      <w:tr>
+        <w:tc>
+          <w:tcPr>
+            <w:tcW w:type="dxa" w:w="4320"/>
+          </w:tcPr>
+          <w:p>
+            <w:r>
+              <w:t>AT+CSQ</w:t>
+            </w:r>
+          </w:p>
+        </w:tc>
+        <w:tc>
+          <w:tcPr>
+            <w:tcW w:type="dxa" w:w="4320"/>
+          </w:tcPr>
+          <w:p>
+            <w:r>
+              <w:t>Signal strength. The first number: under 10 is poor, over 20 is good, 99 means no signal at all.</w:t>
+            </w:r>
+          </w:p>
+        </w:tc>
+      </w:tr>
+      <w:tr>
+        <w:tc>
+          <w:tcPr>
+            <w:tcW w:type="dxa" w:w="4320"/>
+          </w:tcPr>
+          <w:p>
+            <w:r>
+              <w:t>AT+SDVRNET?</w:t>
+            </w:r>
+          </w:p>
+        </w:tc>
+        <w:tc>
+          <w:tcPr>
+            <w:tcW w:type="dxa" w:w="4320"/>
+          </w:tcPr>
+          <w:p>
+            <w:r>
+              <w:t>The whole mobile picture — operator, LTE, APN, and the address the unit is using.</w:t>
+            </w:r>
+          </w:p>
+        </w:tc>
+      </w:tr>
+      <w:tr>
+        <w:tc>
+          <w:tcPr>
+            <w:tcW w:type="dxa" w:w="4320"/>
+          </w:tcPr>
+          <w:p>
+            <w:r>
+              <w:t>AT+SDVRMQTT?</w:t>
+            </w:r>
+          </w:p>
+        </w:tc>
+        <w:tc>
+          <w:tcPr>
+            <w:tcW w:type="dxa" w:w="4320"/>
+          </w:tcPr>
+          <w:p>
+            <w:r>
+              <w:t>This channel's own state and counters.</w:t>
+            </w:r>
+          </w:p>
+        </w:tc>
+      </w:tr>
+      <w:tr>
+        <w:tc>
+          <w:tcPr>
+            <w:tcW w:type="dxa" w:w="4320"/>
+          </w:tcPr>
+          <w:p>
+            <w:r>
+              <w:t>AT+SDVRSIM?</w:t>
+            </w:r>
+          </w:p>
+        </w:tc>
+        <w:tc>
+          <w:tcPr>
+            <w:tcW w:type="dxa" w:w="4320"/>
+          </w:tcPr>
+          <w:p>
+            <w:r>
+              <w:t>Which SIM holder the unit is reading.</w:t>
+            </w:r>
+          </w:p>
+        </w:tc>
+      </w:tr>
+    </w:tbl>
+    <w:p>
+      <w:pPr>
+        <w:pStyle w:val="Heading2"/>
+      </w:pPr>
+      <w:r>
+        <w:t>Step R5 — The whole product, from the server</w:t>
+      </w:r>
+    </w:p>
+    <w:p>
+      <w:r>
+        <w:t>This is the test that matters, because it uses every part at once. Leave Window A running and send:</w:t>
+      </w:r>
+    </w:p>
+    <w:p>
+      <w:pPr>
+        <w:spacing w:after="80"/>
+        <w:ind w:left="432"/>
+      </w:pPr>
+      <w:r>
+        <w:rPr>
+          <w:rFonts w:ascii="Consolas" w:hAnsi="Consolas"/>
+          <w:b/>
+          <w:color w:val="1F3D7A"/>
+          <w:sz w:val="18"/>
+        </w:rPr>
+        <w:t>mosquitto_pub -h 213.8.185.180 -p 5912 \</w:t>
+        <w:br/>
+        <w:t xml:space="preserve">  --cafile /opt/sdvr-server/certs/ca.crt \</w:t>
+        <w:br/>
+        <w:t xml:space="preserve">  --cert /opt/sdvr-server/certs/client.crt --key /opt/sdvr-server/certs/client.key \</w:t>
+        <w:br/>
+        <w:t xml:space="preserve">  -t 'scopus/&lt;IMEI&gt;/cmd' -q 1 -m 'photo upload'</w:t>
+      </w:r>
+    </w:p>
+    <w:p>
+      <w:pPr>
+        <w:spacing w:after="40"/>
+      </w:pPr>
+      <w:r>
+        <w:rPr>
+          <w:b/>
+          <w:color w:val="1E6B2E"/>
+          <w:sz w:val="20"/>
+        </w:rPr>
+        <w:t>In Window A, an answer like:</w:t>
+      </w:r>
+    </w:p>
+    <w:p>
+      <w:pPr>
+        <w:spacing w:after="80"/>
+        <w:ind w:left="432"/>
+      </w:pPr>
+      <w:r>
+        <w:rPr>
+          <w:rFonts w:ascii="Consolas" w:hAnsi="Consolas"/>
+          <w:sz w:val="18"/>
+        </w:rPr>
+        <w:t>scopus/&lt;IMEI&gt;/rsp photo upload: capturing -&gt; SDVR+SENDBIN ref=4 name=4194336_16082026_163709.rdy photo upload ok</w:t>
+      </w:r>
+    </w:p>
+    <w:p>
+      <w:r>
+        <w:t>Then check the photo itself actually arrived, the same way as Step 11:</w:t>
+      </w:r>
+    </w:p>
+    <w:p>
+      <w:pPr>
+        <w:spacing w:after="80"/>
+        <w:ind w:left="432"/>
+      </w:pPr>
+      <w:r>
+        <w:rPr>
+          <w:rFonts w:ascii="Consolas" w:hAnsi="Consolas"/>
+          <w:b/>
+          <w:color w:val="1F3D7A"/>
+          <w:sz w:val="18"/>
+        </w:rPr>
+        <w:t>ls -lt /home/user/sdvr-uploads | head -3</w:t>
+      </w:r>
+    </w:p>
+    <w:p>
+      <w:pPr>
+        <w:spacing w:after="40"/>
+      </w:pPr>
+      <w:r>
+        <w:rPr>
+          <w:b/>
+          <w:color w:val="1E6B2E"/>
+          <w:sz w:val="20"/>
+        </w:rPr>
+        <w:t>A file called photo, around 100-130 KB, dated just now.</w:t>
+      </w:r>
+    </w:p>
+    <w:p>
+      <w:pPr>
+        <w:ind w:left="432"/>
+      </w:pPr>
+      <w:r>
+        <w:rPr>
+          <w:i/>
+          <w:color w:val="444444"/>
+          <w:sz w:val="18"/>
+        </w:rPr>
+        <w:t>A command went from this PC to the unit over the mobile network, the camera took a picture, and the picture came back over the same network to this PC. Nothing was plugged in at either end. That is the whole product in one step.</w:t>
+      </w:r>
+    </w:p>
+    <w:p>
+      <w:pPr>
+        <w:pStyle w:val="Heading2"/>
+      </w:pPr>
+      <w:r>
+        <w:t>Pass criteria for this section</w:t>
+      </w:r>
+    </w:p>
+    <w:tbl>
+      <w:tblPr>
+        <w:tblStyle w:val="LightGrid-Accent1"/>
+        <w:tblW w:type="auto" w:w="0"/>
+        <w:tblLook w:firstColumn="1" w:firstRow="1" w:lastColumn="0" w:lastRow="0" w:noHBand="0" w:noVBand="1" w:val="04A0"/>
+      </w:tblPr>
+      <w:tblGrid>
+        <w:gridCol w:w="4320"/>
+        <w:gridCol w:w="4320"/>
+      </w:tblGrid>
+      <w:tr>
+        <w:tc>
+          <w:tcPr>
+            <w:tcW w:type="dxa" w:w="4320"/>
+          </w:tcPr>
+          <w:p>
+            <w:r>
+              <w:t>#</w:t>
+            </w:r>
+          </w:p>
+        </w:tc>
+        <w:tc>
+          <w:tcPr>
+            <w:tcW w:type="dxa" w:w="4320"/>
+          </w:tcPr>
+          <w:p>
+            <w:r>
+              <w:t>What must be true</w:t>
+            </w:r>
+          </w:p>
+        </w:tc>
+      </w:tr>
+      <w:tr>
+        <w:tc>
+          <w:tcPr>
+            <w:tcW w:type="dxa" w:w="4320"/>
+          </w:tcPr>
+          <w:p>
+            <w:r>
+              <w:t>R-1</w:t>
+            </w:r>
+          </w:p>
+        </w:tc>
+        <w:tc>
+          <w:tcPr>
+            <w:tcW w:type="dxa" w:w="4320"/>
+          </w:tcPr>
+          <w:p>
+            <w:r>
+              <w:t>AT+SDVRMQTT? shows 1,1 — switched on and connected.</w:t>
+            </w:r>
+          </w:p>
+        </w:tc>
+      </w:tr>
+      <w:tr>
+        <w:tc>
+          <w:tcPr>
+            <w:tcW w:type="dxa" w:w="4320"/>
+          </w:tcPr>
+          <w:p>
+            <w:r>
+              <w:t>R-2</w:t>
+            </w:r>
+          </w:p>
+        </w:tc>
+        <w:tc>
+          <w:tcPr>
+            <w:tcW w:type="dxa" w:w="4320"/>
+          </w:tcPr>
+          <w:p>
+            <w:r>
+              <w:t>The status line says online as soon as you subscribe.</w:t>
+            </w:r>
+          </w:p>
+        </w:tc>
+      </w:tr>
+      <w:tr>
+        <w:tc>
+          <w:tcPr>
+            <w:tcW w:type="dxa" w:w="4320"/>
+          </w:tcPr>
+          <w:p>
+            <w:r>
+              <w:t>R-3</w:t>
+            </w:r>
+          </w:p>
+        </w:tc>
+        <w:tc>
+          <w:tcPr>
+            <w:tcW w:type="dxa" w:w="4320"/>
+          </w:tcPr>
+          <w:p>
+            <w:r>
+              <w:t>A camera command (version) is answered.</w:t>
+            </w:r>
+          </w:p>
+        </w:tc>
+      </w:tr>
+      <w:tr>
+        <w:tc>
+          <w:tcPr>
+            <w:tcW w:type="dxa" w:w="4320"/>
+          </w:tcPr>
+          <w:p>
+            <w:r>
+              <w:t>R-4</w:t>
+            </w:r>
+          </w:p>
+        </w:tc>
+        <w:tc>
+          <w:tcPr>
+            <w:tcW w:type="dxa" w:w="4320"/>
+          </w:tcPr>
+          <w:p>
+            <w:r>
+              <w:t>A modem command (AT+CSQ) is answered.</w:t>
+            </w:r>
+          </w:p>
+        </w:tc>
+      </w:tr>
+      <w:tr>
+        <w:tc>
+          <w:tcPr>
+            <w:tcW w:type="dxa" w:w="4320"/>
+          </w:tcPr>
+          <w:p>
+            <w:r>
+              <w:t>R-5</w:t>
+            </w:r>
+          </w:p>
+        </w:tc>
+        <w:tc>
+          <w:tcPr>
+            <w:tcW w:type="dxa" w:w="4320"/>
+          </w:tcPr>
+          <w:p>
+            <w:r>
+              <w:t>photo upload sent from here puts a photo on this PC.</w:t>
+            </w:r>
+          </w:p>
+        </w:tc>
+      </w:tr>
+      <w:tr>
+        <w:tc>
+          <w:tcPr>
+            <w:tcW w:type="dxa" w:w="4320"/>
+          </w:tcPr>
+          <w:p>
+            <w:r>
+              <w:t>R-6</w:t>
+            </w:r>
+          </w:p>
+        </w:tc>
+        <w:tc>
+          <w:tcPr>
+            <w:tcW w:type="dxa" w:w="4320"/>
+          </w:tcPr>
+          <w:p>
+            <w:r>
+              <w:t>Every command is answered exactly ONCE. Two identical answers to one command is a failure — report it.</w:t>
+            </w:r>
+          </w:p>
+        </w:tc>
+      </w:tr>
+    </w:tbl>
+    <w:p>
+      <w:pPr>
+        <w:pStyle w:val="Heading2"/>
+      </w:pPr>
+      <w:r>
+        <w:t>If the remote commands fail</w:t>
+      </w:r>
+    </w:p>
+    <w:tbl>
+      <w:tblPr>
+        <w:tblStyle w:val="LightGrid-Accent1"/>
+        <w:tblW w:type="auto" w:w="0"/>
+        <w:tblLook w:firstColumn="1" w:firstRow="1" w:lastColumn="0" w:lastRow="0" w:noHBand="0" w:noVBand="1" w:val="04A0"/>
+      </w:tblPr>
+      <w:tblGrid>
+        <w:gridCol w:w="4320"/>
+        <w:gridCol w:w="4320"/>
+      </w:tblGrid>
+      <w:tr>
+        <w:tc>
+          <w:tcPr>
+            <w:tcW w:type="dxa" w:w="4320"/>
+          </w:tcPr>
+          <w:p>
+            <w:r>
+              <w:t>What you see</w:t>
+            </w:r>
+          </w:p>
+        </w:tc>
+        <w:tc>
+          <w:tcPr>
+            <w:tcW w:type="dxa" w:w="4320"/>
+          </w:tcPr>
+          <w:p>
+            <w:r>
+              <w:t>What it means and what to do</w:t>
+            </w:r>
+          </w:p>
+        </w:tc>
+      </w:tr>
+      <w:tr>
+        <w:tc>
+          <w:tcPr>
+            <w:tcW w:type="dxa" w:w="4320"/>
+          </w:tcPr>
+          <w:p>
+            <w:r>
+              <w:t>AT+SDVRMQTT? shows 1,0 and stays there</w:t>
+            </w:r>
+          </w:p>
+        </w:tc>
+        <w:tc>
+          <w:tcPr>
+            <w:tcW w:type="dxa" w:w="4320"/>
+          </w:tcPr>
+          <w:p>
+            <w:r>
+              <w:t>Switched on but not connecting. Almost always no mobile data rather than anything to do with this channel — run Step C0. If the mobile side is healthy, the certificates are the next suspect: the modem must have all three files under /data/sdvr/certs.</w:t>
+            </w:r>
+          </w:p>
+        </w:tc>
+      </w:tr>
+      <w:tr>
+        <w:tc>
+          <w:tcPr>
+            <w:tcW w:type="dxa" w:w="4320"/>
+          </w:tcPr>
+          <w:p>
+            <w:r>
+              <w:t>mosquitto_sub says 'connection refused' or just exits</w:t>
+            </w:r>
+          </w:p>
+        </w:tc>
+        <w:tc>
+          <w:tcPr>
+            <w:tcW w:type="dxa" w:w="4320"/>
+          </w:tcPr>
+          <w:p>
+            <w:r>
+              <w:t>The broker would not accept your certificate. Check you passed all three of --cafile, --cert and --key — leaving out --cert is the usual mistake, and the broker rejects the connection without explaining why.</w:t>
+            </w:r>
+          </w:p>
+        </w:tc>
+      </w:tr>
+      <w:tr>
+        <w:tc>
+          <w:tcPr>
+            <w:tcW w:type="dxa" w:w="4320"/>
+          </w:tcPr>
+          <w:p>
+            <w:r>
+              <w:t>Your command appears on .../cmd but no answer comes back</w:t>
+            </w:r>
+          </w:p>
+        </w:tc>
+        <w:tc>
+          <w:tcPr>
+            <w:tcW w:type="dxa" w:w="4320"/>
+          </w:tcPr>
+          <w:p>
+            <w:r>
+              <w:t>The command reached the unit and the answer did not come back. If it was a camera command, the camera link is the suspect — run Step 6. If it was an AT command, report it.</w:t>
+            </w:r>
+          </w:p>
+        </w:tc>
+      </w:tr>
+      <w:tr>
+        <w:tc>
+          <w:tcPr>
+            <w:tcW w:type="dxa" w:w="4320"/>
+          </w:tcPr>
+          <w:p>
+            <w:r>
+              <w:t>The answer arrives twice</w:t>
+            </w:r>
+          </w:p>
+        </w:tc>
+        <w:tc>
+          <w:tcPr>
+            <w:tcW w:type="dxa" w:w="4320"/>
+          </w:tcPr>
+          <w:p>
+            <w:r>
+              <w:t>A fault, not a quirk. It means a response was published for each retry instead of once. Report it with the command you sent.</w:t>
+            </w:r>
+          </w:p>
+        </w:tc>
+      </w:tr>
+      <w:tr>
+        <w:tc>
+          <w:tcPr>
+            <w:tcW w:type="dxa" w:w="4320"/>
+          </w:tcPr>
+          <w:p>
+            <w:r>
+              <w:t>'(no output)' comes back</w:t>
+            </w:r>
+          </w:p>
+        </w:tc>
+        <w:tc>
+          <w:tcPr>
+            <w:tcW w:type="dxa" w:w="4320"/>
+          </w:tcPr>
+          <w:p>
+            <w:r>
+              <w:t>The unit ran something that printed nothing — usually a typing mistake in the command. Check the spelling against what works at the console.</w:t>
+            </w:r>
+          </w:p>
+        </w:tc>
+      </w:tr>
+      <w:tr>
+        <w:tc>
+          <w:tcPr>
+            <w:tcW w:type="dxa" w:w="4320"/>
+          </w:tcPr>
+          <w:p>
+            <w:r>
+              <w:t>The answer stops mid-sentence with [truncated]</w:t>
+            </w:r>
+          </w:p>
+        </w:tc>
+        <w:tc>
+          <w:tcPr>
+            <w:tcW w:type="dxa" w:w="4320"/>
+          </w:tcPr>
+          <w:p>
+            <w:r>
+              <w:t>Expected, not a fault: a very long answer is cut after about 1.8 KB. Ask for less at a time.</w:t>
             </w:r>
           </w:p>
         </w:tc>

--- a/scopus/Scopus_Tester_Manual.docx
+++ b/scopus/Scopus_Tester_Manual.docx
@@ -20,7 +20,7 @@
     </w:p>
     <w:p>
       <w:r>
-        <w:t>Generated 2026-08-16 from scopus/make_tester_manual.py. Every command below was run, in this order, on the bench PC this document is written for, and each “Expected” block is the output that came back. The one exception is Step 9, which needs a person standing in front of the camera; its example is a real live detection recorded on the same bench.</w:t>
+        <w:t>Generated 2026-08-19 from scopus/make_tester_manual.py. Every command below was run, in this order, on the bench PC this document is written for, and each “Expected” block is the output that came back. The one exception is Step 9, which needs a person standing in front of the camera; its example is a real live detection recorded on the same bench.</w:t>
       </w:r>
     </w:p>
     <w:p>
@@ -6273,6 +6273,486 @@
         </w:tc>
       </w:tr>
     </w:tbl>
+    <w:p>
+      <w:pPr>
+        <w:pStyle w:val="Heading1"/>
+      </w:pPr>
+      <w:r>
+        <w:t>20. Checking the motion sensor (the unit being moved)</w:t>
+      </w:r>
+    </w:p>
+    <w:p>
+      <w:r>
+        <w:t>This is a different thing from people walking in front of the camera. The board carries its own movement sensor, and the two motion notifications — Motion start and Motion stop — mean the unit itself is being picked up, knocked or tilted. Objects moving in the picture are reported separately, as People detected and Vehicle detected.</w:t>
+      </w:r>
+    </w:p>
+    <w:p>
+      <w:r>
+        <w:t>Two settings control it, and both survive a power cycle:</w:t>
+      </w:r>
+    </w:p>
+    <w:tbl>
+      <w:tblPr>
+        <w:tblStyle w:val="LightGrid-Accent1"/>
+        <w:tblW w:type="auto" w:w="0"/>
+        <w:tblLook w:firstColumn="1" w:firstRow="1" w:lastColumn="0" w:lastRow="0" w:noHBand="0" w:noVBand="1" w:val="04A0"/>
+      </w:tblPr>
+      <w:tblGrid>
+        <w:gridCol w:w="4320"/>
+        <w:gridCol w:w="4320"/>
+      </w:tblGrid>
+      <w:tr>
+        <w:tc>
+          <w:tcPr>
+            <w:tcW w:type="dxa" w:w="4320"/>
+          </w:tcPr>
+          <w:p>
+            <w:r>
+              <w:t>Setting</w:t>
+            </w:r>
+          </w:p>
+        </w:tc>
+        <w:tc>
+          <w:tcPr>
+            <w:tcW w:type="dxa" w:w="4320"/>
+          </w:tcPr>
+          <w:p>
+            <w:r>
+              <w:t>What it does</w:t>
+            </w:r>
+          </w:p>
+        </w:tc>
+      </w:tr>
+      <w:tr>
+        <w:tc>
+          <w:tcPr>
+            <w:tcW w:type="dxa" w:w="4320"/>
+          </w:tcPr>
+          <w:p>
+            <w:r>
+              <w:t>sensitivity 0-100</w:t>
+            </w:r>
+          </w:p>
+        </w:tc>
+        <w:tc>
+          <w:tcPr>
+            <w:tcW w:type="dxa" w:w="4320"/>
+          </w:tcPr>
+          <w:p>
+            <w:r>
+              <w:t>How hard the box has to be disturbed before it counts. 100 is the lightest touch (about 15 mg), 0 needs a deliberate shove (about 500 mg). 50 is the default.</w:t>
+            </w:r>
+          </w:p>
+        </w:tc>
+      </w:tr>
+      <w:tr>
+        <w:tc>
+          <w:tcPr>
+            <w:tcW w:type="dxa" w:w="4320"/>
+          </w:tcPr>
+          <w:p>
+            <w:r>
+              <w:t>no-motion timeout</w:t>
+            </w:r>
+          </w:p>
+        </w:tc>
+        <w:tc>
+          <w:tcPr>
+            <w:tcW w:type="dxa" w:w="4320"/>
+          </w:tcPr>
+          <w:p>
+            <w:r>
+              <w:t>How long the box then has to be still before Motion stop is sent. Seconds.</w:t>
+            </w:r>
+          </w:p>
+        </w:tc>
+      </w:tr>
+    </w:tbl>
+    <w:p>
+      <w:pPr>
+        <w:pStyle w:val="Heading2"/>
+      </w:pPr>
+      <w:r>
+        <w:t>Step M1 — Check the sensor is there and awake</w:t>
+      </w:r>
+    </w:p>
+    <w:p>
+      <w:pPr>
+        <w:spacing w:after="80"/>
+        <w:ind w:left="432"/>
+      </w:pPr>
+      <w:r>
+        <w:rPr>
+          <w:rFonts w:ascii="Consolas" w:hAnsi="Consolas"/>
+          <w:b/>
+          <w:color w:val="1F3D7A"/>
+          <w:sz w:val="18"/>
+        </w:rPr>
+        <w:t>cd ~/work/itpnovex/edgeai &amp;&amp; python3 scopus/cam.py "motion query"</w:t>
+      </w:r>
+    </w:p>
+    <w:p>
+      <w:pPr>
+        <w:spacing w:after="40"/>
+      </w:pPr>
+      <w:r>
+        <w:rPr>
+          <w:b/>
+          <w:color w:val="1E6B2E"/>
+          <w:sz w:val="20"/>
+        </w:rPr>
+        <w:t>Expected:</w:t>
+      </w:r>
+    </w:p>
+    <w:p>
+      <w:pPr>
+        <w:spacing w:after="80"/>
+        <w:ind w:left="432"/>
+      </w:pPr>
+      <w:r>
+        <w:rPr>
+          <w:rFonts w:ascii="Consolas" w:hAnsi="Consolas"/>
+          <w:sz w:val="18"/>
+        </w:rPr>
+        <w:t>motion: sensitivity=50 timeout=30</w:t>
+        <w:br/>
+        <w:t>motion: sensor LSM6DSO32 at 0xD6, threshold 265 mg</w:t>
+        <w:br/>
+        <w:t>motion: state=still deviation=3 mg peak=0 mg still=142 s</w:t>
+        <w:br/>
+        <w:t>motion: events start=0 stop=0</w:t>
+      </w:r>
+    </w:p>
+    <w:p>
+      <w:pPr>
+        <w:spacing w:after="80"/>
+        <w:ind w:left="432"/>
+      </w:pPr>
+      <w:r>
+        <w:rPr>
+          <w:rFonts w:ascii="Consolas" w:hAnsi="Consolas"/>
+          <w:b/>
+          <w:color w:val="1F3D7A"/>
+          <w:sz w:val="18"/>
+        </w:rPr>
+        <w:t>cd ~/work/itpnovex/edgeai &amp;&amp; python3 scopus/cam.py "motion read"</w:t>
+      </w:r>
+    </w:p>
+    <w:p>
+      <w:pPr>
+        <w:spacing w:after="40"/>
+      </w:pPr>
+      <w:r>
+        <w:rPr>
+          <w:b/>
+          <w:color w:val="1E6B2E"/>
+          <w:sz w:val="20"/>
+        </w:rPr>
+        <w:t>Expected:</w:t>
+      </w:r>
+    </w:p>
+    <w:p>
+      <w:pPr>
+        <w:spacing w:after="80"/>
+        <w:ind w:left="432"/>
+      </w:pPr>
+      <w:r>
+        <w:rPr>
+          <w:rFonts w:ascii="Consolas" w:hAnsi="Consolas"/>
+          <w:sz w:val="18"/>
+        </w:rPr>
+        <w:t>motion read: x=986 y=-77 z=80 mg</w:t>
+      </w:r>
+    </w:p>
+    <w:p>
+      <w:pPr>
+        <w:ind w:left="432"/>
+      </w:pPr>
+      <w:r>
+        <w:rPr>
+          <w:i/>
+          <w:color w:val="444444"/>
+          <w:sz w:val="18"/>
+        </w:rPr>
+        <w:t>One axis reading about 1000 is gravity. Which axis depends on how the box is standing. If all three read near zero, the sensor is answering but not measuring — report it.</w:t>
+      </w:r>
+    </w:p>
+    <w:p>
+      <w:pPr>
+        <w:pStyle w:val="Heading2"/>
+      </w:pPr>
+      <w:r>
+        <w:t>Step M2 — Make it report a movement</w:t>
+      </w:r>
+    </w:p>
+    <w:p>
+      <w:r>
+        <w:t>Set a short no-motion timeout first, so you do not wait 30 seconds for the second event, and allow the two motion events to be reported:</w:t>
+      </w:r>
+    </w:p>
+    <w:p>
+      <w:pPr>
+        <w:spacing w:after="80"/>
+        <w:ind w:left="432"/>
+      </w:pPr>
+      <w:r>
+        <w:rPr>
+          <w:rFonts w:ascii="Consolas" w:hAnsi="Consolas"/>
+          <w:b/>
+          <w:color w:val="1F3D7A"/>
+          <w:sz w:val="18"/>
+        </w:rPr>
+        <w:t>cd ~/work/itpnovex/edgeai &amp;&amp; python3 scopus/cam.py "notify enable 0xff"</w:t>
+      </w:r>
+    </w:p>
+    <w:p>
+      <w:pPr>
+        <w:spacing w:after="80"/>
+        <w:ind w:left="432"/>
+      </w:pPr>
+      <w:r>
+        <w:rPr>
+          <w:rFonts w:ascii="Consolas" w:hAnsi="Consolas"/>
+          <w:b/>
+          <w:color w:val="1F3D7A"/>
+          <w:sz w:val="18"/>
+        </w:rPr>
+        <w:t>cd ~/work/itpnovex/edgeai &amp;&amp; python3 scopus/cam.py "motion sense 50 10"</w:t>
+      </w:r>
+    </w:p>
+    <w:p>
+      <w:r>
+        <w:t>Now move the box: pick it up, put it down, or tap it firmly. Watch Window A.</w:t>
+      </w:r>
+    </w:p>
+    <w:p>
+      <w:pPr>
+        <w:spacing w:after="40"/>
+      </w:pPr>
+      <w:r>
+        <w:rPr>
+          <w:b/>
+          <w:color w:val="1E6B2E"/>
+          <w:sz w:val="20"/>
+        </w:rPr>
+        <w:t>Expected:</w:t>
+      </w:r>
+    </w:p>
+    <w:p>
+      <w:pPr>
+        <w:spacing w:after="80"/>
+        <w:ind w:left="432"/>
+      </w:pPr>
+      <w:r>
+        <w:rPr>
+          <w:rFonts w:ascii="Consolas" w:hAnsi="Consolas"/>
+          <w:sz w:val="18"/>
+        </w:rPr>
+        <w:t>{"ser":4194336,"num":0,"rsn":2,"rsd":688,"tim":"20260819170215","mtn":1,…}</w:t>
+        <w:br/>
+        <w:t>{"ser":4194336,"num":1,"rsn":4,"rsd":15,"tim":"20260819170230","mtn":0,…}</w:t>
+      </w:r>
+    </w:p>
+    <w:tbl>
+      <w:tblPr>
+        <w:tblStyle w:val="LightGrid-Accent1"/>
+        <w:tblW w:type="auto" w:w="0"/>
+        <w:tblLook w:firstColumn="1" w:firstRow="1" w:lastColumn="0" w:lastRow="0" w:noHBand="0" w:noVBand="1" w:val="04A0"/>
+      </w:tblPr>
+      <w:tblGrid>
+        <w:gridCol w:w="4320"/>
+        <w:gridCol w:w="4320"/>
+      </w:tblGrid>
+      <w:tr>
+        <w:tc>
+          <w:tcPr>
+            <w:tcW w:type="dxa" w:w="4320"/>
+          </w:tcPr>
+          <w:p>
+            <w:r>
+              <w:t>Field</w:t>
+            </w:r>
+          </w:p>
+        </w:tc>
+        <w:tc>
+          <w:tcPr>
+            <w:tcW w:type="dxa" w:w="4320"/>
+          </w:tcPr>
+          <w:p>
+            <w:r>
+              <w:t>Meaning</w:t>
+            </w:r>
+          </w:p>
+        </w:tc>
+      </w:tr>
+      <w:tr>
+        <w:tc>
+          <w:tcPr>
+            <w:tcW w:type="dxa" w:w="4320"/>
+          </w:tcPr>
+          <w:p>
+            <w:r>
+              <w:t>rsn=2</w:t>
+            </w:r>
+          </w:p>
+        </w:tc>
+        <w:tc>
+          <w:tcPr>
+            <w:tcW w:type="dxa" w:w="4320"/>
+          </w:tcPr>
+          <w:p>
+            <w:r>
+              <w:t>Motion start.</w:t>
+            </w:r>
+          </w:p>
+        </w:tc>
+      </w:tr>
+      <w:tr>
+        <w:tc>
+          <w:tcPr>
+            <w:tcW w:type="dxa" w:w="4320"/>
+          </w:tcPr>
+          <w:p>
+            <w:r>
+              <w:t>rsn=4</w:t>
+            </w:r>
+          </w:p>
+        </w:tc>
+        <w:tc>
+          <w:tcPr>
+            <w:tcW w:type="dxa" w:w="4320"/>
+          </w:tcPr>
+          <w:p>
+            <w:r>
+              <w:t>Motion stop, sent once the box has been still for the no-motion timeout.</w:t>
+            </w:r>
+          </w:p>
+        </w:tc>
+      </w:tr>
+      <w:tr>
+        <w:tc>
+          <w:tcPr>
+            <w:tcW w:type="dxa" w:w="4320"/>
+          </w:tcPr>
+          <w:p>
+            <w:r>
+              <w:t>rsd</w:t>
+            </w:r>
+          </w:p>
+        </w:tc>
+        <w:tc>
+          <w:tcPr>
+            <w:tcW w:type="dxa" w:w="4320"/>
+          </w:tcPr>
+          <w:p>
+            <w:r>
+              <w:t>On start, how big the disturbance was, in mg. On stop, how long the movement lasted, in seconds.</w:t>
+            </w:r>
+          </w:p>
+        </w:tc>
+      </w:tr>
+      <w:tr>
+        <w:tc>
+          <w:tcPr>
+            <w:tcW w:type="dxa" w:w="4320"/>
+          </w:tcPr>
+          <w:p>
+            <w:r>
+              <w:t>mtn</w:t>
+            </w:r>
+          </w:p>
+        </w:tc>
+        <w:tc>
+          <w:tcPr>
+            <w:tcW w:type="dxa" w:w="4320"/>
+          </w:tcPr>
+          <w:p>
+            <w:r>
+              <w:t>1 while the box is moving. It is on every notification, not only these two, so an event that arrives during a move says so.</w:t>
+            </w:r>
+          </w:p>
+        </w:tc>
+      </w:tr>
+    </w:tbl>
+    <w:p>
+      <w:pPr>
+        <w:pStyle w:val="Heading2"/>
+      </w:pPr>
+      <w:r>
+        <w:t>Step M3 — If nobody can touch the box</w:t>
+      </w:r>
+    </w:p>
+    <w:p>
+      <w:r>
+        <w:t>The sensor can push its own measuring element, which produces a real movement with nobody near the unit. Use this when the bench is remote:</w:t>
+      </w:r>
+    </w:p>
+    <w:p>
+      <w:pPr>
+        <w:spacing w:after="80"/>
+        <w:ind w:left="432"/>
+      </w:pPr>
+      <w:r>
+        <w:rPr>
+          <w:rFonts w:ascii="Consolas" w:hAnsi="Consolas"/>
+          <w:b/>
+          <w:color w:val="1F3D7A"/>
+          <w:sz w:val="18"/>
+        </w:rPr>
+        <w:t>cd ~/work/itpnovex/edgeai &amp;&amp; python3 scopus/cam.py "motion selftest"</w:t>
+      </w:r>
+    </w:p>
+    <w:p>
+      <w:pPr>
+        <w:spacing w:after="40"/>
+      </w:pPr>
+      <w:r>
+        <w:rPr>
+          <w:b/>
+          <w:color w:val="1E6B2E"/>
+          <w:sz w:val="20"/>
+        </w:rPr>
+        <w:t>Expected:</w:t>
+      </w:r>
+    </w:p>
+    <w:p>
+      <w:pPr>
+        <w:spacing w:after="80"/>
+        <w:ind w:left="432"/>
+      </w:pPr>
+      <w:r>
+        <w:rPr>
+          <w:rFonts w:ascii="Consolas" w:hAnsi="Consolas"/>
+          <w:sz w:val="18"/>
+        </w:rPr>
+        <w:t>motion selftest: sensor responded (shift 681 mg)</w:t>
+      </w:r>
+    </w:p>
+    <w:p>
+      <w:r>
+        <w:t>The same two notifications follow, exactly as if the box had been moved by hand. There is also motion simulate 0|1, which asserts the state without involving the sensor at all — use it only to test the reporting path, never to prove the sensor works.</w:t>
+      </w:r>
+    </w:p>
+    <w:p>
+      <w:r>
+        <w:t>Put the timeout back when you are done:</w:t>
+      </w:r>
+    </w:p>
+    <w:p>
+      <w:pPr>
+        <w:spacing w:after="80"/>
+        <w:ind w:left="432"/>
+      </w:pPr>
+      <w:r>
+        <w:rPr>
+          <w:rFonts w:ascii="Consolas" w:hAnsi="Consolas"/>
+          <w:b/>
+          <w:color w:val="1F3D7A"/>
+          <w:sz w:val="18"/>
+        </w:rPr>
+        <w:t>cd ~/work/itpnovex/edgeai &amp;&amp; python3 scopus/cam.py "motion sense 50 30"</w:t>
+      </w:r>
+    </w:p>
     <w:sectPr>
       <w:pgSz w:w="12240" w:h="15840"/>
       <w:pgMar w:top="1440" w:right="1800" w:bottom="1440" w:left="1800" w:header="720" w:footer="720" w:gutter="0"/>

--- a/scopus/Scopus_Tester_Manual.docx
+++ b/scopus/Scopus_Tester_Manual.docx
@@ -20,7 +20,7 @@
     </w:p>
     <w:p>
       <w:r>
-        <w:t>Generated 2026-08-19 from scopus/make_tester_manual.py. Every command below was run, in this order, on the bench PC this document is written for, and each “Expected” block is the output that came back. The one exception is Step 9, which needs a person standing in front of the camera; its example is a real live detection recorded on the same bench.</w:t>
+        <w:t>Generated 2026-08-26 from scopus/make_tester_manual.py. Every command below was run, in this order, on the bench PC this document is written for, and each “Expected” block is the output that came back. The one exception is Step 9, which needs a person standing in front of the camera; its example is a real live detection recorded on the same bench.</w:t>
       </w:r>
     </w:p>
     <w:p>
@@ -286,7 +286,7 @@
           </w:tcPr>
           <w:p>
             <w:r>
-              <w:t>Over the mobile network to a server on the internet, which this PC then reads. This is what a deployed unit does.</w:t>
+              <w:t>Over the mobile network to the customer's server, which this PC then reads. This is what a deployed unit does.</w:t>
             </w:r>
           </w:p>
         </w:tc>
@@ -296,7 +296,7 @@
           </w:tcPr>
           <w:p>
             <w:r>
-              <w:t>Section 18. It replaces Steps 3 and 4; everything else is identical</w:t>
+              <w:t>Scopus_QA_Flow.docx, Part 2 — a document of its own</w:t>
             </w:r>
           </w:p>
         </w:tc>
@@ -517,7 +517,7 @@
           </w:tcPr>
           <w:p>
             <w:r>
-              <w:t>T7ARYZ0009769Z2 — the PC the two boards are plugged into, and the one every command in this document is typed on. It plays the part of the customer's server. Its address on the modem's network is 192.168.2.3</w:t>
+              <w:t>100.115.215.6 — the PC the two boards are plugged into, and the one every command in this document is typed on. It plays the part of the customer's server. Its address on the modem's network is 192.168.2.3</w:t>
             </w:r>
           </w:p>
         </w:tc>
@@ -610,28 +610,6 @@
           </w:p>
         </w:tc>
       </w:tr>
-      <w:tr>
-        <w:tc>
-          <w:tcPr>
-            <w:tcW w:type="dxa" w:w="4320"/>
-          </w:tcPr>
-          <w:p>
-            <w:r>
-              <w:t>Relay</w:t>
-            </w:r>
-          </w:p>
-        </w:tc>
-        <w:tc>
-          <w:tcPr>
-            <w:tcW w:type="dxa" w:w="4320"/>
-          </w:tcPr>
-          <w:p>
-            <w:r>
-              <w:t>For the cellular test only (section 18): a server at 165.22.181.245 that receives what the modem sends over the mobile network. Already running; nothing to start</w:t>
-            </w:r>
-          </w:p>
-        </w:tc>
-      </w:tr>
     </w:tbl>
     <w:p/>
     <w:p>
@@ -664,7 +642,7 @@
           <w:color w:val="444444"/>
           <w:sz w:val="18"/>
         </w:rPr>
-        <w:t>The login password is the same as the machine's name, T7ARYZ0009769Z2. If the connection times out, you are not on a network that can see this PC — that is a network problem to raise, not a test failure.</w:t>
+        <w:t>The login password is the same as the machine's name, 100.115.215.6. If the connection times out, you are not on a network that can see this PC — that is a network problem to raise, not a test failure.</w:t>
       </w:r>
     </w:p>
     <w:p>
@@ -3337,7 +3315,7 @@
           <w:color w:val="444444"/>
           <w:sz w:val="18"/>
         </w:rPr>
-        <w:t>Running the cellular mode (section 18)? The same eleven apply unchanged, with one substitution: criterion 2 becomes “all four flags of AT+SDVRNET? are 1”, which is Step C1 rather than Step 4. Say in your report which mode each result came from — “the event arrived” means something different over the cable than it does over the mobile network.</w:t>
+        <w:t>Testing over the mobile network instead? That is Scopus_QA_Flow.docx, Part 2, and it carries its own pass criteria. Say in your report which mode each result came from — “the event arrived” means something different over the cable than it does over the mobile network.</w:t>
       </w:r>
     </w:p>
     <w:p>
@@ -4093,12 +4071,12 @@
           <w:rFonts w:ascii="Consolas" w:hAnsi="Consolas"/>
           <w:sz w:val="18"/>
         </w:rPr>
-        <w:t xml:space="preserve">  TOTAL: 57   PASS: 56   FAIL: 0   GAP: 0   SKIP: 1</w:t>
+        <w:t xml:space="preserve">  TOTAL: 66   PASS: 65   FAIL: 0   GAP: 0   SKIP: 1</w:t>
       </w:r>
     </w:p>
     <w:p>
       <w:r>
-        <w:t>The one skip is the SD card slot being empty.</w:t>
+        <w:t>The one skip is the N6's SD card slot being empty.</w:t>
       </w:r>
     </w:p>
     <w:p>
@@ -4111,1102 +4089,7 @@
         <w:pStyle w:val="Heading1"/>
       </w:pPr>
       <w:r>
-        <w:t>18. Testing over the cellular network</w:t>
-      </w:r>
-    </w:p>
-    <w:p>
-      <w:r>
-        <w:t>Everything above runs over the USB cable between this PC and the modem. This section runs the same test with the cable carrying nothing: the modem sends over its own cellular connection, to a server on the internet, and this PC watches what arrives there. It is the configuration a deployed unit actually uses.</w:t>
-      </w:r>
-    </w:p>
-    <w:p>
-      <w:pPr>
-        <w:pStyle w:val="Heading2"/>
-      </w:pPr>
-      <w:r>
-        <w:t>Why it needs a server in the middle</w:t>
-      </w:r>
-    </w:p>
-    <w:p>
-      <w:r>
-        <w:t>On cellular the modem is given a private address by the mobile operator, so nothing on the internet can open a connection to it. This PC is behind an office router, so nothing can open a connection to this PC either. Neither end can reach the other, and no amount of configuration changes that.</w:t>
-      </w:r>
-    </w:p>
-    <w:p>
-      <w:r>
-        <w:t>So a third machine holds the middle. It has a fixed public address; the modem sends to it, and this PC asks it what arrived. Both ends make outgoing connections only, which is why this works from any network — the office, a hotspot, a customer site — with nothing to set up on the router.</w:t>
-      </w:r>
-    </w:p>
-    <w:tbl>
-      <w:tblPr>
-        <w:tblStyle w:val="LightGrid-Accent1"/>
-        <w:tblW w:type="auto" w:w="0"/>
-        <w:tblLook w:firstColumn="1" w:firstRow="1" w:lastColumn="0" w:lastRow="0" w:noHBand="0" w:noVBand="1" w:val="04A0"/>
-      </w:tblPr>
-      <w:tblGrid>
-        <w:gridCol w:w="2880"/>
-        <w:gridCol w:w="2880"/>
-        <w:gridCol w:w="2880"/>
-      </w:tblGrid>
-      <w:tr>
-        <w:tc>
-          <w:tcPr>
-            <w:tcW w:type="dxa" w:w="2880"/>
-          </w:tcPr>
-          <w:p>
-            <w:r>
-              <w:t>Piece</w:t>
-            </w:r>
-          </w:p>
-        </w:tc>
-        <w:tc>
-          <w:tcPr>
-            <w:tcW w:type="dxa" w:w="2880"/>
-          </w:tcPr>
-          <w:p>
-            <w:r>
-              <w:t>Where it runs</w:t>
-            </w:r>
-          </w:p>
-        </w:tc>
-        <w:tc>
-          <w:tcPr>
-            <w:tcW w:type="dxa" w:w="2880"/>
-          </w:tcPr>
-          <w:p>
-            <w:r>
-              <w:t>What it does</w:t>
-            </w:r>
-          </w:p>
-        </w:tc>
-      </w:tr>
-      <w:tr>
-        <w:tc>
-          <w:tcPr>
-            <w:tcW w:type="dxa" w:w="2880"/>
-          </w:tcPr>
-          <w:p>
-            <w:r>
-              <w:t>cloud_relay.py</w:t>
-            </w:r>
-          </w:p>
-        </w:tc>
-        <w:tc>
-          <w:tcPr>
-            <w:tcW w:type="dxa" w:w="2880"/>
-          </w:tcPr>
-          <w:p>
-            <w:r>
-              <w:t>the public server, 165.22.181.245</w:t>
-            </w:r>
-          </w:p>
-        </w:tc>
-        <w:tc>
-          <w:tcPr>
-            <w:tcW w:type="dxa" w:w="2880"/>
-          </w:tcPr>
-          <w:p>
-            <w:r>
-              <w:t>receives the notifications and the photos, and keeps them</w:t>
-            </w:r>
-          </w:p>
-        </w:tc>
-      </w:tr>
-      <w:tr>
-        <w:tc>
-          <w:tcPr>
-            <w:tcW w:type="dxa" w:w="2880"/>
-          </w:tcPr>
-          <w:p>
-            <w:r>
-              <w:t>relay_pull.py</w:t>
-            </w:r>
-          </w:p>
-        </w:tc>
-        <w:tc>
-          <w:tcPr>
-            <w:tcW w:type="dxa" w:w="2880"/>
-          </w:tcPr>
-          <w:p>
-            <w:r>
-              <w:t>this PC</w:t>
-            </w:r>
-          </w:p>
-        </w:tc>
-        <w:tc>
-          <w:tcPr>
-            <w:tcW w:type="dxa" w:w="2880"/>
-          </w:tcPr>
-          <w:p>
-            <w:r>
-              <w:t>asks the relay what arrived and saves it here, exactly as test_server.py did in Step 3</w:t>
-            </w:r>
-          </w:p>
-        </w:tc>
-      </w:tr>
-      <w:tr>
-        <w:tc>
-          <w:tcPr>
-            <w:tcW w:type="dxa" w:w="2880"/>
-          </w:tcPr>
-          <w:p>
-            <w:r>
-              <w:t>the modem</w:t>
-            </w:r>
-          </w:p>
-        </w:tc>
-        <w:tc>
-          <w:tcPr>
-            <w:tcW w:type="dxa" w:w="2880"/>
-          </w:tcPr>
-          <w:p>
-            <w:r>
-              <w:t>the bench</w:t>
-            </w:r>
-          </w:p>
-        </w:tc>
-        <w:tc>
-          <w:tcPr>
-            <w:tcW w:type="dxa" w:w="2880"/>
-          </w:tcPr>
-          <w:p>
-            <w:r>
-              <w:t>sends to the relay's public address over cellular</w:t>
-            </w:r>
-          </w:p>
-        </w:tc>
-      </w:tr>
-    </w:tbl>
-    <w:p>
-      <w:pPr>
-        <w:ind w:left="432"/>
-      </w:pPr>
-      <w:r>
-        <w:rPr>
-          <w:i/>
-          <w:color w:val="444444"/>
-          <w:sz w:val="18"/>
-        </w:rPr>
-        <w:t>The relay is already installed and running as a service. Nothing in this section starts or stops it.</w:t>
-      </w:r>
-    </w:p>
-    <w:p>
-      <w:pPr>
-        <w:pStyle w:val="Heading2"/>
-      </w:pPr>
-      <w:r>
-        <w:t>Step C0 — Check the modem can use cellular at all</w:t>
-      </w:r>
-    </w:p>
-    <w:p>
-      <w:r>
-        <w:t>Two minutes here saves an hour of blaming the product. Run these three, in Window B, before anything else.</w:t>
-      </w:r>
-    </w:p>
-    <w:p>
-      <w:pPr>
-        <w:ind w:left="432"/>
-      </w:pPr>
-      <w:r>
-        <w:rPr>
-          <w:i/>
-          <w:color w:val="444444"/>
-          <w:sz w:val="18"/>
-        </w:rPr>
-        <w:t>These four use --raw, which asks the modem's own AT parser instead of the product's command channel. Questions about the SIM and the radio have to go there: sent the ordinary way the reply comes back as unreadable rubbish, which looks like a broken modem and is not one. --raw needs the USB cable, even though what you are testing is cellular.</w:t>
-      </w:r>
-    </w:p>
-    <w:p>
-      <w:r>
-        <w:t>First: which SIM is the modem actually using? This board has room for two — the plastic card you can see, and a second one soldered onto it — and the modem uses whichever it was last told to. Ask it:</w:t>
-      </w:r>
-    </w:p>
-    <w:p>
-      <w:pPr>
-        <w:spacing w:after="80"/>
-        <w:ind w:left="432"/>
-      </w:pPr>
-      <w:r>
-        <w:rPr>
-          <w:rFonts w:ascii="Consolas" w:hAnsi="Consolas"/>
-          <w:b/>
-          <w:color w:val="1F3D7A"/>
-          <w:sz w:val="18"/>
-        </w:rPr>
-        <w:t>cd ~/work/itpnovex/edgeai &amp;&amp; python3 scopus/at.py "AT+SDVRSIM?"</w:t>
-      </w:r>
-    </w:p>
-    <w:p>
-      <w:pPr>
-        <w:spacing w:after="40"/>
-      </w:pPr>
-      <w:r>
-        <w:rPr>
-          <w:b/>
-          <w:color w:val="1E6B2E"/>
-          <w:sz w:val="20"/>
-        </w:rPr>
-        <w:t>Expected:</w:t>
-      </w:r>
-    </w:p>
-    <w:p>
-      <w:pPr>
-        <w:spacing w:after="80"/>
-        <w:ind w:left="432"/>
-      </w:pPr>
-      <w:r>
-        <w:rPr>
-          <w:rFonts w:ascii="Consolas" w:hAnsi="Consolas"/>
-          <w:sz w:val="18"/>
-        </w:rPr>
-        <w:t xml:space="preserve">  AT+SDVRSIM?</w:t>
-        <w:br/>
-        <w:t xml:space="preserve">      +SDVRSIM:1,1,"&lt;ICCID&gt;","&lt;IMSI&gt;"</w:t>
-        <w:br/>
-        <w:t xml:space="preserve">      OK</w:t>
-      </w:r>
-    </w:p>
-    <w:p>
-      <w:r>
-        <w:t>The first two numbers must match: the first is the card the product is configured to use, the second is the one it is on. The ICCID is the long number printed on the SIM itself — check it is the card you put in.</w:t>
-      </w:r>
-    </w:p>
-    <w:p>
-      <w:pPr>
-        <w:ind w:left="432"/>
-      </w:pPr>
-      <w:r>
-        <w:rPr>
-          <w:i/>
-          <w:color w:val="B00000"/>
-          <w:sz w:val="18"/>
-        </w:rPr>
-        <w:t>Do not skip this. On the wrong card everything below still passes — the SIM reads, the modem registers, the link reports all four numbers as 1, an address is issued — and then nothing is ever delivered, because that card has no data service. It cost a full day of chasing the network before anyone looked at the ICCID. If the two numbers differ, set it and try again:</w:t>
-      </w:r>
-    </w:p>
-    <w:p>
-      <w:pPr>
-        <w:spacing w:after="80"/>
-        <w:ind w:left="432"/>
-      </w:pPr>
-      <w:r>
-        <w:rPr>
-          <w:rFonts w:ascii="Consolas" w:hAnsi="Consolas"/>
-          <w:b/>
-          <w:color w:val="1F3D7A"/>
-          <w:sz w:val="18"/>
-        </w:rPr>
-        <w:t>cd ~/work/itpnovex/edgeai &amp;&amp; python3 scopus/at.py "AT+SDVRSIM=1"</w:t>
-      </w:r>
-    </w:p>
-    <w:p>
-      <w:r>
-        <w:t>1 is the plastic holder, 2 the second holder, 0 the soldered one.</w:t>
-      </w:r>
-    </w:p>
-    <w:p/>
-    <w:p>
-      <w:r>
-        <w:t>Is the SIM being read?</w:t>
-      </w:r>
-    </w:p>
-    <w:p>
-      <w:pPr>
-        <w:spacing w:after="80"/>
-        <w:ind w:left="432"/>
-      </w:pPr>
-      <w:r>
-        <w:rPr>
-          <w:rFonts w:ascii="Consolas" w:hAnsi="Consolas"/>
-          <w:b/>
-          <w:color w:val="1F3D7A"/>
-          <w:sz w:val="18"/>
-        </w:rPr>
-        <w:t>cd ~/work/itpnovex/edgeai &amp;&amp; python3 scopus/at.py --raw "AT+CPIN?"</w:t>
-      </w:r>
-    </w:p>
-    <w:p>
-      <w:pPr>
-        <w:spacing w:after="40"/>
-      </w:pPr>
-      <w:r>
-        <w:rPr>
-          <w:b/>
-          <w:color w:val="1E6B2E"/>
-          <w:sz w:val="20"/>
-        </w:rPr>
-        <w:t>Expected:</w:t>
-      </w:r>
-    </w:p>
-    <w:p>
-      <w:pPr>
-        <w:spacing w:after="80"/>
-        <w:ind w:left="432"/>
-      </w:pPr>
-      <w:r>
-        <w:rPr>
-          <w:rFonts w:ascii="Consolas" w:hAnsi="Consolas"/>
-          <w:sz w:val="18"/>
-        </w:rPr>
-        <w:t>[modem /dev/ttyAT]</w:t>
-        <w:br/>
-        <w:t xml:space="preserve">      AT+CPIN?</w:t>
-        <w:br/>
-        <w:t xml:space="preserve">      +CPIN: READY</w:t>
-        <w:br/>
-        <w:t xml:space="preserve">      OK</w:t>
-      </w:r>
-    </w:p>
-    <w:p>
-      <w:pPr>
-        <w:ind w:left="432"/>
-      </w:pPr>
-      <w:r>
-        <w:rPr>
-          <w:i/>
-          <w:color w:val="B00000"/>
-          <w:sz w:val="18"/>
-        </w:rPr>
-        <w:t>“+CME ERROR: SIM failure” does NOT mean the holder is empty. On this bench the SIM was present the whole time and the modem was reading the wrong slot — this one line was the difference between “no SIM” and a working LTE connection. Check the slot before touching the hardware:</w:t>
-      </w:r>
-    </w:p>
-    <w:p>
-      <w:pPr>
-        <w:spacing w:after="80"/>
-        <w:ind w:left="432"/>
-      </w:pPr>
-      <w:r>
-        <w:rPr>
-          <w:rFonts w:ascii="Consolas" w:hAnsi="Consolas"/>
-          <w:b/>
-          <w:color w:val="1F3D7A"/>
-          <w:sz w:val="18"/>
-        </w:rPr>
-        <w:t>cd ~/work/itpnovex/edgeai &amp;&amp; python3 scopus/at.py --raw "AT!UIMS?"</w:t>
-      </w:r>
-    </w:p>
-    <w:p>
-      <w:r>
-        <w:t>If that answers 0 and there is a card in the holder, switch it to the other slot and ask AT+CPIN? again. These two are the fix that made this bench work:</w:t>
-      </w:r>
-    </w:p>
-    <w:p>
-      <w:pPr>
-        <w:spacing w:after="80"/>
-        <w:ind w:left="432"/>
-      </w:pPr>
-      <w:r>
-        <w:rPr>
-          <w:rFonts w:ascii="Consolas" w:hAnsi="Consolas"/>
-          <w:b/>
-          <w:color w:val="1F3D7A"/>
-          <w:sz w:val="18"/>
-        </w:rPr>
-        <w:t>cd ~/work/itpnovex/edgeai &amp;&amp; python3 scopus/at.py --raw 'AT!ENTERCND="A710"'</w:t>
-      </w:r>
-    </w:p>
-    <w:p>
-      <w:pPr>
-        <w:spacing w:after="80"/>
-        <w:ind w:left="432"/>
-      </w:pPr>
-      <w:r>
-        <w:rPr>
-          <w:rFonts w:ascii="Consolas" w:hAnsi="Consolas"/>
-          <w:b/>
-          <w:color w:val="1F3D7A"/>
-          <w:sz w:val="18"/>
-        </w:rPr>
-        <w:t>cd ~/work/itpnovex/edgeai &amp;&amp; python3 scopus/at.py --raw "AT!UIMS=1"</w:t>
-      </w:r>
-    </w:p>
-    <w:p/>
-    <w:p>
-      <w:r>
-        <w:t>Is there coverage?</w:t>
-      </w:r>
-    </w:p>
-    <w:p>
-      <w:pPr>
-        <w:spacing w:after="80"/>
-        <w:ind w:left="432"/>
-      </w:pPr>
-      <w:r>
-        <w:rPr>
-          <w:rFonts w:ascii="Consolas" w:hAnsi="Consolas"/>
-          <w:b/>
-          <w:color w:val="1F3D7A"/>
-          <w:sz w:val="18"/>
-        </w:rPr>
-        <w:t>cd ~/work/itpnovex/edgeai &amp;&amp; python3 scopus/at.py --raw "AT+COPS?"</w:t>
-      </w:r>
-    </w:p>
-    <w:p>
-      <w:pPr>
-        <w:spacing w:after="40"/>
-      </w:pPr>
-      <w:r>
-        <w:rPr>
-          <w:b/>
-          <w:color w:val="1E6B2E"/>
-          <w:sz w:val="20"/>
-        </w:rPr>
-        <w:t>Expected:</w:t>
-      </w:r>
-    </w:p>
-    <w:p>
-      <w:pPr>
-        <w:spacing w:after="80"/>
-        <w:ind w:left="432"/>
-      </w:pPr>
-      <w:r>
-        <w:rPr>
-          <w:rFonts w:ascii="Consolas" w:hAnsi="Consolas"/>
-          <w:sz w:val="18"/>
-        </w:rPr>
-        <w:t>[modem /dev/ttyAT]</w:t>
-        <w:br/>
-        <w:t xml:space="preserve">      AT+COPS?</w:t>
-        <w:br/>
-        <w:t xml:space="preserve">      +COPS: 0,0,"&lt;operator name&gt;",7</w:t>
-        <w:br/>
-        <w:t xml:space="preserve">      OK</w:t>
-      </w:r>
-    </w:p>
-    <w:p>
-      <w:r>
-        <w:t>A named operator is what you want. An empty name, or an answer of just +COPS: 0, means the modem has not found a network — move the bench or its antenna before going on.</w:t>
-      </w:r>
-    </w:p>
-    <w:p>
-      <w:pPr>
-        <w:pStyle w:val="Heading2"/>
-      </w:pPr>
-      <w:r>
-        <w:t>Step C1 — Point the modem at the relay</w:t>
-      </w:r>
-    </w:p>
-    <w:p>
-      <w:r>
-        <w:t>This replaces Step 4. It sets the same five endpoints, but at the relay instead of this PC, sets the APN, switches the modem to its cellular connection, and then waits until the modem actually has a route out before reporting success.</w:t>
-      </w:r>
-    </w:p>
-    <w:p>
-      <w:pPr>
-        <w:spacing w:after="80"/>
-        <w:ind w:left="432"/>
-      </w:pPr>
-      <w:r>
-        <w:rPr>
-          <w:rFonts w:ascii="Consolas" w:hAnsi="Consolas"/>
-          <w:b/>
-          <w:color w:val="1F3D7A"/>
-          <w:sz w:val="18"/>
-        </w:rPr>
-        <w:t>cd ~/work/itpnovex/edgeai &amp;&amp; python3 scopus/at.py --point-cloud 165.22.181.245 --http-port 80 --udp-port 39999 --path /scopus/upload --apn internet</w:t>
-      </w:r>
-    </w:p>
-    <w:p>
-      <w:pPr>
-        <w:ind w:left="432"/>
-      </w:pPr>
-      <w:r>
-        <w:rPr>
-          <w:i/>
-          <w:color w:val="444444"/>
-          <w:sz w:val="18"/>
-        </w:rPr>
-        <w:t>internet is the APN for the SIM in this bench. A different SIM needs a different one, and the wrong APN looks exactly like a dead SIM — so if you were given one, use it here rather than assuming this line still applies.</w:t>
-      </w:r>
-    </w:p>
-    <w:p>
-      <w:pPr>
-        <w:spacing w:after="40"/>
-      </w:pPr>
-      <w:r>
-        <w:rPr>
-          <w:b/>
-          <w:color w:val="1E6B2E"/>
-          <w:sz w:val="20"/>
-        </w:rPr>
-        <w:t>Expected:</w:t>
-      </w:r>
-    </w:p>
-    <w:p>
-      <w:pPr>
-        <w:spacing w:after="80"/>
-        <w:ind w:left="432"/>
-      </w:pPr>
-      <w:r>
-        <w:rPr>
-          <w:rFonts w:ascii="Consolas" w:hAnsi="Consolas"/>
-          <w:sz w:val="18"/>
-        </w:rPr>
-        <w:t xml:space="preserve">  AT+SDVRNTFHOST="165.22.181.245"</w:t>
-        <w:br/>
-        <w:t xml:space="preserve">      OK</w:t>
-        <w:br/>
-        <w:t xml:space="preserve">  …</w:t>
-        <w:br/>
-        <w:t xml:space="preserve">  AT+SDVRNET?</w:t>
-        <w:br/>
-        <w:t xml:space="preserve">      +SDVRNET: 1,1,1,1,"&lt;operator&gt;","LTE","&lt;apn&gt;","rmnet_data0","10.x.x.x","10.x.x.x",0</w:t>
-        <w:br/>
-        <w:t xml:space="preserve">      OK</w:t>
-        <w:br/>
-        <w:br/>
-        <w:t>OK — cellular link up. Notifications to http://165.22.181.245:80/scopus/notify, photos to http://165.22.181.245:80/scopus/upload</w:t>
-      </w:r>
-    </w:p>
-    <w:p>
-      <w:pPr>
-        <w:ind w:left="432"/>
-      </w:pPr>
-      <w:r>
-        <w:rPr>
-          <w:i/>
-          <w:color w:val="444444"/>
-          <w:sz w:val="18"/>
-        </w:rPr>
-        <w:t>Over cellular both the events and the photos travel as web traffic, on port 80 — the same port your browser uses. Over the cable (Steps 3 and 4) the events go a different way, as datagrams on port 39999. That is deliberate: a datagram gets no answer, so nothing can tell you whether it arrived, and out on a mobile network it is the part most likely to be discarded silently on the way. A web request is answered, so the modem records for every event whether it landed. The command above switches this for you; you do not have to set it.</w:t>
-      </w:r>
-    </w:p>
-    <w:p>
-      <w:r>
-        <w:t>The four numbers after +SDVRNET: are the whole story:</w:t>
-      </w:r>
-    </w:p>
-    <w:tbl>
-      <w:tblPr>
-        <w:tblStyle w:val="LightGrid-Accent1"/>
-        <w:tblW w:type="auto" w:w="0"/>
-        <w:tblLook w:firstColumn="1" w:firstRow="1" w:lastColumn="0" w:lastRow="0" w:noHBand="0" w:noVBand="1" w:val="04A0"/>
-      </w:tblPr>
-      <w:tblGrid>
-        <w:gridCol w:w="2880"/>
-        <w:gridCol w:w="2880"/>
-        <w:gridCol w:w="2880"/>
-      </w:tblGrid>
-      <w:tr>
-        <w:tc>
-          <w:tcPr>
-            <w:tcW w:type="dxa" w:w="2880"/>
-          </w:tcPr>
-          <w:p>
-            <w:r>
-              <w:t>Position</w:t>
-            </w:r>
-          </w:p>
-        </w:tc>
-        <w:tc>
-          <w:tcPr>
-            <w:tcW w:type="dxa" w:w="2880"/>
-          </w:tcPr>
-          <w:p>
-            <w:r>
-              <w:t>Means</w:t>
-            </w:r>
-          </w:p>
-        </w:tc>
-        <w:tc>
-          <w:tcPr>
-            <w:tcW w:type="dxa" w:w="2880"/>
-          </w:tcPr>
-          <w:p>
-            <w:r>
-              <w:t>If it is 0</w:t>
-            </w:r>
-          </w:p>
-        </w:tc>
-      </w:tr>
-      <w:tr>
-        <w:tc>
-          <w:tcPr>
-            <w:tcW w:type="dxa" w:w="2880"/>
-          </w:tcPr>
-          <w:p>
-            <w:r>
-              <w:t>1st</w:t>
-            </w:r>
-          </w:p>
-        </w:tc>
-        <w:tc>
-          <w:tcPr>
-            <w:tcW w:type="dxa" w:w="2880"/>
-          </w:tcPr>
-          <w:p>
-            <w:r>
-              <w:t>cellular mode is switched on</w:t>
-            </w:r>
-          </w:p>
-        </w:tc>
-        <w:tc>
-          <w:tcPr>
-            <w:tcW w:type="dxa" w:w="2880"/>
-          </w:tcPr>
-          <w:p>
-            <w:r>
-              <w:t>the command did not take — run Step C1 again</w:t>
-            </w:r>
-          </w:p>
-        </w:tc>
-      </w:tr>
-      <w:tr>
-        <w:tc>
-          <w:tcPr>
-            <w:tcW w:type="dxa" w:w="2880"/>
-          </w:tcPr>
-          <w:p>
-            <w:r>
-              <w:t>2nd</w:t>
-            </w:r>
-          </w:p>
-        </w:tc>
-        <w:tc>
-          <w:tcPr>
-            <w:tcW w:type="dxa" w:w="2880"/>
-          </w:tcPr>
-          <w:p>
-            <w:r>
-              <w:t>the modem is registered on a mobile network</w:t>
-            </w:r>
-          </w:p>
-        </w:tc>
-        <w:tc>
-          <w:tcPr>
-            <w:tcW w:type="dxa" w:w="2880"/>
-          </w:tcPr>
-          <w:p>
-            <w:r>
-              <w:t>no coverage, or the SIM is not being read — see the table below</w:t>
-            </w:r>
-          </w:p>
-        </w:tc>
-      </w:tr>
-      <w:tr>
-        <w:tc>
-          <w:tcPr>
-            <w:tcW w:type="dxa" w:w="2880"/>
-          </w:tcPr>
-          <w:p>
-            <w:r>
-              <w:t>3rd</w:t>
-            </w:r>
-          </w:p>
-        </w:tc>
-        <w:tc>
-          <w:tcPr>
-            <w:tcW w:type="dxa" w:w="2880"/>
-          </w:tcPr>
-          <w:p>
-            <w:r>
-              <w:t>a data session is established</w:t>
-            </w:r>
-          </w:p>
-        </w:tc>
-        <w:tc>
-          <w:tcPr>
-            <w:tcW w:type="dxa" w:w="2880"/>
-          </w:tcPr>
-          <w:p>
-            <w:r>
-              <w:t>the APN is wrong, or the SIM has no data service</w:t>
-            </w:r>
-          </w:p>
-        </w:tc>
-      </w:tr>
-      <w:tr>
-        <w:tc>
-          <w:tcPr>
-            <w:tcW w:type="dxa" w:w="2880"/>
-          </w:tcPr>
-          <w:p>
-            <w:r>
-              <w:t>4th</w:t>
-            </w:r>
-          </w:p>
-        </w:tc>
-        <w:tc>
-          <w:tcPr>
-            <w:tcW w:type="dxa" w:w="2880"/>
-          </w:tcPr>
-          <w:p>
-            <w:r>
-              <w:t>the modem has a route out</w:t>
-            </w:r>
-          </w:p>
-        </w:tc>
-        <w:tc>
-          <w:tcPr>
-            <w:tcW w:type="dxa" w:w="2880"/>
-          </w:tcPr>
-          <w:p>
-            <w:r>
-              <w:t>the session came up but nothing can be sent — report this, it is a fault rather than a setup problem</w:t>
-            </w:r>
-          </w:p>
-        </w:tc>
-      </w:tr>
-    </w:tbl>
-    <w:p>
-      <w:pPr>
-        <w:ind w:left="432"/>
-      </w:pPr>
-      <w:r>
-        <w:rPr>
-          <w:i/>
-          <w:color w:val="B00000"/>
-          <w:sz w:val="18"/>
-        </w:rPr>
-        <w:t>All four must be 1. A modem can be registered on LTE and show a healthy signal while the 4th is 0, and in that state every notification fails and every status screen looks fine. That is why this step waits for the 4th and not for the signal.</w:t>
-      </w:r>
-    </w:p>
-    <w:p>
-      <w:pPr>
-        <w:pStyle w:val="Heading2"/>
-      </w:pPr>
-      <w:r>
-        <w:t>Step C2 — Watch the relay (Window A)</w:t>
-      </w:r>
-    </w:p>
-    <w:p>
-      <w:r>
-        <w:t>This replaces Step 3. Leave it running for the rest of the test; it prints the same lines the local server printed, and saves into the same folder.</w:t>
-      </w:r>
-    </w:p>
-    <w:p>
-      <w:pPr>
-        <w:spacing w:after="80"/>
-        <w:ind w:left="432"/>
-      </w:pPr>
-      <w:r>
-        <w:rPr>
-          <w:rFonts w:ascii="Consolas" w:hAnsi="Consolas"/>
-          <w:b/>
-          <w:color w:val="1F3D7A"/>
-          <w:sz w:val="18"/>
-        </w:rPr>
-        <w:t>cd ~/work/itpnovex/edgeai &amp;&amp; python3 scopus/relay_pull.py --relay http://165.22.181.245/scopus --key &lt;ask-for-the-relay-key&gt; --fresh</w:t>
-      </w:r>
-    </w:p>
-    <w:p>
-      <w:pPr>
-        <w:spacing w:after="40"/>
-      </w:pPr>
-      <w:r>
-        <w:rPr>
-          <w:b/>
-          <w:color w:val="1E6B2E"/>
-          <w:sz w:val="20"/>
-        </w:rPr>
-        <w:t>Expected:</w:t>
-      </w:r>
-    </w:p>
-    <w:p>
-      <w:pPr>
-        <w:spacing w:after="80"/>
-        <w:ind w:left="432"/>
-      </w:pPr>
-      <w:r>
-        <w:rPr>
-          <w:rFonts w:ascii="Consolas" w:hAnsi="Consolas"/>
-          <w:sz w:val="18"/>
-        </w:rPr>
-        <w:t>Scopus relay viewer</w:t>
-        <w:br/>
-        <w:t xml:space="preserve">  relay    http://165.22.181.245/scopus</w:t>
-        <w:br/>
-        <w:t xml:space="preserve">  receiving into /home/user/scopus-received</w:t>
-        <w:br/>
-        <w:t xml:space="preserve">  relay holds 0 notifications, 0 photos (seq 0)</w:t>
-        <w:br/>
-        <w:t xml:space="preserve">  watching from seq 0. Ctrl-C to stop.</w:t>
-      </w:r>
-    </w:p>
-    <w:p>
-      <w:pPr>
-        <w:ind w:left="432"/>
-      </w:pPr>
-      <w:r>
-        <w:rPr>
-          <w:i/>
-          <w:color w:val="444444"/>
-          <w:sz w:val="18"/>
-        </w:rPr>
-        <w:t>If it says it cannot reach the relay, stop here and report that — nothing later in this section can pass.</w:t>
-      </w:r>
-    </w:p>
-    <w:p>
-      <w:pPr>
-        <w:pStyle w:val="Heading2"/>
-      </w:pPr>
-      <w:r>
-        <w:t>Step C3 — Run the test</w:t>
-      </w:r>
-    </w:p>
-    <w:p>
-      <w:r>
-        <w:t>Steps 5 to 12 are unchanged. Run them exactly as written. Every event and every photo now travels over the mobile network and comes back to you through the relay, and the pass criteria in section 13 apply word for word.</w:t>
-      </w:r>
-    </w:p>
-    <w:p>
-      <w:r>
-        <w:t>One difference worth knowing: over cellular an event takes a second or two longer to appear in Window A than it did over the cable. Anything beyond about ten seconds is worth reporting.</w:t>
-      </w:r>
-    </w:p>
-    <w:p>
-      <w:pPr>
-        <w:pStyle w:val="Heading2"/>
-      </w:pPr>
-      <w:r>
-        <w:t>Step C4 — Put it back on the cable</w:t>
-      </w:r>
-    </w:p>
-    <w:p>
-      <w:r>
-        <w:t>To go back to the cable procedure, point the modem at this PC again and turn the cellular mode off:</w:t>
-      </w:r>
-    </w:p>
-    <w:p>
-      <w:pPr>
-        <w:spacing w:after="80"/>
-        <w:ind w:left="432"/>
-      </w:pPr>
-      <w:r>
-        <w:rPr>
-          <w:rFonts w:ascii="Consolas" w:hAnsi="Consolas"/>
-          <w:b/>
-          <w:color w:val="1F3D7A"/>
-          <w:sz w:val="18"/>
-        </w:rPr>
-        <w:t>cd ~/work/itpnovex/edgeai &amp;&amp; python3 scopus/at.py --point-here</w:t>
-      </w:r>
-    </w:p>
-    <w:p>
-      <w:pPr>
-        <w:spacing w:after="80"/>
-        <w:ind w:left="432"/>
-      </w:pPr>
-      <w:r>
-        <w:rPr>
-          <w:rFonts w:ascii="Consolas" w:hAnsi="Consolas"/>
-          <w:b/>
-          <w:color w:val="1F3D7A"/>
-          <w:sz w:val="18"/>
-        </w:rPr>
-        <w:t>cd ~/work/itpnovex/edgeai &amp;&amp; python3 scopus/at.py "AT+SDVRNET=0"</w:t>
-      </w:r>
-    </w:p>
-    <w:p>
-      <w:pPr>
-        <w:ind w:left="432"/>
-      </w:pPr>
-      <w:r>
-        <w:rPr>
-          <w:i/>
-          <w:color w:val="444444"/>
-          <w:sz w:val="18"/>
-        </w:rPr>
-        <w:t>--point-here also puts events back on the cable's datagram port, which is what the server in Step 3 listens on. If you skip it and go straight back to Step 3, the events have nowhere to land and Step 8 fails for a reason nothing on screen explains.</w:t>
-      </w:r>
-    </w:p>
-    <w:p>
-      <w:pPr>
-        <w:ind w:left="432"/>
-      </w:pPr>
-      <w:r>
-        <w:rPr>
-          <w:i/>
-          <w:color w:val="444444"/>
-          <w:sz w:val="18"/>
-        </w:rPr>
-        <w:t>AT+SDVRNET=0 stops the modem maintaining the mobile connection; it does not cut a transfer that is in progress.</w:t>
-      </w:r>
-    </w:p>
-    <w:p>
-      <w:pPr>
-        <w:pStyle w:val="Heading2"/>
-      </w:pPr>
-      <w:r>
-        <w:t>If the cellular test fails</w:t>
-      </w:r>
-    </w:p>
-    <w:tbl>
-      <w:tblPr>
-        <w:tblStyle w:val="LightGrid-Accent1"/>
-        <w:tblW w:type="auto" w:w="0"/>
-        <w:tblLook w:firstColumn="1" w:firstRow="1" w:lastColumn="0" w:lastRow="0" w:noHBand="0" w:noVBand="1" w:val="04A0"/>
-      </w:tblPr>
-      <w:tblGrid>
-        <w:gridCol w:w="4320"/>
-        <w:gridCol w:w="4320"/>
-      </w:tblGrid>
-      <w:tr>
-        <w:tc>
-          <w:tcPr>
-            <w:tcW w:type="dxa" w:w="4320"/>
-          </w:tcPr>
-          <w:p>
-            <w:r>
-              <w:t>What you see</w:t>
-            </w:r>
-          </w:p>
-        </w:tc>
-        <w:tc>
-          <w:tcPr>
-            <w:tcW w:type="dxa" w:w="4320"/>
-          </w:tcPr>
-          <w:p>
-            <w:r>
-              <w:t>What it means and what to do</w:t>
-            </w:r>
-          </w:p>
-        </w:tc>
-      </w:tr>
-      <w:tr>
-        <w:tc>
-          <w:tcPr>
-            <w:tcW w:type="dxa" w:w="4320"/>
-          </w:tcPr>
-          <w:p>
-            <w:r>
-              <w:t>Step C1: 2nd number is 0 (not registered)</w:t>
-            </w:r>
-          </w:p>
-        </w:tc>
-        <w:tc>
-          <w:tcPr>
-            <w:tcW w:type="dxa" w:w="4320"/>
-          </w:tcPr>
-          <w:p>
-            <w:r>
-              <w:t>Either there is no coverage where the bench is, or the modem is reading the wrong SIM slot. Both are covered by Step C0 — go back and run it; it takes two minutes and answers this question directly.</w:t>
-            </w:r>
-          </w:p>
-        </w:tc>
-      </w:tr>
-      <w:tr>
-        <w:tc>
-          <w:tcPr>
-            <w:tcW w:type="dxa" w:w="4320"/>
-          </w:tcPr>
-          <w:p>
-            <w:r>
-              <w:t>Step C1: 3rd number is 0 (no data session)</w:t>
-            </w:r>
-          </w:p>
-        </w:tc>
-        <w:tc>
-          <w:tcPr>
-            <w:tcW w:type="dxa" w:w="4320"/>
-          </w:tcPr>
-          <w:p>
-            <w:r>
-              <w:t>The APN is the first suspect — pass the right one with --apn. If several APNs all give the same result, the SIM's data service is the suspect, not the APN.</w:t>
-            </w:r>
-          </w:p>
-        </w:tc>
-      </w:tr>
-      <w:tr>
-        <w:tc>
-          <w:tcPr>
-            <w:tcW w:type="dxa" w:w="4320"/>
-          </w:tcPr>
-          <w:p>
-            <w:r>
-              <w:t>Step C1 passes, but nothing ever arrives in Window A</w:t>
-            </w:r>
-          </w:p>
-        </w:tc>
-        <w:tc>
-          <w:tcPr>
-            <w:tcW w:type="dxa" w:w="4320"/>
-          </w:tcPr>
-          <w:p>
-            <w:r>
-              <w:t>The modem has a route and is sending; the packets are being dropped somewhere between it and the relay. Report it with the output of  cd ~/work/itpnovex/edgeai &amp;&amp; python3 scopus/at.py "AT+SDVRNET?"  attached. Two known causes: a SIM whose data service is not actually active (it registers, gets an address, and carries nothing), and the relay's UDP port being closed by the server's firewall.</w:t>
-            </w:r>
-          </w:p>
-        </w:tc>
-      </w:tr>
-      <w:tr>
-        <w:tc>
-          <w:tcPr>
-            <w:tcW w:type="dxa" w:w="4320"/>
-          </w:tcPr>
-          <w:p>
-            <w:r>
-              <w:t>Any --raw command says it cannot reach the modem</w:t>
-            </w:r>
-          </w:p>
-        </w:tc>
-        <w:tc>
-          <w:tcPr>
-            <w:tcW w:type="dxa" w:w="4320"/>
-          </w:tcPr>
-          <w:p>
-            <w:r>
-              <w:t>That path goes over the USB Ethernet link, not the serial one, so it fails when the modem has dropped off USB — which also makes the ordinary commands answer with unreadable characters. Check both cables at the modem board, then re-run Step 2. If the modem does not reappear within a minute, it needs someone to re-seat it; nothing in this document can be run until it does.</w:t>
-            </w:r>
-          </w:p>
-        </w:tc>
-      </w:tr>
-      <w:tr>
-        <w:tc>
-          <w:tcPr>
-            <w:tcW w:type="dxa" w:w="4320"/>
-          </w:tcPr>
-          <w:p>
-            <w:r>
-              <w:t>Photos arrive but events do not</w:t>
-            </w:r>
-          </w:p>
-        </w:tc>
-        <w:tc>
-          <w:tcPr>
-            <w:tcW w:type="dxa" w:w="4320"/>
-          </w:tcPr>
-          <w:p>
-            <w:r>
-              <w:t>On this procedure both travel the same way, over port 80, so one arriving and not the other is not a network problem. Check the modem is set to send events as web requests:  cd ~/work/itpnovex/edgeai &amp;&amp; python3 scopus/at.py "AT+SDVRNTFPROTO?"  — it should answer 1 and "/scopus/notify". If it answers 0 the modem is still sending datagrams, which the relay's host does not accept; re-run Step C1.</w:t>
-            </w:r>
-          </w:p>
-        </w:tc>
-      </w:tr>
-      <w:tr>
-        <w:tc>
-          <w:tcPr>
-            <w:tcW w:type="dxa" w:w="4320"/>
-          </w:tcPr>
-          <w:p>
-            <w:r>
-              <w:t>Everything passes but nothing is ever delivered</w:t>
-            </w:r>
-          </w:p>
-        </w:tc>
-        <w:tc>
-          <w:tcPr>
-            <w:tcW w:type="dxa" w:w="4320"/>
-          </w:tcPr>
-          <w:p>
-            <w:r>
-              <w:t>Check which SIM the modem is on — Step C0. On the wrong card every check in this section passes and no data crosses. That is the single most likely cause of this exact symptom.</w:t>
-            </w:r>
-          </w:p>
-        </w:tc>
-      </w:tr>
-    </w:tbl>
-    <w:p>
-      <w:r>
-        <w:br w:type="page"/>
-      </w:r>
-    </w:p>
-    <w:p>
-      <w:pPr>
-        <w:pStyle w:val="Heading1"/>
-      </w:pPr>
-      <w:r>
-        <w:t>19. Driving the unit from the server (remote commands)</w:t>
+        <w:t>18. Driving the unit from the server (remote commands)</w:t>
       </w:r>
     </w:p>
     <w:p>
@@ -5457,7 +4340,7 @@
           <w:color w:val="444444"/>
           <w:sz w:val="18"/>
         </w:rPr>
-        <w:t>If the second number is 0, the unit is not connected. Give it half a minute and look again: it retries on its own, waiting 5 seconds then 10, 20 and so on up to a minute between attempts. If it stays 0, run Step C0 first — with no mobile data there is nothing for it to connect over.</w:t>
+        <w:t>If the second number is 0, the unit is not connected. Give it half a minute and look again: it retries on its own, waiting 5 seconds then 10, 20 and so on up to a minute between attempts. If it stays 0, check the mobile side first (Scopus_QA_Flow.docx, Part 2, Step 1) — with no mobile data there is nothing for it to connect over.</w:t>
       </w:r>
     </w:p>
     <w:p>
@@ -6157,7 +5040,7 @@
           </w:tcPr>
           <w:p>
             <w:r>
-              <w:t>Switched on but not connecting. Almost always no mobile data rather than anything to do with this channel — run Step C0. If the mobile side is healthy, the certificates are the next suspect: the modem must have all three files under /data/sdvr/certs.</w:t>
+              <w:t>Switched on but not connecting. Almost always no mobile data rather than anything to do with this channel — check the mobile side (Scopus_QA_Flow.docx, Part 2). If the mobile side is healthy, the certificates are the next suspect: the modem must have all three files under /data/sdvr/certs.</w:t>
             </w:r>
           </w:p>
         </w:tc>
@@ -6278,7 +5161,7 @@
         <w:pStyle w:val="Heading1"/>
       </w:pPr>
       <w:r>
-        <w:t>20. Checking the motion sensor (the unit being moved)</w:t>
+        <w:t>19. Checking the motion sensor (the unit being moved)</w:t>
       </w:r>
     </w:p>
     <w:p>

--- a/scopus/Scopus_Tester_Manual.docx
+++ b/scopus/Scopus_Tester_Manual.docx
@@ -20,7 +20,7 @@
     </w:p>
     <w:p>
       <w:r>
-        <w:t>Generated 2026-08-26 from scopus/make_tester_manual.py. Every command below was run, in this order, on the bench PC this document is written for, and each “Expected” block is the output that came back. The one exception is Step 9, which needs a person standing in front of the camera; its example is a real live detection recorded on the same bench.</w:t>
+        <w:t>Generated 2026-09-02 from scopus/make_tester_manual.py. Every command below was run, in this order, on the bench PC this document is written for, and each “Expected” block is the output that came back. The one exception is Step 9, which needs a person standing in front of the camera; its example is a real live detection recorded on the same bench.</w:t>
       </w:r>
     </w:p>
     <w:p>
@@ -5636,6 +5636,181 @@
         <w:t>cd ~/work/itpnovex/edgeai &amp;&amp; python3 scopus/cam.py "motion sense 50 30"</w:t>
       </w:r>
     </w:p>
+    <w:p>
+      <w:pPr>
+        <w:pStyle w:val="Heading1"/>
+      </w:pPr>
+      <w:r>
+        <w:t>20. When the camera sees it and the count does not</w:t>
+      </w:r>
+    </w:p>
+    <w:p>
+      <w:r>
+        <w:t>Sooner or later you will look at the live picture, see a person plainly, and see the counter say 0. Before reporting it, take one extra picture: the one the neural network is being given. It is not the same picture as the one on your screen, and knowing which of the two is wrong is most of the answer.</w:t>
+      </w:r>
+    </w:p>
+    <w:p>
+      <w:pPr>
+        <w:spacing w:after="80"/>
+        <w:ind w:left="432"/>
+      </w:pPr>
+      <w:r>
+        <w:rPr>
+          <w:rFonts w:ascii="Consolas" w:hAnsi="Consolas"/>
+          <w:b/>
+          <w:color w:val="1F3D7A"/>
+          <w:sz w:val="18"/>
+        </w:rPr>
+        <w:t>cd ~/work/itpnovex/edgeai &amp;&amp; python3 n6cam-grab-frame.py --source nn -o nn_input.png</w:t>
+      </w:r>
+    </w:p>
+    <w:p>
+      <w:pPr>
+        <w:spacing w:after="40"/>
+      </w:pPr>
+      <w:r>
+        <w:rPr>
+          <w:b/>
+          <w:color w:val="1E6B2E"/>
+          <w:sz w:val="20"/>
+        </w:rPr>
+        <w:t>Expected:</w:t>
+      </w:r>
+    </w:p>
+    <w:p>
+      <w:pPr>
+        <w:spacing w:after="80"/>
+        <w:ind w:left="432"/>
+      </w:pPr>
+      <w:r>
+        <w:rPr>
+          <w:rFonts w:ascii="Consolas" w:hAnsi="Consolas"/>
+          <w:sz w:val="18"/>
+        </w:rPr>
+        <w:t>frame grab: nn 256x256 rgb888 196608 bytes</w:t>
+        <w:br/>
+        <w:t>frame grab: sensor 2592x1944  nn-area 0,0 2592x1944  main-area 0,0 2592x1944</w:t>
+        <w:br/>
+        <w:t>frame grab: buffer 0x90030000, pipe filling 0x90000000</w:t>
+        <w:br/>
+        <w:t>wrote nn_input.png (256x256)</w:t>
+      </w:r>
+    </w:p>
+    <w:p>
+      <w:r>
+        <w:t>Open nn_input.png. That is exactly what the network saw. Two lines in the output matter as much as the picture:</w:t>
+      </w:r>
+    </w:p>
+    <w:tbl>
+      <w:tblPr>
+        <w:tblStyle w:val="LightGrid-Accent1"/>
+        <w:tblW w:type="auto" w:w="0"/>
+        <w:tblLook w:firstColumn="1" w:firstRow="1" w:lastColumn="0" w:lastRow="0" w:noHBand="0" w:noVBand="1" w:val="04A0"/>
+      </w:tblPr>
+      <w:tblGrid>
+        <w:gridCol w:w="4320"/>
+        <w:gridCol w:w="4320"/>
+      </w:tblGrid>
+      <w:tr>
+        <w:tc>
+          <w:tcPr>
+            <w:tcW w:type="dxa" w:w="4320"/>
+          </w:tcPr>
+          <w:p>
+            <w:r>
+              <w:t>Line</w:t>
+            </w:r>
+          </w:p>
+        </w:tc>
+        <w:tc>
+          <w:tcPr>
+            <w:tcW w:type="dxa" w:w="4320"/>
+          </w:tcPr>
+          <w:p>
+            <w:r>
+              <w:t>What it must say</w:t>
+            </w:r>
+          </w:p>
+        </w:tc>
+      </w:tr>
+      <w:tr>
+        <w:tc>
+          <w:tcPr>
+            <w:tcW w:type="dxa" w:w="4320"/>
+          </w:tcPr>
+          <w:p>
+            <w:r>
+              <w:t>nn-area / main-area</w:t>
+            </w:r>
+          </w:p>
+        </w:tc>
+        <w:tc>
+          <w:tcPr>
+            <w:tcW w:type="dxa" w:w="4320"/>
+          </w:tcPr>
+          <w:p>
+            <w:r>
+              <w:t>The same rectangle. They are the parts of the sensor the network and the screen are fed from. If they differ, there is picture you can see and the network cannot.</w:t>
+            </w:r>
+          </w:p>
+        </w:tc>
+      </w:tr>
+      <w:tr>
+        <w:tc>
+          <w:tcPr>
+            <w:tcW w:type="dxa" w:w="4320"/>
+          </w:tcPr>
+          <w:p>
+            <w:r>
+              <w:t>buffer / pipe filling</w:t>
+            </w:r>
+          </w:p>
+        </w:tc>
+        <w:tc>
+          <w:tcPr>
+            <w:tcW w:type="dxa" w:w="4320"/>
+          </w:tcPr>
+          <w:p>
+            <w:r>
+              <w:t>Two different addresses. If the line says SAME, the picture is half of one frame and half of the next, and anything moving in it is torn.</w:t>
+            </w:r>
+          </w:p>
+        </w:tc>
+      </w:tr>
+    </w:tbl>
+    <w:p>
+      <w:r>
+        <w:t>You can also save what the screen shows, for comparison:</w:t>
+      </w:r>
+    </w:p>
+    <w:p>
+      <w:pPr>
+        <w:spacing w:after="80"/>
+        <w:ind w:left="432"/>
+      </w:pPr>
+      <w:r>
+        <w:rPr>
+          <w:rFonts w:ascii="Consolas" w:hAnsi="Consolas"/>
+          <w:b/>
+          <w:color w:val="1F3D7A"/>
+          <w:sz w:val="18"/>
+        </w:rPr>
+        <w:t>cd ~/work/itpnovex/edgeai &amp;&amp; python3 n6cam-grab-frame.py --source live -o live_frame.png</w:t>
+      </w:r>
+    </w:p>
+    <w:p>
+      <w:pPr>
+        <w:ind w:left="432"/>
+      </w:pPr>
+      <w:r>
+        <w:rPr>
+          <w:i/>
+          <w:color w:val="444444"/>
+          <w:sz w:val="18"/>
+        </w:rPr>
+        <w:t>Attach both PNGs to the report. A missed person is either a network that was wrong about the picture or a network that was never shown it, and those have different fixes — these two files say which, in one step.</w:t>
+      </w:r>
+    </w:p>
     <w:sectPr>
       <w:pgSz w:w="12240" w:h="15840"/>
       <w:pgMar w:top="1440" w:right="1800" w:bottom="1440" w:left="1800" w:header="720" w:footer="720" w:gutter="0"/>

--- a/scopus/Scopus_Tester_Manual.docx
+++ b/scopus/Scopus_Tester_Manual.docx
@@ -20,7 +20,7 @@
     </w:p>
     <w:p>
       <w:r>
-        <w:t>Generated 2026-09-02 from scopus/make_tester_manual.py. Every command below was run, in this order, on the bench PC this document is written for, and each “Expected” block is the output that came back. The one exception is Step 9, which needs a person standing in front of the camera; its example is a real live detection recorded on the same bench.</w:t>
+        <w:t>Generated 2026-09-04 from scopus/make_tester_manual.py. Every command below was run, in this order, on the bench PC this document is written for, and each “Expected” block is the output that came back. The one exception is Step 9, which needs a person standing in front of the camera; its example is a real live detection recorded on the same bench.</w:t>
       </w:r>
     </w:p>
     <w:p>
@@ -1398,6 +1398,10 @@
         <w:br/>
         <w:t>notify enable: 0x000000ff</w:t>
         <w:br/>
+        <w:t xml:space="preserve">  on : netreg motion-start motion-stop periodic people vehicle</w:t>
+        <w:br/>
+        <w:t xml:space="preserve">  off: (nothing)</w:t>
+        <w:br/>
         <w:t>notify enable ok</w:t>
       </w:r>
     </w:p>
@@ -1451,7 +1455,7 @@
           </w:tcPr>
           <w:p>
             <w:r>
-              <w:t>look for people (0x01); when you find some, both save a picture to the SD card and report it (0x03). The 'report' half is what makes an event reach this PC — with it off the camera detects silently</w:t>
+              <w:t>look for people (0x01); when you find some, both save a picture to the SD card and report it (0x03). The 'report' half is what makes an event reach this PC. With it off the camera detects silently</w:t>
             </w:r>
           </w:p>
         </w:tc>
@@ -1490,7 +1494,35 @@
           <w:color w:val="444444"/>
           <w:sz w:val="18"/>
         </w:rPr>
-        <w:t>These two settings go back to their defaults if the camera restarts. If a later step stops producing events, come back and run these two again — see section 15.</w:t>
+        <w:t>The two lines under 'notify enable' say which events the camera will report and which it will keep to itself. Read them. A kind of event that is on the 'off' line will be detected, photographed and never reported, and nothing later in this test will tell you why.</w:t>
+      </w:r>
+    </w:p>
+    <w:p/>
+    <w:p>
+      <w:pPr>
+        <w:ind w:left="432"/>
+      </w:pPr>
+      <w:r>
+        <w:rPr>
+          <w:i/>
+          <w:color w:val="444444"/>
+          <w:sz w:val="18"/>
+        </w:rPr>
+        <w:t>To look for vehicles as well, use 'detect profile 0x03 0x03' and make sure 'vehicle' is on the 'on' line above. Vehicles are a separate bit in both settings: 0x02 in the detect profile and 0x20 in the notify mask. Setting one without the other is the commonest way to end up with pictures of cars and no notifications about them, and the camera now warns you when you do it.</w:t>
+      </w:r>
+    </w:p>
+    <w:p/>
+    <w:p>
+      <w:pPr>
+        <w:ind w:left="432"/>
+      </w:pPr>
+      <w:r>
+        <w:rPr>
+          <w:i/>
+          <w:color w:val="444444"/>
+          <w:sz w:val="18"/>
+        </w:rPr>
+        <w:t>These two settings go back to their defaults if the camera restarts. If a later step stops producing events, come back and run these two again, see section 15.</w:t>
       </w:r>
     </w:p>
     <w:p>
@@ -3819,6 +3851,8 @@
         <w:t>ntf: queued=3 sent=3 unconfirmed=0 dropped=0</w:t>
         <w:br/>
         <w:t>link: relinks=3 consec_timeouts=0</w:t>
+        <w:br/>
+        <w:t>ring: on (continuous DMA + 16-byte FIFO)  bytes=990 lost=0 peak=11/1024 restarts=0</w:t>
       </w:r>
     </w:p>
     <w:tbl>
@@ -3959,6 +3993,50 @@
           <w:p>
             <w:r>
               <w:t>corruption on the internal cable. A clean link reports 0 badcrc.</w:t>
+            </w:r>
+          </w:p>
+        </w:tc>
+      </w:tr>
+      <w:tr>
+        <w:tc>
+          <w:tcPr>
+            <w:tcW w:type="dxa" w:w="4320"/>
+          </w:tcPr>
+          <w:p>
+            <w:r>
+              <w:t>ring: lost</w:t>
+            </w:r>
+          </w:p>
+        </w:tc>
+        <w:tc>
+          <w:tcPr>
+            <w:tcW w:type="dxa" w:w="4320"/>
+          </w:tcPr>
+          <w:p>
+            <w:r>
+              <w:t>bytes the camera received and never got to read. Must be 0. Anything else is worth reporting.</w:t>
+            </w:r>
+          </w:p>
+        </w:tc>
+      </w:tr>
+      <w:tr>
+        <w:tc>
+          <w:tcPr>
+            <w:tcW w:type="dxa" w:w="4320"/>
+          </w:tcPr>
+          <w:p>
+            <w:r>
+              <w:t>ring: peak</w:t>
+            </w:r>
+          </w:p>
+        </w:tc>
+        <w:tc>
+          <w:tcPr>
+            <w:tcW w:type="dxa" w:w="4320"/>
+          </w:tcPr>
+          <w:p>
+            <w:r>
+              <w:t>the most the camera ever had waiting, out of the space it has. Information, not a fault.</w:t>
             </w:r>
           </w:p>
         </w:tc>
